--- a/memoire-ngoma/livrables/Chapitre_5_Resultats_pour_validation.docx
+++ b/memoire-ngoma/livrables/Chapitre_5_Resultats_pour_validation.docx
@@ -235,7 +235,7 @@
           <w:pgNumType w:fmt="decimal"/>
           <w:formProt w:val="false"/>
           <w:textDirection w:val="lrTb"/>
-          <w:docGrid w:type="default" w:linePitch="360" w:charSpace="4294959103"/>
+          <w:docGrid w:type="default" w:linePitch="360" w:charSpace="0"/>
         </w:sectPr>
       </w:pPr>
       <w:r>
@@ -358,8 +358,8 @@
         </w:tblCellMar>
       </w:tblPr>
       <w:tblGrid>
-        <w:gridCol w:w="2920"/>
-        <w:gridCol w:w="5866"/>
+        <w:gridCol w:w="2919"/>
+        <w:gridCol w:w="5867"/>
       </w:tblGrid>
       <w:tr>
         <w:trPr>
@@ -367,7 +367,7 @@
         </w:trPr>
         <w:tc>
           <w:tcPr>
-            <w:tcW w:w="2920" w:type="dxa"/>
+            <w:tcW w:w="2919" w:type="dxa"/>
             <w:tcBorders>
               <w:top w:val="single" w:sz="4" w:space="0" w:color="000000"/>
               <w:left w:val="single" w:sz="4" w:space="0" w:color="000000"/>
@@ -401,7 +401,7 @@
         </w:tc>
         <w:tc>
           <w:tcPr>
-            <w:tcW w:w="5866" w:type="dxa"/>
+            <w:tcW w:w="5867" w:type="dxa"/>
             <w:tcBorders>
               <w:top w:val="single" w:sz="4" w:space="0" w:color="000000"/>
               <w:left w:val="single" w:sz="4" w:space="0" w:color="000000"/>
@@ -438,7 +438,7 @@
         <w:trPr/>
         <w:tc>
           <w:tcPr>
-            <w:tcW w:w="2920" w:type="dxa"/>
+            <w:tcW w:w="2919" w:type="dxa"/>
             <w:tcBorders>
               <w:top w:val="single" w:sz="4" w:space="0" w:color="000000"/>
               <w:left w:val="single" w:sz="4" w:space="0" w:color="000000"/>
@@ -471,7 +471,7 @@
         </w:tc>
         <w:tc>
           <w:tcPr>
-            <w:tcW w:w="5866" w:type="dxa"/>
+            <w:tcW w:w="5867" w:type="dxa"/>
             <w:tcBorders>
               <w:top w:val="single" w:sz="4" w:space="0" w:color="000000"/>
               <w:left w:val="single" w:sz="4" w:space="0" w:color="000000"/>
@@ -507,7 +507,7 @@
         <w:trPr/>
         <w:tc>
           <w:tcPr>
-            <w:tcW w:w="2920" w:type="dxa"/>
+            <w:tcW w:w="2919" w:type="dxa"/>
             <w:tcBorders>
               <w:top w:val="single" w:sz="4" w:space="0" w:color="000000"/>
               <w:left w:val="single" w:sz="4" w:space="0" w:color="000000"/>
@@ -540,7 +540,7 @@
         </w:tc>
         <w:tc>
           <w:tcPr>
-            <w:tcW w:w="5866" w:type="dxa"/>
+            <w:tcW w:w="5867" w:type="dxa"/>
             <w:tcBorders>
               <w:top w:val="single" w:sz="4" w:space="0" w:color="000000"/>
               <w:left w:val="single" w:sz="4" w:space="0" w:color="000000"/>
@@ -576,7 +576,7 @@
         <w:trPr/>
         <w:tc>
           <w:tcPr>
-            <w:tcW w:w="2920" w:type="dxa"/>
+            <w:tcW w:w="2919" w:type="dxa"/>
             <w:tcBorders>
               <w:top w:val="single" w:sz="4" w:space="0" w:color="000000"/>
               <w:left w:val="single" w:sz="4" w:space="0" w:color="000000"/>
@@ -609,7 +609,7 @@
         </w:tc>
         <w:tc>
           <w:tcPr>
-            <w:tcW w:w="5866" w:type="dxa"/>
+            <w:tcW w:w="5867" w:type="dxa"/>
             <w:tcBorders>
               <w:top w:val="single" w:sz="4" w:space="0" w:color="000000"/>
               <w:left w:val="single" w:sz="4" w:space="0" w:color="000000"/>
@@ -645,7 +645,7 @@
         <w:trPr/>
         <w:tc>
           <w:tcPr>
-            <w:tcW w:w="2920" w:type="dxa"/>
+            <w:tcW w:w="2919" w:type="dxa"/>
             <w:tcBorders>
               <w:top w:val="single" w:sz="4" w:space="0" w:color="000000"/>
               <w:left w:val="single" w:sz="4" w:space="0" w:color="000000"/>
@@ -678,7 +678,7 @@
         </w:tc>
         <w:tc>
           <w:tcPr>
-            <w:tcW w:w="5866" w:type="dxa"/>
+            <w:tcW w:w="5867" w:type="dxa"/>
             <w:tcBorders>
               <w:top w:val="single" w:sz="4" w:space="0" w:color="000000"/>
               <w:left w:val="single" w:sz="4" w:space="0" w:color="000000"/>
@@ -714,7 +714,7 @@
         <w:trPr/>
         <w:tc>
           <w:tcPr>
-            <w:tcW w:w="2920" w:type="dxa"/>
+            <w:tcW w:w="2919" w:type="dxa"/>
             <w:tcBorders>
               <w:top w:val="single" w:sz="4" w:space="0" w:color="000000"/>
               <w:left w:val="single" w:sz="4" w:space="0" w:color="000000"/>
@@ -747,7 +747,7 @@
         </w:tc>
         <w:tc>
           <w:tcPr>
-            <w:tcW w:w="5866" w:type="dxa"/>
+            <w:tcW w:w="5867" w:type="dxa"/>
             <w:tcBorders>
               <w:top w:val="single" w:sz="4" w:space="0" w:color="000000"/>
               <w:left w:val="single" w:sz="4" w:space="0" w:color="000000"/>
@@ -783,7 +783,7 @@
         <w:trPr/>
         <w:tc>
           <w:tcPr>
-            <w:tcW w:w="2920" w:type="dxa"/>
+            <w:tcW w:w="2919" w:type="dxa"/>
             <w:tcBorders>
               <w:top w:val="single" w:sz="4" w:space="0" w:color="000000"/>
               <w:left w:val="single" w:sz="4" w:space="0" w:color="000000"/>
@@ -816,7 +816,7 @@
         </w:tc>
         <w:tc>
           <w:tcPr>
-            <w:tcW w:w="5866" w:type="dxa"/>
+            <w:tcW w:w="5867" w:type="dxa"/>
             <w:tcBorders>
               <w:top w:val="single" w:sz="4" w:space="0" w:color="000000"/>
               <w:left w:val="single" w:sz="4" w:space="0" w:color="000000"/>
@@ -852,7 +852,7 @@
         <w:trPr/>
         <w:tc>
           <w:tcPr>
-            <w:tcW w:w="2920" w:type="dxa"/>
+            <w:tcW w:w="2919" w:type="dxa"/>
             <w:tcBorders>
               <w:top w:val="single" w:sz="4" w:space="0" w:color="000000"/>
               <w:left w:val="single" w:sz="4" w:space="0" w:color="000000"/>
@@ -885,7 +885,7 @@
         </w:tc>
         <w:tc>
           <w:tcPr>
-            <w:tcW w:w="5866" w:type="dxa"/>
+            <w:tcW w:w="5867" w:type="dxa"/>
             <w:tcBorders>
               <w:top w:val="single" w:sz="4" w:space="0" w:color="000000"/>
               <w:left w:val="single" w:sz="4" w:space="0" w:color="000000"/>
@@ -921,7 +921,7 @@
         <w:trPr/>
         <w:tc>
           <w:tcPr>
-            <w:tcW w:w="2920" w:type="dxa"/>
+            <w:tcW w:w="2919" w:type="dxa"/>
             <w:tcBorders>
               <w:top w:val="single" w:sz="4" w:space="0" w:color="000000"/>
               <w:left w:val="single" w:sz="4" w:space="0" w:color="000000"/>
@@ -954,7 +954,7 @@
         </w:tc>
         <w:tc>
           <w:tcPr>
-            <w:tcW w:w="5866" w:type="dxa"/>
+            <w:tcW w:w="5867" w:type="dxa"/>
             <w:tcBorders>
               <w:top w:val="single" w:sz="4" w:space="0" w:color="000000"/>
               <w:left w:val="single" w:sz="4" w:space="0" w:color="000000"/>
@@ -990,7 +990,7 @@
         <w:trPr/>
         <w:tc>
           <w:tcPr>
-            <w:tcW w:w="2920" w:type="dxa"/>
+            <w:tcW w:w="2919" w:type="dxa"/>
             <w:tcBorders>
               <w:top w:val="single" w:sz="4" w:space="0" w:color="000000"/>
               <w:left w:val="single" w:sz="4" w:space="0" w:color="000000"/>
@@ -1024,7 +1024,7 @@
         </w:tc>
         <w:tc>
           <w:tcPr>
-            <w:tcW w:w="5866" w:type="dxa"/>
+            <w:tcW w:w="5867" w:type="dxa"/>
             <w:tcBorders>
               <w:top w:val="single" w:sz="4" w:space="0" w:color="000000"/>
               <w:left w:val="single" w:sz="4" w:space="0" w:color="000000"/>
@@ -1106,8 +1106,8 @@
         </w:tblCellMar>
       </w:tblPr>
       <w:tblGrid>
-        <w:gridCol w:w="2920"/>
-        <w:gridCol w:w="5866"/>
+        <w:gridCol w:w="2919"/>
+        <w:gridCol w:w="5867"/>
       </w:tblGrid>
       <w:tr>
         <w:trPr>
@@ -1115,7 +1115,7 @@
         </w:trPr>
         <w:tc>
           <w:tcPr>
-            <w:tcW w:w="2920" w:type="dxa"/>
+            <w:tcW w:w="2919" w:type="dxa"/>
             <w:tcBorders>
               <w:top w:val="single" w:sz="4" w:space="0" w:color="000000"/>
               <w:left w:val="single" w:sz="4" w:space="0" w:color="000000"/>
@@ -1149,7 +1149,7 @@
         </w:tc>
         <w:tc>
           <w:tcPr>
-            <w:tcW w:w="5866" w:type="dxa"/>
+            <w:tcW w:w="5867" w:type="dxa"/>
             <w:tcBorders>
               <w:top w:val="single" w:sz="4" w:space="0" w:color="000000"/>
               <w:left w:val="single" w:sz="4" w:space="0" w:color="000000"/>
@@ -1186,7 +1186,7 @@
         <w:trPr/>
         <w:tc>
           <w:tcPr>
-            <w:tcW w:w="2920" w:type="dxa"/>
+            <w:tcW w:w="2919" w:type="dxa"/>
             <w:tcBorders>
               <w:top w:val="single" w:sz="4" w:space="0" w:color="000000"/>
               <w:left w:val="single" w:sz="4" w:space="0" w:color="000000"/>
@@ -1219,7 +1219,7 @@
         </w:tc>
         <w:tc>
           <w:tcPr>
-            <w:tcW w:w="5866" w:type="dxa"/>
+            <w:tcW w:w="5867" w:type="dxa"/>
             <w:tcBorders>
               <w:top w:val="single" w:sz="4" w:space="0" w:color="000000"/>
               <w:left w:val="single" w:sz="4" w:space="0" w:color="000000"/>
@@ -1255,7 +1255,7 @@
         <w:trPr/>
         <w:tc>
           <w:tcPr>
-            <w:tcW w:w="2920" w:type="dxa"/>
+            <w:tcW w:w="2919" w:type="dxa"/>
             <w:tcBorders>
               <w:top w:val="single" w:sz="4" w:space="0" w:color="000000"/>
               <w:left w:val="single" w:sz="4" w:space="0" w:color="000000"/>
@@ -1288,7 +1288,7 @@
         </w:tc>
         <w:tc>
           <w:tcPr>
-            <w:tcW w:w="5866" w:type="dxa"/>
+            <w:tcW w:w="5867" w:type="dxa"/>
             <w:tcBorders>
               <w:top w:val="single" w:sz="4" w:space="0" w:color="000000"/>
               <w:left w:val="single" w:sz="4" w:space="0" w:color="000000"/>
@@ -1324,7 +1324,7 @@
         <w:trPr/>
         <w:tc>
           <w:tcPr>
-            <w:tcW w:w="2920" w:type="dxa"/>
+            <w:tcW w:w="2919" w:type="dxa"/>
             <w:tcBorders>
               <w:top w:val="single" w:sz="4" w:space="0" w:color="000000"/>
               <w:left w:val="single" w:sz="4" w:space="0" w:color="000000"/>
@@ -1357,7 +1357,7 @@
         </w:tc>
         <w:tc>
           <w:tcPr>
-            <w:tcW w:w="5866" w:type="dxa"/>
+            <w:tcW w:w="5867" w:type="dxa"/>
             <w:tcBorders>
               <w:top w:val="single" w:sz="4" w:space="0" w:color="000000"/>
               <w:left w:val="single" w:sz="4" w:space="0" w:color="000000"/>
@@ -1393,7 +1393,7 @@
         <w:trPr/>
         <w:tc>
           <w:tcPr>
-            <w:tcW w:w="2920" w:type="dxa"/>
+            <w:tcW w:w="2919" w:type="dxa"/>
             <w:tcBorders>
               <w:top w:val="single" w:sz="4" w:space="0" w:color="000000"/>
               <w:left w:val="single" w:sz="4" w:space="0" w:color="000000"/>
@@ -1426,7 +1426,7 @@
         </w:tc>
         <w:tc>
           <w:tcPr>
-            <w:tcW w:w="5866" w:type="dxa"/>
+            <w:tcW w:w="5867" w:type="dxa"/>
             <w:tcBorders>
               <w:top w:val="single" w:sz="4" w:space="0" w:color="000000"/>
               <w:left w:val="single" w:sz="4" w:space="0" w:color="000000"/>
@@ -1462,7 +1462,7 @@
         <w:trPr/>
         <w:tc>
           <w:tcPr>
-            <w:tcW w:w="2920" w:type="dxa"/>
+            <w:tcW w:w="2919" w:type="dxa"/>
             <w:tcBorders>
               <w:top w:val="single" w:sz="4" w:space="0" w:color="000000"/>
               <w:left w:val="single" w:sz="4" w:space="0" w:color="000000"/>
@@ -1495,34 +1495,34 @@
         </w:tc>
         <w:tc>
           <w:tcPr>
-            <w:tcW w:w="5866" w:type="dxa"/>
-            <w:tcBorders>
-              <w:top w:val="single" w:sz="4" w:space="0" w:color="000000"/>
-              <w:left w:val="single" w:sz="4" w:space="0" w:color="000000"/>
-              <w:bottom w:val="single" w:sz="4" w:space="0" w:color="000000"/>
-              <w:right w:val="single" w:sz="4" w:space="0" w:color="000000"/>
-            </w:tcBorders>
-          </w:tcPr>
-          <w:p>
-            <w:pPr>
-              <w:pStyle w:val="Normal"/>
-              <w:spacing w:lineRule="auto" w:line="240" w:before="40" w:after="40"/>
-              <w:jc w:val="left"/>
-              <w:rPr>
-                <w:sz w:val="22"/>
-                <w:szCs w:val="22"/>
-              </w:rPr>
-            </w:pPr>
-            <w:r>
-              <w:rPr>
-                <w:b w:val="false"/>
-                <w:bCs w:val="false"/>
-                <w:i w:val="false"/>
-                <w:iCs w:val="false"/>
-                <w:sz w:val="22"/>
-                <w:szCs w:val="22"/>
-              </w:rPr>
-              <w:t>présent : 0 ; absent : 15</w:t>
+            <w:tcW w:w="5867" w:type="dxa"/>
+            <w:tcBorders>
+              <w:top w:val="single" w:sz="4" w:space="0" w:color="000000"/>
+              <w:left w:val="single" w:sz="4" w:space="0" w:color="000000"/>
+              <w:bottom w:val="single" w:sz="4" w:space="0" w:color="000000"/>
+              <w:right w:val="single" w:sz="4" w:space="0" w:color="000000"/>
+            </w:tcBorders>
+          </w:tcPr>
+          <w:p>
+            <w:pPr>
+              <w:pStyle w:val="Normal"/>
+              <w:spacing w:lineRule="auto" w:line="240" w:before="40" w:after="40"/>
+              <w:jc w:val="left"/>
+              <w:rPr>
+                <w:sz w:val="22"/>
+                <w:szCs w:val="22"/>
+              </w:rPr>
+            </w:pPr>
+            <w:r>
+              <w:rPr>
+                <w:b w:val="false"/>
+                <w:bCs w:val="false"/>
+                <w:i w:val="false"/>
+                <w:iCs w:val="false"/>
+                <w:sz w:val="22"/>
+                <w:szCs w:val="22"/>
+              </w:rPr>
+              <w:t>en état : 13 ; en panne : 2</w:t>
             </w:r>
           </w:p>
         </w:tc>
@@ -1531,67 +1531,67 @@
         <w:trPr/>
         <w:tc>
           <w:tcPr>
-            <w:tcW w:w="2920" w:type="dxa"/>
-            <w:tcBorders>
-              <w:top w:val="single" w:sz="4" w:space="0" w:color="000000"/>
-              <w:left w:val="single" w:sz="4" w:space="0" w:color="000000"/>
-              <w:bottom w:val="single" w:sz="4" w:space="0" w:color="000000"/>
-              <w:right w:val="single" w:sz="4" w:space="0" w:color="000000"/>
-            </w:tcBorders>
-          </w:tcPr>
-          <w:p>
-            <w:pPr>
-              <w:pStyle w:val="Normal"/>
-              <w:spacing w:lineRule="auto" w:line="240" w:before="40" w:after="40"/>
-              <w:jc w:val="left"/>
-              <w:rPr>
-                <w:sz w:val="22"/>
-                <w:szCs w:val="22"/>
-              </w:rPr>
-            </w:pPr>
-            <w:r>
-              <w:rPr>
-                <w:b w:val="false"/>
-                <w:bCs w:val="false"/>
-                <w:i w:val="false"/>
-                <w:iCs w:val="false"/>
-                <w:sz w:val="22"/>
-                <w:szCs w:val="22"/>
-              </w:rPr>
-              <w:t>Glycémie de la première CPN</w:t>
-            </w:r>
-          </w:p>
-        </w:tc>
-        <w:tc>
-          <w:tcPr>
-            <w:tcW w:w="5866" w:type="dxa"/>
-            <w:tcBorders>
-              <w:top w:val="single" w:sz="4" w:space="0" w:color="000000"/>
-              <w:left w:val="single" w:sz="4" w:space="0" w:color="000000"/>
-              <w:bottom w:val="single" w:sz="4" w:space="0" w:color="000000"/>
-              <w:right w:val="single" w:sz="4" w:space="0" w:color="000000"/>
-            </w:tcBorders>
-          </w:tcPr>
-          <w:p>
-            <w:pPr>
-              <w:pStyle w:val="Normal"/>
-              <w:spacing w:lineRule="auto" w:line="240" w:before="40" w:after="40"/>
-              <w:jc w:val="left"/>
-              <w:rPr>
-                <w:sz w:val="22"/>
-                <w:szCs w:val="22"/>
-              </w:rPr>
-            </w:pPr>
-            <w:r>
-              <w:rPr>
-                <w:b w:val="false"/>
-                <w:bCs w:val="false"/>
-                <w:i w:val="false"/>
-                <w:iCs w:val="false"/>
-                <w:sz w:val="22"/>
-                <w:szCs w:val="22"/>
-              </w:rPr>
-              <w:t>réalisée au laboratoire, sur bon de la CPN : 5 ; glucomètre réservé aux malades chroniques : 3 ; impossible (panne, bandelettes absentes ou périmées) : 6 ; pas de glucomètre : 1</w:t>
+            <w:tcW w:w="2919" w:type="dxa"/>
+            <w:tcBorders>
+              <w:top w:val="single" w:sz="4" w:space="0" w:color="000000"/>
+              <w:left w:val="single" w:sz="4" w:space="0" w:color="000000"/>
+              <w:bottom w:val="single" w:sz="4" w:space="0" w:color="000000"/>
+              <w:right w:val="single" w:sz="4" w:space="0" w:color="000000"/>
+            </w:tcBorders>
+          </w:tcPr>
+          <w:p>
+            <w:pPr>
+              <w:pStyle w:val="Normal"/>
+              <w:spacing w:lineRule="auto" w:line="240" w:before="40" w:after="40"/>
+              <w:jc w:val="left"/>
+              <w:rPr>
+                <w:sz w:val="22"/>
+                <w:szCs w:val="22"/>
+              </w:rPr>
+            </w:pPr>
+            <w:r>
+              <w:rPr>
+                <w:b w:val="false"/>
+                <w:bCs w:val="false"/>
+                <w:i w:val="false"/>
+                <w:iCs w:val="false"/>
+                <w:sz w:val="22"/>
+                <w:szCs w:val="22"/>
+              </w:rPr>
+              <w:t>Glycémie de la première CPN le jour de l'observation</w:t>
+            </w:r>
+          </w:p>
+        </w:tc>
+        <w:tc>
+          <w:tcPr>
+            <w:tcW w:w="5867" w:type="dxa"/>
+            <w:tcBorders>
+              <w:top w:val="single" w:sz="4" w:space="0" w:color="000000"/>
+              <w:left w:val="single" w:sz="4" w:space="0" w:color="000000"/>
+              <w:bottom w:val="single" w:sz="4" w:space="0" w:color="000000"/>
+              <w:right w:val="single" w:sz="4" w:space="0" w:color="000000"/>
+            </w:tcBorders>
+          </w:tcPr>
+          <w:p>
+            <w:pPr>
+              <w:pStyle w:val="Normal"/>
+              <w:spacing w:lineRule="auto" w:line="240" w:before="40" w:after="40"/>
+              <w:jc w:val="left"/>
+              <w:rPr>
+                <w:sz w:val="22"/>
+                <w:szCs w:val="22"/>
+              </w:rPr>
+            </w:pPr>
+            <w:r>
+              <w:rPr>
+                <w:b w:val="false"/>
+                <w:bCs w:val="false"/>
+                <w:i w:val="false"/>
+                <w:iCs w:val="false"/>
+                <w:sz w:val="22"/>
+                <w:szCs w:val="22"/>
+              </w:rPr>
+              <w:t>faite à toutes : 8 ; non faite : rupture de bandelettes : 3 ; non faite : glucomètre en panne : 2 ; non faite : aucun prestataire formé présent : 2</w:t>
             </w:r>
           </w:p>
         </w:tc>
@@ -1600,67 +1600,67 @@
         <w:trPr/>
         <w:tc>
           <w:tcPr>
-            <w:tcW w:w="2920" w:type="dxa"/>
-            <w:tcBorders>
-              <w:top w:val="single" w:sz="4" w:space="0" w:color="000000"/>
-              <w:left w:val="single" w:sz="4" w:space="0" w:color="000000"/>
-              <w:bottom w:val="single" w:sz="4" w:space="0" w:color="000000"/>
-              <w:right w:val="single" w:sz="4" w:space="0" w:color="000000"/>
-            </w:tcBorders>
-          </w:tcPr>
-          <w:p>
-            <w:pPr>
-              <w:pStyle w:val="Normal"/>
-              <w:spacing w:lineRule="auto" w:line="240" w:before="40" w:after="40"/>
-              <w:jc w:val="left"/>
-              <w:rPr>
-                <w:sz w:val="22"/>
-                <w:szCs w:val="22"/>
-              </w:rPr>
-            </w:pPr>
-            <w:r>
-              <w:rPr>
-                <w:b w:val="false"/>
-                <w:bCs w:val="false"/>
-                <w:i w:val="false"/>
-                <w:iCs w:val="false"/>
-                <w:sz w:val="22"/>
-                <w:szCs w:val="22"/>
-              </w:rPr>
-              <w:t>Glycémie refaite systématiquement à 24-28 semaines</w:t>
-            </w:r>
-          </w:p>
-        </w:tc>
-        <w:tc>
-          <w:tcPr>
-            <w:tcW w:w="5866" w:type="dxa"/>
-            <w:tcBorders>
-              <w:top w:val="single" w:sz="4" w:space="0" w:color="000000"/>
-              <w:left w:val="single" w:sz="4" w:space="0" w:color="000000"/>
-              <w:bottom w:val="single" w:sz="4" w:space="0" w:color="000000"/>
-              <w:right w:val="single" w:sz="4" w:space="0" w:color="000000"/>
-            </w:tcBorders>
-          </w:tcPr>
-          <w:p>
-            <w:pPr>
-              <w:pStyle w:val="Normal"/>
-              <w:spacing w:lineRule="auto" w:line="240" w:before="40" w:after="40"/>
-              <w:jc w:val="left"/>
-              <w:rPr>
-                <w:sz w:val="22"/>
-                <w:szCs w:val="22"/>
-              </w:rPr>
-            </w:pPr>
-            <w:r>
-              <w:rPr>
-                <w:b w:val="false"/>
-                <w:bCs w:val="false"/>
-                <w:i w:val="false"/>
-                <w:iCs w:val="false"/>
-                <w:sz w:val="22"/>
-                <w:szCs w:val="22"/>
-              </w:rPr>
-              <w:t>oui : 0 ; non (sur facteurs de risque au mieux) : 15</w:t>
+            <w:tcW w:w="2919" w:type="dxa"/>
+            <w:tcBorders>
+              <w:top w:val="single" w:sz="4" w:space="0" w:color="000000"/>
+              <w:left w:val="single" w:sz="4" w:space="0" w:color="000000"/>
+              <w:bottom w:val="single" w:sz="4" w:space="0" w:color="000000"/>
+              <w:right w:val="single" w:sz="4" w:space="0" w:color="000000"/>
+            </w:tcBorders>
+          </w:tcPr>
+          <w:p>
+            <w:pPr>
+              <w:pStyle w:val="Normal"/>
+              <w:spacing w:lineRule="auto" w:line="240" w:before="40" w:after="40"/>
+              <w:jc w:val="left"/>
+              <w:rPr>
+                <w:sz w:val="22"/>
+                <w:szCs w:val="22"/>
+              </w:rPr>
+            </w:pPr>
+            <w:r>
+              <w:rPr>
+                <w:b w:val="false"/>
+                <w:bCs w:val="false"/>
+                <w:i w:val="false"/>
+                <w:iCs w:val="false"/>
+                <w:sz w:val="22"/>
+                <w:szCs w:val="22"/>
+              </w:rPr>
+              <w:t>Rupture de bandelettes de glycémie (trois derniers mois)</w:t>
+            </w:r>
+          </w:p>
+        </w:tc>
+        <w:tc>
+          <w:tcPr>
+            <w:tcW w:w="5867" w:type="dxa"/>
+            <w:tcBorders>
+              <w:top w:val="single" w:sz="4" w:space="0" w:color="000000"/>
+              <w:left w:val="single" w:sz="4" w:space="0" w:color="000000"/>
+              <w:bottom w:val="single" w:sz="4" w:space="0" w:color="000000"/>
+              <w:right w:val="single" w:sz="4" w:space="0" w:color="000000"/>
+            </w:tcBorders>
+          </w:tcPr>
+          <w:p>
+            <w:pPr>
+              <w:pStyle w:val="Normal"/>
+              <w:spacing w:lineRule="auto" w:line="240" w:before="40" w:after="40"/>
+              <w:jc w:val="left"/>
+              <w:rPr>
+                <w:sz w:val="22"/>
+                <w:szCs w:val="22"/>
+              </w:rPr>
+            </w:pPr>
+            <w:r>
+              <w:rPr>
+                <w:b w:val="false"/>
+                <w:bCs w:val="false"/>
+                <w:i w:val="false"/>
+                <w:iCs w:val="false"/>
+                <w:sz w:val="22"/>
+                <w:szCs w:val="22"/>
+              </w:rPr>
+              <w:t>oui : 6 ; non : 9</w:t>
             </w:r>
           </w:p>
         </w:tc>
@@ -1669,7 +1669,145 @@
         <w:trPr/>
         <w:tc>
           <w:tcPr>
-            <w:tcW w:w="2920" w:type="dxa"/>
+            <w:tcW w:w="2919" w:type="dxa"/>
+            <w:tcBorders>
+              <w:top w:val="single" w:sz="4" w:space="0" w:color="000000"/>
+              <w:left w:val="single" w:sz="4" w:space="0" w:color="000000"/>
+              <w:bottom w:val="single" w:sz="4" w:space="0" w:color="000000"/>
+              <w:right w:val="single" w:sz="4" w:space="0" w:color="000000"/>
+            </w:tcBorders>
+          </w:tcPr>
+          <w:p>
+            <w:pPr>
+              <w:pStyle w:val="Normal"/>
+              <w:spacing w:lineRule="auto" w:line="240" w:before="40" w:after="40"/>
+              <w:jc w:val="left"/>
+              <w:rPr>
+                <w:sz w:val="22"/>
+                <w:szCs w:val="22"/>
+              </w:rPr>
+            </w:pPr>
+            <w:r>
+              <w:rPr>
+                <w:b w:val="false"/>
+                <w:bCs w:val="false"/>
+                <w:i w:val="false"/>
+                <w:iCs w:val="false"/>
+                <w:sz w:val="22"/>
+                <w:szCs w:val="22"/>
+              </w:rPr>
+              <w:t>Test manqué noté pour être refait</w:t>
+            </w:r>
+          </w:p>
+        </w:tc>
+        <w:tc>
+          <w:tcPr>
+            <w:tcW w:w="5867" w:type="dxa"/>
+            <w:tcBorders>
+              <w:top w:val="single" w:sz="4" w:space="0" w:color="000000"/>
+              <w:left w:val="single" w:sz="4" w:space="0" w:color="000000"/>
+              <w:bottom w:val="single" w:sz="4" w:space="0" w:color="000000"/>
+              <w:right w:val="single" w:sz="4" w:space="0" w:color="000000"/>
+            </w:tcBorders>
+          </w:tcPr>
+          <w:p>
+            <w:pPr>
+              <w:pStyle w:val="Normal"/>
+              <w:spacing w:lineRule="auto" w:line="240" w:before="40" w:after="40"/>
+              <w:jc w:val="left"/>
+              <w:rPr>
+                <w:sz w:val="22"/>
+                <w:szCs w:val="22"/>
+              </w:rPr>
+            </w:pPr>
+            <w:r>
+              <w:rPr>
+                <w:b w:val="false"/>
+                <w:bCs w:val="false"/>
+                <w:i w:val="false"/>
+                <w:iCs w:val="false"/>
+                <w:sz w:val="22"/>
+                <w:szCs w:val="22"/>
+              </w:rPr>
+              <w:t>oui : 2 ; non : 13</w:t>
+            </w:r>
+          </w:p>
+        </w:tc>
+      </w:tr>
+      <w:tr>
+        <w:trPr/>
+        <w:tc>
+          <w:tcPr>
+            <w:tcW w:w="2919" w:type="dxa"/>
+            <w:tcBorders>
+              <w:top w:val="single" w:sz="4" w:space="0" w:color="000000"/>
+              <w:left w:val="single" w:sz="4" w:space="0" w:color="000000"/>
+              <w:bottom w:val="single" w:sz="4" w:space="0" w:color="000000"/>
+              <w:right w:val="single" w:sz="4" w:space="0" w:color="000000"/>
+            </w:tcBorders>
+          </w:tcPr>
+          <w:p>
+            <w:pPr>
+              <w:pStyle w:val="Normal"/>
+              <w:spacing w:lineRule="auto" w:line="240" w:before="40" w:after="40"/>
+              <w:jc w:val="left"/>
+              <w:rPr>
+                <w:sz w:val="22"/>
+                <w:szCs w:val="22"/>
+              </w:rPr>
+            </w:pPr>
+            <w:r>
+              <w:rPr>
+                <w:b w:val="false"/>
+                <w:bCs w:val="false"/>
+                <w:i w:val="false"/>
+                <w:iCs w:val="false"/>
+                <w:sz w:val="22"/>
+                <w:szCs w:val="22"/>
+              </w:rPr>
+              <w:t>Glycémie refaite systématiquement à 24-28 semaines</w:t>
+            </w:r>
+          </w:p>
+        </w:tc>
+        <w:tc>
+          <w:tcPr>
+            <w:tcW w:w="5867" w:type="dxa"/>
+            <w:tcBorders>
+              <w:top w:val="single" w:sz="4" w:space="0" w:color="000000"/>
+              <w:left w:val="single" w:sz="4" w:space="0" w:color="000000"/>
+              <w:bottom w:val="single" w:sz="4" w:space="0" w:color="000000"/>
+              <w:right w:val="single" w:sz="4" w:space="0" w:color="000000"/>
+            </w:tcBorders>
+          </w:tcPr>
+          <w:p>
+            <w:pPr>
+              <w:pStyle w:val="Normal"/>
+              <w:spacing w:lineRule="auto" w:line="240" w:before="40" w:after="40"/>
+              <w:jc w:val="left"/>
+              <w:rPr>
+                <w:sz w:val="22"/>
+                <w:szCs w:val="22"/>
+              </w:rPr>
+            </w:pPr>
+            <w:r>
+              <w:rPr>
+                <w:b w:val="false"/>
+                <w:bCs w:val="false"/>
+                <w:i w:val="false"/>
+                <w:iCs w:val="false"/>
+                <w:sz w:val="22"/>
+                <w:szCs w:val="22"/>
+              </w:rPr>
+              <w:t>oui : 0 ; non (sur facteurs de risque au mieux) : 15</w:t>
+            </w:r>
+          </w:p>
+        </w:tc>
+      </w:tr>
+      <w:tr>
+        <w:trPr/>
+        <w:tc>
+          <w:tcPr>
+            <w:tcW w:w="2919" w:type="dxa"/>
             <w:tcBorders>
               <w:top w:val="single" w:sz="4" w:space="0" w:color="000000"/>
               <w:left w:val="single" w:sz="4" w:space="0" w:color="000000"/>
@@ -1703,7 +1841,7 @@
         </w:tc>
         <w:tc>
           <w:tcPr>
-            <w:tcW w:w="5866" w:type="dxa"/>
+            <w:tcW w:w="5867" w:type="dxa"/>
             <w:tcBorders>
               <w:top w:val="single" w:sz="4" w:space="0" w:color="000000"/>
               <w:left w:val="single" w:sz="4" w:space="0" w:color="000000"/>
@@ -1768,7 +1906,7 @@
           <w:i w:val="false"/>
           <w:iCs w:val="false"/>
         </w:rPr>
-        <w:t>Le tensiomètre était présent en salle de CPN dans les 15 centres. Un glucomètre existait dans 14 centres, mais jamais en salle de CPN : il était au laboratoire ou à la consultation des maladies chroniques. La glycémie de la première CPN, prévue pour toutes les femmes, n'était effectivement réalisée, sur bon de la CPN, que dans 5 centres ; ailleurs, le glucomètre était réservé aux malades chroniques (3), inutilisable (6) ou absent (1). Aucun centre (0) ne refaisait la glycémie de façon systématique entre 24 et 28 semaines.</w:t>
+        <w:t>Le tensiomètre et le glucomètre étaient présents en salle de CPN dans les 15 centres : la glycémie de la première CPN y est la règle pour toutes les femmes. Le jour de l'observation, elle était faite dans 8 centres ; dans les 7 autres, elle ne l'était pas, faute de bandelettes valides (3), d'un appareil en état (2) ou d'un prestataire formé présent (2). Au cours des trois mois précédents, 6 centres avaient connu une rupture de bandelettes. Seuls 2 centres notaient le test manqué pour le refaire au rendez-vous suivant, et aucun (0) ne refaisait la glycémie de façon systématique entre 24 et 28 semaines.</w:t>
       </w:r>
     </w:p>
     <w:p>
@@ -1805,7 +1943,7 @@
           <w:i w:val="false"/>
           <w:iCs w:val="false"/>
         </w:rPr>
-        <w:t>Tous les participants (20) reconnaissent ce dépistage comme relevant du mandat de la CPN, souvent le seul moment de la vie adulte où une femme en bonne santé rencontre régulièrement un soignant. Cette légitimité se dissocie pourtant de la pratique : la tension est un geste intégré, « comme le poids » ; la glycémie, là où elle n'est pas possible, sort du champ de pensée, ce que 4 participants décrivent comme un effet de l'impuissance.</w:t>
+        <w:t>Tous les participants (20) reconnaissent ce dépistage comme relevant du mandat de la CPN, souvent le seul moment de la vie adulte où une femme en bonne santé rencontre régulièrement un soignant. Cette légitimité se dissocie pourtant de la pratique : la tension est un geste intégré, « comme le poids » ; la glycémie, là où elle manque durablement, sort du champ de pensée, ce que 4 participants décrivent comme un effet de l'impuissance.</w:t>
       </w:r>
     </w:p>
     <w:p>
@@ -1856,7 +1994,7 @@
       </w:pPr>
       <w:r>
         <w:rPr/>
-        <w:t>5.2.2. Thème 1 — Un dépistage coupé en deux</w:t>
+        <w:t>5.2.2. Thème 1 — Un test pour toutes, sauf les jours où il manque quelque chose</w:t>
       </w:r>
     </w:p>
     <w:p>
@@ -1871,7 +2009,7 @@
           <w:i w:val="false"/>
           <w:iCs w:val="false"/>
         </w:rPr>
-        <w:t>Définition. La tension est mesurée à chaque visite ; la glycémie, prévue pour toutes à la première CPN, se fait ailleurs, au laboratoire ou à la consultation des maladies chroniques, avec des bandelettes que la CPN ne gère pas, et elle n'est plus refaite ensuite que sur des signes d'appel. Là où le circuit est fermé à la femme enceinte, même le test de la première CPN disparaît.</w:t>
+        <w:t>Définition. La tension est mesurée à chaque visite ; la glycémie est faite à toutes au premier contact, en salle de CPN, mais elle saute les jours de rupture de bandelettes, de panne du glucomètre ou d'absence d'un prestataire formé à son usage. La femme reçue ces jours-là n'est presque jamais rattrapée, et le test, même quand il est fait, n'est pas refait entre 24 et 28 semaines.</w:t>
       </w:r>
     </w:p>
     <w:p>
@@ -1886,7 +2024,7 @@
           <w:i w:val="false"/>
           <w:iCs w:val="false"/>
         </w:rPr>
-        <w:t>Même la tension connaît des omissions faute d'appareil disponible (9 participants), et le savoir glycémique s'érode quand il n'est pas pratiqué (4). Pour la glycémie, aucun ne décrit un geste réalisé en salle de CPN ; 12 décrivent le circuit du bon, du laboratoire et des bandelettes réservées d'abord aux malades chroniques.</w:t>
+        <w:t>Tous les participants (20) décrivent la glycémie de la première CPN comme une règle pour toutes ; 16 décrivent des jours, des semaines ou des mois où elle ne se fait pas. Trois causes reviennent : la rupture ou la péremption des bandelettes, dont la CPN partage le stock avec la consultation des maladies chroniques (6 participants évoquent cette concurrence) ; la panne d'un appareil que personne ne répare (5) ; et l'absence, certains jours, du seul prestataire qui sait se servir du glucomètre, ses collègues n'ayant jamais été formés à son usage. Même la tension connaît des omissions faute d'appareil disponible (9 participants), et le savoir glycémique s'érode quand il n'est pas pratiqué (3).</w:t>
       </w:r>
     </w:p>
     <w:p>
@@ -1907,7 +2045,7 @@
           <w:sz w:val="24"/>
           <w:szCs w:val="24"/>
         </w:rPr>
-        <w:t>« Le sucre, normalement c'est pour toutes à la première visite, c'est sur la fiche. Mais l'appareil est au laboratoire, pour les malades chroniques, et les bandelettes vont d'abord à eux. Pour les femmes enceintes, ici, la case du sucre reste presque toujours vide. »</w:t>
+        <w:t>« Le sucre, c'est pour toutes à la première visite, c'est sur la fiche, et le glucomètre est là, sur la table. Mais c'est ma collègue qui s'en sert ; moi, on ne m'a jamais formé à cet appareil. Quand elle est en congé, la case du sucre reste vide, et personne ne rappelle ces femmes. »</w:t>
       </w:r>
     </w:p>
     <w:p>
@@ -1941,7 +2079,7 @@
           <w:i w:val="false"/>
           <w:iCs w:val="false"/>
         </w:rPr>
-        <w:t>Là où le circuit est ouvert, le test de la première CPN est fait à toutes, mais il reste unique : 6 participants décrivent une glycémie qui n'est refaite qu'en présence d'un signe d'appel ou d'un facteur de risque — surpoids, antécédent de gros bébé, diabète dans la famille, sucre dans les urines, âge —, et aucune épreuve de charge entre 24 et 28 semaines, la période où le diabète gestationnel apparaît. Une femme normale au premier trimestre n'est donc plus suivie sur ce point. Hors de la CPN, les campagnes de dépistage des maladies non transmissibles mesurent la tension et la glycémie de toute personne qui se présente, femmes enceintes comprises, sans que le résultat revienne à la CPN (2 participants) : le dépistage est coupé en deux à l'intérieur du centre, et en trois au-delà.</w:t>
+        <w:t>Onze participants parlent du devenir de la femme manquée : la case vide du registre n'est relue par personne, et les femmes reçues pendant une rupture ne sont pas rappelées quand les bandelettes reviennent ; 2 centres seulement inscrivent « glycémie à refaire » sur le carnet. L'accès au test dépend ainsi du jour où la femme se présente et de la personne qui la reçoit.</w:t>
       </w:r>
     </w:p>
     <w:p>
@@ -1962,7 +2100,7 @@
           <w:sz w:val="24"/>
           <w:szCs w:val="24"/>
         </w:rPr>
-        <w:t>« À la première visite, toutes font le sucre avec le bilan. Après, plus rien, sauf si quelque chose m'inquiète. Une femme normale à trois mois, je ne sais plus rien d'elle à sept mois. »</w:t>
+        <w:t>« Toutes les femmes venues pour leur première visite pendant ce temps-là sont reparties sans le test, et personne ne les a rappelées quand les bandelettes sont revenues : on n'a pas de liste, et à la visite suivante on ne pense pas à regarder si la case est vide. »</w:t>
       </w:r>
     </w:p>
     <w:p>
@@ -1986,6 +2124,21 @@
     </w:p>
     <w:p>
       <w:pPr>
+        <w:pStyle w:val="Normal"/>
+        <w:spacing w:before="0" w:after="140"/>
+        <w:jc w:val="both"/>
+        <w:rPr/>
+      </w:pPr>
+      <w:r>
+        <w:rPr>
+          <w:i w:val="false"/>
+          <w:iCs w:val="false"/>
+        </w:rPr>
+        <w:t>Là où tout est en place, le test reste unique : 6 participants décrivent une glycémie qui n'est refaite qu'en présence d'un signe d'appel ou d'un facteur de risque — surpoids, antécédent de gros bébé, diabète dans la famille, sucre dans les urines, âge —, et aucune épreuve de charge entre 24 et 28 semaines, la période où le diabète gestationnel apparaît. Hors de la CPN, les campagnes de dépistage des maladies non transmissibles mesurent la tension et la glycémie de toute personne qui se présente, femmes enceintes comprises, sans que le résultat revienne à la CPN (2 participants).</w:t>
+      </w:r>
+    </w:p>
+    <w:p>
+      <w:pPr>
         <w:pStyle w:val="Heading3"/>
         <w:spacing w:before="180" w:after="100"/>
         <w:rPr/>
@@ -2209,7 +2362,7 @@
           <w:i w:val="false"/>
           <w:iCs w:val="false"/>
         </w:rPr>
-        <w:t>Vingt participants sur 20 décrivent une préparation initiale absente ou insuffisante au dépistage du diabète gestationnel ; la formation continue, décisive quand elle a eu lieu, reste ponctuelle et nominative, et le savoir part avec la personne formée. La charge de travail (20 participants), la concurrence entre programmes (4) et l'absence de maintenance des appareils (5) limitent le dépistage ; un poste de constantes tenu par une personne dédiée est le facilitateur le plus cité.</w:t>
+        <w:t>Vingt participants sur 20 décrivent une préparation initiale absente ou insuffisante au dépistage du diabète gestationnel ; la formation continue, décisive quand elle a eu lieu, reste ponctuelle et nominative, et le savoir part avec la personne formée. La charge de travail (20 participants), la concurrence entre programmes (6) et l'absence de maintenance des appareils (5) limitent le dépistage ; un poste de constantes tenu par une personne dédiée est le facilitateur le plus cité.</w:t>
       </w:r>
     </w:p>
     <w:p>
@@ -2301,7 +2454,7 @@
           <w:i w:val="false"/>
           <w:iCs w:val="false"/>
         </w:rPr>
-        <w:t>Définition. L'équipement rend possible le test de la première CPN, mais ne règle ni le contrôle au troisième trimestre ni l'explication, et il est réparti au bénéfice des centres déjà les mieux placés. Même dans le centre le mieux pourvu, la glycémie n'est refaite qu'aux femmes à risque, faute d'une épreuve de charge praticable entre 24 et 28 semaines, et l'explication reste soumise au temps disponible. Six participants estiment que le lieu d'exercice décide de ce que reçoivent les femmes.</w:t>
+        <w:t>Définition. Des bandelettes en continu, un appareil entretenu et des prestataires formés rendent le test de la première CPN régulier et permettent de rattraper la femme manquée ; ils ne règlent ni le contrôle au troisième trimestre ni l'explication, et ils sont répartis au bénéfice des centres déjà les mieux placés. Même dans le centre le mieux pourvu, la glycémie n'est refaite qu'aux femmes à risque, faute d'une épreuve de charge praticable entre 24 et 28 semaines, et l'explication reste soumise au temps disponible. Six participants estiment que le lieu d'exercice décide de ce que reçoivent les femmes.</w:t>
       </w:r>
     </w:p>
     <w:p>
@@ -2408,6 +2561,61 @@
           <w:szCs w:val="24"/>
         </w:rPr>
         <w:t>(P06, sage-femme — traduit du kinyarwanda)</w:t>
+      </w:r>
+    </w:p>
+    <w:p>
+      <w:pPr>
+        <w:pStyle w:val="Normal"/>
+        <w:spacing w:before="0" w:after="140"/>
+        <w:jc w:val="both"/>
+        <w:rPr/>
+      </w:pPr>
+      <w:r>
+        <w:rPr>
+          <w:i w:val="false"/>
+          <w:iCs w:val="false"/>
+        </w:rPr>
+        <w:t>Après le diagnostic, le suivi lui-même suit les moyens du ménage. Cinq participants rapportent que des femmes de ménages aisés s'achètent un tensiomètre ou un glucomètre et se surveillent à domicile, puis reviennent avec leurs chiffres ; les femmes des ménages modestes, souvent les plus éloignées du centre, n'ont que le rendez-vous.</w:t>
+      </w:r>
+    </w:p>
+    <w:p>
+      <w:pPr>
+        <w:pStyle w:val="Normal"/>
+        <w:spacing w:lineRule="auto" w:line="240" w:before="60" w:after="40"/>
+        <w:ind w:left="567" w:right="567"/>
+        <w:jc w:val="both"/>
+        <w:rPr>
+          <w:sz w:val="24"/>
+          <w:szCs w:val="24"/>
+        </w:rPr>
+      </w:pPr>
+      <w:r>
+        <w:rPr>
+          <w:i/>
+          <w:iCs/>
+          <w:sz w:val="24"/>
+          <w:szCs w:val="24"/>
+        </w:rPr>
+        <w:t>« Mais ce sont des femmes de fonctionnaires ou de commerçants ; la femme qui cultive ne le pourra jamais, et c'est elle qui habite le plus loin. »</w:t>
+      </w:r>
+    </w:p>
+    <w:p>
+      <w:pPr>
+        <w:pStyle w:val="Normal"/>
+        <w:spacing w:lineRule="auto" w:line="240" w:before="0" w:after="160"/>
+        <w:ind w:left="567" w:right="567"/>
+        <w:jc w:val="right"/>
+        <w:rPr>
+          <w:sz w:val="24"/>
+          <w:szCs w:val="24"/>
+        </w:rPr>
+      </w:pPr>
+      <w:r>
+        <w:rPr>
+          <w:sz w:val="24"/>
+          <w:szCs w:val="24"/>
+        </w:rPr>
+        <w:t>(P11, sage-femme)</w:t>
       </w:r>
     </w:p>
     <w:p>
@@ -2665,8 +2873,8 @@
       <w:tblGrid>
         <w:gridCol w:w="4504"/>
         <w:gridCol w:w="1459"/>
-        <w:gridCol w:w="1461"/>
-        <w:gridCol w:w="1362"/>
+        <w:gridCol w:w="1462"/>
+        <w:gridCol w:w="1361"/>
       </w:tblGrid>
       <w:tr>
         <w:trPr>
@@ -2740,7 +2948,7 @@
         </w:tc>
         <w:tc>
           <w:tcPr>
-            <w:tcW w:w="1461" w:type="dxa"/>
+            <w:tcW w:w="1462" w:type="dxa"/>
             <w:tcBorders>
               <w:top w:val="single" w:sz="4" w:space="0" w:color="000000"/>
               <w:left w:val="single" w:sz="4" w:space="0" w:color="000000"/>
@@ -2773,7 +2981,7 @@
         </w:tc>
         <w:tc>
           <w:tcPr>
-            <w:tcW w:w="1362" w:type="dxa"/>
+            <w:tcW w:w="1361" w:type="dxa"/>
             <w:tcBorders>
               <w:top w:val="single" w:sz="4" w:space="0" w:color="000000"/>
               <w:left w:val="single" w:sz="4" w:space="0" w:color="000000"/>
@@ -2912,7 +3120,7 @@
         </w:tc>
         <w:tc>
           <w:tcPr>
-            <w:tcW w:w="1461" w:type="dxa"/>
+            <w:tcW w:w="1462" w:type="dxa"/>
             <w:tcBorders>
               <w:top w:val="single" w:sz="4" w:space="0" w:color="000000"/>
               <w:left w:val="single" w:sz="4" w:space="0" w:color="000000"/>
@@ -2944,7 +3152,7 @@
         </w:tc>
         <w:tc>
           <w:tcPr>
-            <w:tcW w:w="1362" w:type="dxa"/>
+            <w:tcW w:w="1361" w:type="dxa"/>
             <w:tcBorders>
               <w:top w:val="single" w:sz="4" w:space="0" w:color="000000"/>
               <w:left w:val="single" w:sz="4" w:space="0" w:color="000000"/>
@@ -3043,7 +3251,7 @@
         </w:tc>
         <w:tc>
           <w:tcPr>
-            <w:tcW w:w="1461" w:type="dxa"/>
+            <w:tcW w:w="1462" w:type="dxa"/>
             <w:tcBorders>
               <w:top w:val="single" w:sz="4" w:space="0" w:color="000000"/>
               <w:left w:val="single" w:sz="4" w:space="0" w:color="000000"/>
@@ -3075,7 +3283,7 @@
         </w:tc>
         <w:tc>
           <w:tcPr>
-            <w:tcW w:w="1362" w:type="dxa"/>
+            <w:tcW w:w="1361" w:type="dxa"/>
             <w:tcBorders>
               <w:top w:val="single" w:sz="4" w:space="0" w:color="000000"/>
               <w:left w:val="single" w:sz="4" w:space="0" w:color="000000"/>
@@ -3174,7 +3382,7 @@
         </w:tc>
         <w:tc>
           <w:tcPr>
-            <w:tcW w:w="1461" w:type="dxa"/>
+            <w:tcW w:w="1462" w:type="dxa"/>
             <w:tcBorders>
               <w:top w:val="single" w:sz="4" w:space="0" w:color="000000"/>
               <w:left w:val="single" w:sz="4" w:space="0" w:color="000000"/>
@@ -3206,7 +3414,7 @@
         </w:tc>
         <w:tc>
           <w:tcPr>
-            <w:tcW w:w="1362" w:type="dxa"/>
+            <w:tcW w:w="1361" w:type="dxa"/>
             <w:tcBorders>
               <w:top w:val="single" w:sz="4" w:space="0" w:color="000000"/>
               <w:left w:val="single" w:sz="4" w:space="0" w:color="000000"/>
@@ -3344,7 +3552,7 @@
         </w:tc>
         <w:tc>
           <w:tcPr>
-            <w:tcW w:w="1461" w:type="dxa"/>
+            <w:tcW w:w="1462" w:type="dxa"/>
             <w:tcBorders>
               <w:top w:val="single" w:sz="4" w:space="0" w:color="000000"/>
               <w:left w:val="single" w:sz="4" w:space="0" w:color="000000"/>
@@ -3376,7 +3584,7 @@
         </w:tc>
         <w:tc>
           <w:tcPr>
-            <w:tcW w:w="1362" w:type="dxa"/>
+            <w:tcW w:w="1361" w:type="dxa"/>
             <w:tcBorders>
               <w:top w:val="single" w:sz="4" w:space="0" w:color="000000"/>
               <w:left w:val="single" w:sz="4" w:space="0" w:color="000000"/>
@@ -3475,7 +3683,7 @@
         </w:tc>
         <w:tc>
           <w:tcPr>
-            <w:tcW w:w="1461" w:type="dxa"/>
+            <w:tcW w:w="1462" w:type="dxa"/>
             <w:tcBorders>
               <w:top w:val="single" w:sz="4" w:space="0" w:color="000000"/>
               <w:left w:val="single" w:sz="4" w:space="0" w:color="000000"/>
@@ -3507,7 +3715,7 @@
         </w:tc>
         <w:tc>
           <w:tcPr>
-            <w:tcW w:w="1362" w:type="dxa"/>
+            <w:tcW w:w="1361" w:type="dxa"/>
             <w:tcBorders>
               <w:top w:val="single" w:sz="4" w:space="0" w:color="000000"/>
               <w:left w:val="single" w:sz="4" w:space="0" w:color="000000"/>
@@ -3645,7 +3853,7 @@
         </w:tc>
         <w:tc>
           <w:tcPr>
-            <w:tcW w:w="1461" w:type="dxa"/>
+            <w:tcW w:w="1462" w:type="dxa"/>
             <w:tcBorders>
               <w:top w:val="single" w:sz="4" w:space="0" w:color="000000"/>
               <w:left w:val="single" w:sz="4" w:space="0" w:color="000000"/>
@@ -3677,7 +3885,7 @@
         </w:tc>
         <w:tc>
           <w:tcPr>
-            <w:tcW w:w="1362" w:type="dxa"/>
+            <w:tcW w:w="1361" w:type="dxa"/>
             <w:tcBorders>
               <w:top w:val="single" w:sz="4" w:space="0" w:color="000000"/>
               <w:left w:val="single" w:sz="4" w:space="0" w:color="000000"/>
@@ -3776,7 +3984,7 @@
         </w:tc>
         <w:tc>
           <w:tcPr>
-            <w:tcW w:w="1461" w:type="dxa"/>
+            <w:tcW w:w="1462" w:type="dxa"/>
             <w:tcBorders>
               <w:top w:val="single" w:sz="4" w:space="0" w:color="000000"/>
               <w:left w:val="single" w:sz="4" w:space="0" w:color="000000"/>
@@ -3808,7 +4016,7 @@
         </w:tc>
         <w:tc>
           <w:tcPr>
-            <w:tcW w:w="1362" w:type="dxa"/>
+            <w:tcW w:w="1361" w:type="dxa"/>
             <w:tcBorders>
               <w:top w:val="single" w:sz="4" w:space="0" w:color="000000"/>
               <w:left w:val="single" w:sz="4" w:space="0" w:color="000000"/>
@@ -3907,7 +4115,7 @@
         </w:tc>
         <w:tc>
           <w:tcPr>
-            <w:tcW w:w="1461" w:type="dxa"/>
+            <w:tcW w:w="1462" w:type="dxa"/>
             <w:tcBorders>
               <w:top w:val="single" w:sz="4" w:space="0" w:color="000000"/>
               <w:left w:val="single" w:sz="4" w:space="0" w:color="000000"/>
@@ -3939,7 +4147,7 @@
         </w:tc>
         <w:tc>
           <w:tcPr>
-            <w:tcW w:w="1362" w:type="dxa"/>
+            <w:tcW w:w="1361" w:type="dxa"/>
             <w:tcBorders>
               <w:top w:val="single" w:sz="4" w:space="0" w:color="000000"/>
               <w:left w:val="single" w:sz="4" w:space="0" w:color="000000"/>
@@ -4108,7 +4316,7 @@
           <w:i w:val="false"/>
           <w:iCs w:val="false"/>
         </w:rPr>
-        <w:t>Sur les 15 centres observés, 8 ont fait l'objet d'un constat de confrontation entre propos et observation : 6 concordances et 2 écarts. L'observation a situé le glucomètre au laboratoire, confirmé le circuit de la glycémie là où il fonctionne et corroboré l'effet de registre du thème 6 et le contenu des séances d'éducation ; les écarts, consignés sans être imputés à une intention, portent sur une mesure déclarée systématique et sur une explication déclarée individualisée. Les données de routine, qui ne collectent pas la glycémie de CPN, montrent un premier contact plus tardif dans les secteurs les plus pauvres.</w:t>
+        <w:t>Sur les 15 centres observés, 8 ont fait l'objet d'un constat de confrontation entre propos et observation : 6 concordances et 2 écarts. L'observation a confirmé la glycémie de la première CPN là où elle se fait, montré ses interruptions et le rattrapage là où il existe, et corroboré l'effet de registre du thème 6 et le contenu des séances d'éducation ; les écarts, consignés sans être imputés à une intention, portent sur une mesure déclarée systématique et sur une explication déclarée individualisée. Les données de routine du district situent la part des premières CPN ayant reçu une glycémie entre 38 % et 95 % selon les centres, plus bas là où ruptures, pannes ou manque de personnel formé se sont accumulés ; elles montrent aussi un premier contact plus tardif dans les secteurs les plus pauvres.</w:t>
       </w:r>
     </w:p>
     <w:p>
@@ -4123,7 +4331,7 @@
           <w:i w:val="false"/>
           <w:iCs w:val="false"/>
         </w:rPr>
-        <w:t>Le tableau VII rassemble les sept thèmes. Ils décrivent un dépistage dont la réalisation dépend moins de la volonté des professionnels que de conditions qu'ils ne maîtrisent pas — le circuit de la glycémie et son coût quand elle est référée hors du centre, le temps, le véhicule, l'indicateur —, mais aussi d'une part qui leur revient : l'explication.</w:t>
+        <w:t>Le tableau VII rassemble les sept thèmes. Ils décrivent un dépistage dont la réalisation dépend moins de la volonté des professionnels que de conditions qu'ils ne maîtrisent pas — les bandelettes, l'appareil et la formation dont dépend la glycémie, le temps, le véhicule, l'indicateur, les moyens du ménage après le diagnostic —, mais aussi d'une part qui leur revient : l'explication.</w:t>
       </w:r>
     </w:p>
     <w:p>
@@ -4297,7 +4505,7 @@
                 <w:sz w:val="22"/>
                 <w:szCs w:val="22"/>
               </w:rPr>
-              <w:t>T1. Un dépistage coupé en deux</w:t>
+              <w:t>T1. Un test pour toutes, sauf les jours où il manque quelque chose</w:t>
             </w:r>
           </w:p>
         </w:tc>
@@ -4363,7 +4571,7 @@
                 <w:sz w:val="22"/>
                 <w:szCs w:val="22"/>
               </w:rPr>
-              <w:t>La tension est mesurée à chaque visite ; la glycémie, prévue pour toutes à la première CPN, dépend du laboratoire et n'est pas refaite à 24-28 semaines ; là où le circuit est fermé, même le test initial disparaît.</w:t>
+              <w:t>La tension est mesurée à chaque visite ; la glycémie est faite à toutes au premier contact, mais saute les jours de rupture, de panne ou d'absence d'un prestataire formé, sans rattrapage, et n'est pas refaite à 24-28 semaines.</w:t>
             </w:r>
           </w:p>
         </w:tc>
@@ -4567,7 +4775,7 @@
                 <w:sz w:val="22"/>
                 <w:szCs w:val="22"/>
               </w:rPr>
-              <w:t>La détection ne devient prise en charge que si la référence aboutit et si l'information revient ; l'attente du conjoint et l'effet de seuil de l'ubudehe pèsent sur le parcours.</w:t>
+              <w:t>La détection ne devient prise en charge que si la référence aboutit et si l'information revient ; l'attente du conjoint et l'effet de seuil de l'ubudehe pèsent sur le parcours ; après le diagnostic, l'autosurveillance à domicile reste réservée aux ménages aisés.</w:t>
             </w:r>
           </w:p>
         </w:tc>
@@ -4771,7 +4979,7 @@
                 <w:sz w:val="22"/>
                 <w:szCs w:val="22"/>
               </w:rPr>
-              <w:t>L'équipement rend possible le test initial, mais ne règle ni le contrôle tardif ni l'explication.</w:t>
+              <w:t>Bandelettes, appareil et formation rendent le test initial régulier, mais ne règlent ni le contrôle tardif ni l'explication.</w:t>
             </w:r>
           </w:p>
         </w:tc>
@@ -5012,7 +5220,7 @@
       <w:pgNumType w:start="1" w:fmt="decimal"/>
       <w:formProt w:val="false"/>
       <w:textDirection w:val="lrTb"/>
-      <w:docGrid w:type="default" w:linePitch="360" w:charSpace="4294959103"/>
+      <w:docGrid w:type="default" w:linePitch="360" w:charSpace="0"/>
     </w:sectPr>
   </w:body>
 </w:document>
@@ -5064,7 +5272,7 @@
     </w:r>
     <w:r>
       <w:rPr/>
-      <w:t>11</w:t>
+      <w:t>12</w:t>
     </w:r>
     <w:r>
       <w:rPr/>
@@ -5096,6 +5304,7 @@
     <w:qFormat/>
     <w:pPr>
       <w:widowControl/>
+      <w:suppressAutoHyphens w:val="true"/>
       <w:bidi w:val="0"/>
       <w:spacing w:lineRule="auto" w:line="360" w:before="0" w:after="120"/>
       <w:jc w:val="both"/>

--- a/memoire-ngoma/livrables/Chapitre_5_Resultats_pour_validation.docx
+++ b/memoire-ngoma/livrables/Chapitre_5_Resultats_pour_validation.docx
@@ -235,7 +235,7 @@
           <w:pgNumType w:fmt="decimal"/>
           <w:formProt w:val="false"/>
           <w:textDirection w:val="lrTb"/>
-          <w:docGrid w:type="default" w:linePitch="360" w:charSpace="0"/>
+          <w:docGrid w:type="default" w:linePitch="360" w:charSpace="4294959103"/>
         </w:sectPr>
       </w:pPr>
       <w:r>
@@ -259,7 +259,7 @@
           <w:i/>
           <w:iCs/>
         </w:rPr>
-        <w:t>Ce chapitre est repris tel quel du mémoire complet. Les tableaux gardent leur numéro (IV à VII) : les tableaux I à III figurent au chapitre 4 (Cadre et méthodes). Les annexes citées sont celles du mémoire.</w:t>
+        <w:t>Ce chapitre est repris tel quel du mémoire complet. Les tableaux gardent leur numéro (IV à VI) : les tableaux I à III figurent au chapitre 4 (Cadre et méthodes). Les annexes citées sont celles du mémoire.</w:t>
       </w:r>
     </w:p>
     <w:p>
@@ -276,7 +276,7 @@
     <w:p>
       <w:pPr>
         <w:pStyle w:val="Normal"/>
-        <w:spacing w:before="0" w:after="140"/>
+        <w:spacing w:before="0" w:after="80"/>
         <w:jc w:val="both"/>
         <w:rPr/>
       </w:pPr>
@@ -291,7 +291,7 @@
     <w:p>
       <w:pPr>
         <w:pStyle w:val="Normal"/>
-        <w:spacing w:before="0" w:after="140"/>
+        <w:spacing w:before="0" w:after="80"/>
         <w:jc w:val="both"/>
         <w:rPr/>
       </w:pPr>
@@ -300,7 +300,7 @@
           <w:i w:val="false"/>
           <w:iCs w:val="false"/>
         </w:rPr>
-        <w:t>Conventions de lecture. Chaque extrait est suivi du code du participant et de sa seule qualification, afin qu'aucun croisement ne permette d'identifier une personne (§ 4.2.7). Un effectif désigne le nombre de participants dont au moins un passage a été codé dans la catégorie : il indique l'étendue d'un propos dans le corpus, non une fréquence dans la population. Les propos sur les femmes enceintes sont des représentations professionnelles. Les extraits sont des propos notés pendant l'entretien et mis au propre le jour même, non des transcriptions d'enregistrement ; ceux qui sont traduits du kinyarwanda sont signalés, et la version originale les accompagne (§ 4.2.6).</w:t>
+        <w:t>Conventions de lecture. Chaque extrait est suivi du code du participant et de sa seule qualification (§ 4.2.7). Un effectif désigne le nombre de participants dont au moins un passage a été codé dans la catégorie : il indique l'étendue d'un propos dans le corpus, non une fréquence dans la population. Les propos sur les femmes sont des représentations professionnelles ; les extraits sont des propos notés pendant l'entretien, et ceux qui sont traduits du kinyarwanda sont signalés.</w:t>
       </w:r>
     </w:p>
     <w:p>
@@ -317,7 +317,7 @@
     <w:p>
       <w:pPr>
         <w:pStyle w:val="Normal"/>
-        <w:spacing w:before="0" w:after="140"/>
+        <w:spacing w:before="0" w:after="80"/>
         <w:jc w:val="both"/>
         <w:rPr/>
       </w:pPr>
@@ -358,8 +358,8 @@
         </w:tblCellMar>
       </w:tblPr>
       <w:tblGrid>
-        <w:gridCol w:w="2919"/>
-        <w:gridCol w:w="5867"/>
+        <w:gridCol w:w="2920"/>
+        <w:gridCol w:w="5866"/>
       </w:tblGrid>
       <w:tr>
         <w:trPr>
@@ -367,7 +367,7 @@
         </w:trPr>
         <w:tc>
           <w:tcPr>
-            <w:tcW w:w="2919" w:type="dxa"/>
+            <w:tcW w:w="2920" w:type="dxa"/>
             <w:tcBorders>
               <w:top w:val="single" w:sz="4" w:space="0" w:color="000000"/>
               <w:left w:val="single" w:sz="4" w:space="0" w:color="000000"/>
@@ -401,7 +401,7 @@
         </w:tc>
         <w:tc>
           <w:tcPr>
-            <w:tcW w:w="5867" w:type="dxa"/>
+            <w:tcW w:w="5866" w:type="dxa"/>
             <w:tcBorders>
               <w:top w:val="single" w:sz="4" w:space="0" w:color="000000"/>
               <w:left w:val="single" w:sz="4" w:space="0" w:color="000000"/>
@@ -438,7 +438,7 @@
         <w:trPr/>
         <w:tc>
           <w:tcPr>
-            <w:tcW w:w="2919" w:type="dxa"/>
+            <w:tcW w:w="2920" w:type="dxa"/>
             <w:tcBorders>
               <w:top w:val="single" w:sz="4" w:space="0" w:color="000000"/>
               <w:left w:val="single" w:sz="4" w:space="0" w:color="000000"/>
@@ -471,7 +471,7 @@
         </w:tc>
         <w:tc>
           <w:tcPr>
-            <w:tcW w:w="5867" w:type="dxa"/>
+            <w:tcW w:w="5866" w:type="dxa"/>
             <w:tcBorders>
               <w:top w:val="single" w:sz="4" w:space="0" w:color="000000"/>
               <w:left w:val="single" w:sz="4" w:space="0" w:color="000000"/>
@@ -507,7 +507,7 @@
         <w:trPr/>
         <w:tc>
           <w:tcPr>
-            <w:tcW w:w="2919" w:type="dxa"/>
+            <w:tcW w:w="2920" w:type="dxa"/>
             <w:tcBorders>
               <w:top w:val="single" w:sz="4" w:space="0" w:color="000000"/>
               <w:left w:val="single" w:sz="4" w:space="0" w:color="000000"/>
@@ -540,7 +540,7 @@
         </w:tc>
         <w:tc>
           <w:tcPr>
-            <w:tcW w:w="5867" w:type="dxa"/>
+            <w:tcW w:w="5866" w:type="dxa"/>
             <w:tcBorders>
               <w:top w:val="single" w:sz="4" w:space="0" w:color="000000"/>
               <w:left w:val="single" w:sz="4" w:space="0" w:color="000000"/>
@@ -576,7 +576,7 @@
         <w:trPr/>
         <w:tc>
           <w:tcPr>
-            <w:tcW w:w="2919" w:type="dxa"/>
+            <w:tcW w:w="2920" w:type="dxa"/>
             <w:tcBorders>
               <w:top w:val="single" w:sz="4" w:space="0" w:color="000000"/>
               <w:left w:val="single" w:sz="4" w:space="0" w:color="000000"/>
@@ -609,7 +609,7 @@
         </w:tc>
         <w:tc>
           <w:tcPr>
-            <w:tcW w:w="5867" w:type="dxa"/>
+            <w:tcW w:w="5866" w:type="dxa"/>
             <w:tcBorders>
               <w:top w:val="single" w:sz="4" w:space="0" w:color="000000"/>
               <w:left w:val="single" w:sz="4" w:space="0" w:color="000000"/>
@@ -645,7 +645,7 @@
         <w:trPr/>
         <w:tc>
           <w:tcPr>
-            <w:tcW w:w="2919" w:type="dxa"/>
+            <w:tcW w:w="2920" w:type="dxa"/>
             <w:tcBorders>
               <w:top w:val="single" w:sz="4" w:space="0" w:color="000000"/>
               <w:left w:val="single" w:sz="4" w:space="0" w:color="000000"/>
@@ -678,7 +678,7 @@
         </w:tc>
         <w:tc>
           <w:tcPr>
-            <w:tcW w:w="5867" w:type="dxa"/>
+            <w:tcW w:w="5866" w:type="dxa"/>
             <w:tcBorders>
               <w:top w:val="single" w:sz="4" w:space="0" w:color="000000"/>
               <w:left w:val="single" w:sz="4" w:space="0" w:color="000000"/>
@@ -714,7 +714,7 @@
         <w:trPr/>
         <w:tc>
           <w:tcPr>
-            <w:tcW w:w="2919" w:type="dxa"/>
+            <w:tcW w:w="2920" w:type="dxa"/>
             <w:tcBorders>
               <w:top w:val="single" w:sz="4" w:space="0" w:color="000000"/>
               <w:left w:val="single" w:sz="4" w:space="0" w:color="000000"/>
@@ -747,7 +747,7 @@
         </w:tc>
         <w:tc>
           <w:tcPr>
-            <w:tcW w:w="5867" w:type="dxa"/>
+            <w:tcW w:w="5866" w:type="dxa"/>
             <w:tcBorders>
               <w:top w:val="single" w:sz="4" w:space="0" w:color="000000"/>
               <w:left w:val="single" w:sz="4" w:space="0" w:color="000000"/>
@@ -783,7 +783,7 @@
         <w:trPr/>
         <w:tc>
           <w:tcPr>
-            <w:tcW w:w="2919" w:type="dxa"/>
+            <w:tcW w:w="2920" w:type="dxa"/>
             <w:tcBorders>
               <w:top w:val="single" w:sz="4" w:space="0" w:color="000000"/>
               <w:left w:val="single" w:sz="4" w:space="0" w:color="000000"/>
@@ -816,7 +816,7 @@
         </w:tc>
         <w:tc>
           <w:tcPr>
-            <w:tcW w:w="5867" w:type="dxa"/>
+            <w:tcW w:w="5866" w:type="dxa"/>
             <w:tcBorders>
               <w:top w:val="single" w:sz="4" w:space="0" w:color="000000"/>
               <w:left w:val="single" w:sz="4" w:space="0" w:color="000000"/>
@@ -852,7 +852,7 @@
         <w:trPr/>
         <w:tc>
           <w:tcPr>
-            <w:tcW w:w="2919" w:type="dxa"/>
+            <w:tcW w:w="2920" w:type="dxa"/>
             <w:tcBorders>
               <w:top w:val="single" w:sz="4" w:space="0" w:color="000000"/>
               <w:left w:val="single" w:sz="4" w:space="0" w:color="000000"/>
@@ -885,7 +885,7 @@
         </w:tc>
         <w:tc>
           <w:tcPr>
-            <w:tcW w:w="5867" w:type="dxa"/>
+            <w:tcW w:w="5866" w:type="dxa"/>
             <w:tcBorders>
               <w:top w:val="single" w:sz="4" w:space="0" w:color="000000"/>
               <w:left w:val="single" w:sz="4" w:space="0" w:color="000000"/>
@@ -921,7 +921,7 @@
         <w:trPr/>
         <w:tc>
           <w:tcPr>
-            <w:tcW w:w="2919" w:type="dxa"/>
+            <w:tcW w:w="2920" w:type="dxa"/>
             <w:tcBorders>
               <w:top w:val="single" w:sz="4" w:space="0" w:color="000000"/>
               <w:left w:val="single" w:sz="4" w:space="0" w:color="000000"/>
@@ -954,7 +954,7 @@
         </w:tc>
         <w:tc>
           <w:tcPr>
-            <w:tcW w:w="5867" w:type="dxa"/>
+            <w:tcW w:w="5866" w:type="dxa"/>
             <w:tcBorders>
               <w:top w:val="single" w:sz="4" w:space="0" w:color="000000"/>
               <w:left w:val="single" w:sz="4" w:space="0" w:color="000000"/>
@@ -990,7 +990,7 @@
         <w:trPr/>
         <w:tc>
           <w:tcPr>
-            <w:tcW w:w="2919" w:type="dxa"/>
+            <w:tcW w:w="2920" w:type="dxa"/>
             <w:tcBorders>
               <w:top w:val="single" w:sz="4" w:space="0" w:color="000000"/>
               <w:left w:val="single" w:sz="4" w:space="0" w:color="000000"/>
@@ -1024,7 +1024,7 @@
         </w:tc>
         <w:tc>
           <w:tcPr>
-            <w:tcW w:w="5867" w:type="dxa"/>
+            <w:tcW w:w="5866" w:type="dxa"/>
             <w:tcBorders>
               <w:top w:val="single" w:sz="4" w:space="0" w:color="000000"/>
               <w:left w:val="single" w:sz="4" w:space="0" w:color="000000"/>
@@ -1106,8 +1106,8 @@
         </w:tblCellMar>
       </w:tblPr>
       <w:tblGrid>
-        <w:gridCol w:w="2919"/>
-        <w:gridCol w:w="5867"/>
+        <w:gridCol w:w="2920"/>
+        <w:gridCol w:w="5866"/>
       </w:tblGrid>
       <w:tr>
         <w:trPr>
@@ -1115,7 +1115,7 @@
         </w:trPr>
         <w:tc>
           <w:tcPr>
-            <w:tcW w:w="2919" w:type="dxa"/>
+            <w:tcW w:w="2920" w:type="dxa"/>
             <w:tcBorders>
               <w:top w:val="single" w:sz="4" w:space="0" w:color="000000"/>
               <w:left w:val="single" w:sz="4" w:space="0" w:color="000000"/>
@@ -1149,7 +1149,7 @@
         </w:tc>
         <w:tc>
           <w:tcPr>
-            <w:tcW w:w="5867" w:type="dxa"/>
+            <w:tcW w:w="5866" w:type="dxa"/>
             <w:tcBorders>
               <w:top w:val="single" w:sz="4" w:space="0" w:color="000000"/>
               <w:left w:val="single" w:sz="4" w:space="0" w:color="000000"/>
@@ -1186,7 +1186,7 @@
         <w:trPr/>
         <w:tc>
           <w:tcPr>
-            <w:tcW w:w="2919" w:type="dxa"/>
+            <w:tcW w:w="2920" w:type="dxa"/>
             <w:tcBorders>
               <w:top w:val="single" w:sz="4" w:space="0" w:color="000000"/>
               <w:left w:val="single" w:sz="4" w:space="0" w:color="000000"/>
@@ -1219,7 +1219,7 @@
         </w:tc>
         <w:tc>
           <w:tcPr>
-            <w:tcW w:w="5867" w:type="dxa"/>
+            <w:tcW w:w="5866" w:type="dxa"/>
             <w:tcBorders>
               <w:top w:val="single" w:sz="4" w:space="0" w:color="000000"/>
               <w:left w:val="single" w:sz="4" w:space="0" w:color="000000"/>
@@ -1255,7 +1255,7 @@
         <w:trPr/>
         <w:tc>
           <w:tcPr>
-            <w:tcW w:w="2919" w:type="dxa"/>
+            <w:tcW w:w="2920" w:type="dxa"/>
             <w:tcBorders>
               <w:top w:val="single" w:sz="4" w:space="0" w:color="000000"/>
               <w:left w:val="single" w:sz="4" w:space="0" w:color="000000"/>
@@ -1288,7 +1288,7 @@
         </w:tc>
         <w:tc>
           <w:tcPr>
-            <w:tcW w:w="5867" w:type="dxa"/>
+            <w:tcW w:w="5866" w:type="dxa"/>
             <w:tcBorders>
               <w:top w:val="single" w:sz="4" w:space="0" w:color="000000"/>
               <w:left w:val="single" w:sz="4" w:space="0" w:color="000000"/>
@@ -1324,7 +1324,7 @@
         <w:trPr/>
         <w:tc>
           <w:tcPr>
-            <w:tcW w:w="2919" w:type="dxa"/>
+            <w:tcW w:w="2920" w:type="dxa"/>
             <w:tcBorders>
               <w:top w:val="single" w:sz="4" w:space="0" w:color="000000"/>
               <w:left w:val="single" w:sz="4" w:space="0" w:color="000000"/>
@@ -1357,7 +1357,7 @@
         </w:tc>
         <w:tc>
           <w:tcPr>
-            <w:tcW w:w="5867" w:type="dxa"/>
+            <w:tcW w:w="5866" w:type="dxa"/>
             <w:tcBorders>
               <w:top w:val="single" w:sz="4" w:space="0" w:color="000000"/>
               <w:left w:val="single" w:sz="4" w:space="0" w:color="000000"/>
@@ -1393,7 +1393,7 @@
         <w:trPr/>
         <w:tc>
           <w:tcPr>
-            <w:tcW w:w="2919" w:type="dxa"/>
+            <w:tcW w:w="2920" w:type="dxa"/>
             <w:tcBorders>
               <w:top w:val="single" w:sz="4" w:space="0" w:color="000000"/>
               <w:left w:val="single" w:sz="4" w:space="0" w:color="000000"/>
@@ -1426,7 +1426,7 @@
         </w:tc>
         <w:tc>
           <w:tcPr>
-            <w:tcW w:w="5867" w:type="dxa"/>
+            <w:tcW w:w="5866" w:type="dxa"/>
             <w:tcBorders>
               <w:top w:val="single" w:sz="4" w:space="0" w:color="000000"/>
               <w:left w:val="single" w:sz="4" w:space="0" w:color="000000"/>
@@ -1462,67 +1462,67 @@
         <w:trPr/>
         <w:tc>
           <w:tcPr>
-            <w:tcW w:w="2919" w:type="dxa"/>
-            <w:tcBorders>
-              <w:top w:val="single" w:sz="4" w:space="0" w:color="000000"/>
-              <w:left w:val="single" w:sz="4" w:space="0" w:color="000000"/>
-              <w:bottom w:val="single" w:sz="4" w:space="0" w:color="000000"/>
-              <w:right w:val="single" w:sz="4" w:space="0" w:color="000000"/>
-            </w:tcBorders>
-          </w:tcPr>
-          <w:p>
-            <w:pPr>
-              <w:pStyle w:val="Normal"/>
-              <w:spacing w:lineRule="auto" w:line="240" w:before="40" w:after="40"/>
-              <w:jc w:val="left"/>
-              <w:rPr>
-                <w:sz w:val="22"/>
-                <w:szCs w:val="22"/>
-              </w:rPr>
-            </w:pPr>
-            <w:r>
-              <w:rPr>
-                <w:b w:val="false"/>
-                <w:bCs w:val="false"/>
-                <w:i w:val="false"/>
-                <w:iCs w:val="false"/>
-                <w:sz w:val="22"/>
-                <w:szCs w:val="22"/>
-              </w:rPr>
-              <w:t>Glucomètre en salle de CPN</w:t>
-            </w:r>
-          </w:p>
-        </w:tc>
-        <w:tc>
-          <w:tcPr>
-            <w:tcW w:w="5867" w:type="dxa"/>
-            <w:tcBorders>
-              <w:top w:val="single" w:sz="4" w:space="0" w:color="000000"/>
-              <w:left w:val="single" w:sz="4" w:space="0" w:color="000000"/>
-              <w:bottom w:val="single" w:sz="4" w:space="0" w:color="000000"/>
-              <w:right w:val="single" w:sz="4" w:space="0" w:color="000000"/>
-            </w:tcBorders>
-          </w:tcPr>
-          <w:p>
-            <w:pPr>
-              <w:pStyle w:val="Normal"/>
-              <w:spacing w:lineRule="auto" w:line="240" w:before="40" w:after="40"/>
-              <w:jc w:val="left"/>
-              <w:rPr>
-                <w:sz w:val="22"/>
-                <w:szCs w:val="22"/>
-              </w:rPr>
-            </w:pPr>
-            <w:r>
-              <w:rPr>
-                <w:b w:val="false"/>
-                <w:bCs w:val="false"/>
-                <w:i w:val="false"/>
-                <w:iCs w:val="false"/>
-                <w:sz w:val="22"/>
-                <w:szCs w:val="22"/>
-              </w:rPr>
-              <w:t>en état : 13 ; en panne : 2</w:t>
+            <w:tcW w:w="2920" w:type="dxa"/>
+            <w:tcBorders>
+              <w:top w:val="single" w:sz="4" w:space="0" w:color="000000"/>
+              <w:left w:val="single" w:sz="4" w:space="0" w:color="000000"/>
+              <w:bottom w:val="single" w:sz="4" w:space="0" w:color="000000"/>
+              <w:right w:val="single" w:sz="4" w:space="0" w:color="000000"/>
+            </w:tcBorders>
+          </w:tcPr>
+          <w:p>
+            <w:pPr>
+              <w:pStyle w:val="Normal"/>
+              <w:spacing w:lineRule="auto" w:line="240" w:before="40" w:after="40"/>
+              <w:jc w:val="left"/>
+              <w:rPr>
+                <w:sz w:val="22"/>
+                <w:szCs w:val="22"/>
+              </w:rPr>
+            </w:pPr>
+            <w:r>
+              <w:rPr>
+                <w:b w:val="false"/>
+                <w:bCs w:val="false"/>
+                <w:i w:val="false"/>
+                <w:iCs w:val="false"/>
+                <w:sz w:val="22"/>
+                <w:szCs w:val="22"/>
+              </w:rPr>
+              <w:t>Glucomètre du laboratoire</w:t>
+            </w:r>
+          </w:p>
+        </w:tc>
+        <w:tc>
+          <w:tcPr>
+            <w:tcW w:w="5866" w:type="dxa"/>
+            <w:tcBorders>
+              <w:top w:val="single" w:sz="4" w:space="0" w:color="000000"/>
+              <w:left w:val="single" w:sz="4" w:space="0" w:color="000000"/>
+              <w:bottom w:val="single" w:sz="4" w:space="0" w:color="000000"/>
+              <w:right w:val="single" w:sz="4" w:space="0" w:color="000000"/>
+            </w:tcBorders>
+          </w:tcPr>
+          <w:p>
+            <w:pPr>
+              <w:pStyle w:val="Normal"/>
+              <w:spacing w:lineRule="auto" w:line="240" w:before="40" w:after="40"/>
+              <w:jc w:val="left"/>
+              <w:rPr>
+                <w:sz w:val="22"/>
+                <w:szCs w:val="22"/>
+              </w:rPr>
+            </w:pPr>
+            <w:r>
+              <w:rPr>
+                <w:b w:val="false"/>
+                <w:bCs w:val="false"/>
+                <w:i w:val="false"/>
+                <w:iCs w:val="false"/>
+                <w:sz w:val="22"/>
+                <w:szCs w:val="22"/>
+              </w:rPr>
+              <w:t>en état : 12 ; en panne : 2 ; laboratoire non encore ouvert : 1</w:t>
             </w:r>
           </w:p>
         </w:tc>
@@ -1531,67 +1531,67 @@
         <w:trPr/>
         <w:tc>
           <w:tcPr>
-            <w:tcW w:w="2919" w:type="dxa"/>
-            <w:tcBorders>
-              <w:top w:val="single" w:sz="4" w:space="0" w:color="000000"/>
-              <w:left w:val="single" w:sz="4" w:space="0" w:color="000000"/>
-              <w:bottom w:val="single" w:sz="4" w:space="0" w:color="000000"/>
-              <w:right w:val="single" w:sz="4" w:space="0" w:color="000000"/>
-            </w:tcBorders>
-          </w:tcPr>
-          <w:p>
-            <w:pPr>
-              <w:pStyle w:val="Normal"/>
-              <w:spacing w:lineRule="auto" w:line="240" w:before="40" w:after="40"/>
-              <w:jc w:val="left"/>
-              <w:rPr>
-                <w:sz w:val="22"/>
-                <w:szCs w:val="22"/>
-              </w:rPr>
-            </w:pPr>
-            <w:r>
-              <w:rPr>
-                <w:b w:val="false"/>
-                <w:bCs w:val="false"/>
-                <w:i w:val="false"/>
-                <w:iCs w:val="false"/>
-                <w:sz w:val="22"/>
-                <w:szCs w:val="22"/>
-              </w:rPr>
-              <w:t>Glycémie de la première CPN le jour de l'observation</w:t>
-            </w:r>
-          </w:p>
-        </w:tc>
-        <w:tc>
-          <w:tcPr>
-            <w:tcW w:w="5867" w:type="dxa"/>
-            <w:tcBorders>
-              <w:top w:val="single" w:sz="4" w:space="0" w:color="000000"/>
-              <w:left w:val="single" w:sz="4" w:space="0" w:color="000000"/>
-              <w:bottom w:val="single" w:sz="4" w:space="0" w:color="000000"/>
-              <w:right w:val="single" w:sz="4" w:space="0" w:color="000000"/>
-            </w:tcBorders>
-          </w:tcPr>
-          <w:p>
-            <w:pPr>
-              <w:pStyle w:val="Normal"/>
-              <w:spacing w:lineRule="auto" w:line="240" w:before="40" w:after="40"/>
-              <w:jc w:val="left"/>
-              <w:rPr>
-                <w:sz w:val="22"/>
-                <w:szCs w:val="22"/>
-              </w:rPr>
-            </w:pPr>
-            <w:r>
-              <w:rPr>
-                <w:b w:val="false"/>
-                <w:bCs w:val="false"/>
-                <w:i w:val="false"/>
-                <w:iCs w:val="false"/>
-                <w:sz w:val="22"/>
-                <w:szCs w:val="22"/>
-              </w:rPr>
-              <w:t>faite à toutes : 8 ; non faite : rupture de bandelettes : 3 ; non faite : glucomètre en panne : 2 ; non faite : aucun prestataire formé présent : 2</w:t>
+            <w:tcW w:w="2920" w:type="dxa"/>
+            <w:tcBorders>
+              <w:top w:val="single" w:sz="4" w:space="0" w:color="000000"/>
+              <w:left w:val="single" w:sz="4" w:space="0" w:color="000000"/>
+              <w:bottom w:val="single" w:sz="4" w:space="0" w:color="000000"/>
+              <w:right w:val="single" w:sz="4" w:space="0" w:color="000000"/>
+            </w:tcBorders>
+          </w:tcPr>
+          <w:p>
+            <w:pPr>
+              <w:pStyle w:val="Normal"/>
+              <w:spacing w:lineRule="auto" w:line="240" w:before="40" w:after="40"/>
+              <w:jc w:val="left"/>
+              <w:rPr>
+                <w:sz w:val="22"/>
+                <w:szCs w:val="22"/>
+              </w:rPr>
+            </w:pPr>
+            <w:r>
+              <w:rPr>
+                <w:b w:val="false"/>
+                <w:bCs w:val="false"/>
+                <w:i w:val="false"/>
+                <w:iCs w:val="false"/>
+                <w:sz w:val="22"/>
+                <w:szCs w:val="22"/>
+              </w:rPr>
+              <w:t>Glucomètre propre à la CPN (urgences)</w:t>
+            </w:r>
+          </w:p>
+        </w:tc>
+        <w:tc>
+          <w:tcPr>
+            <w:tcW w:w="5866" w:type="dxa"/>
+            <w:tcBorders>
+              <w:top w:val="single" w:sz="4" w:space="0" w:color="000000"/>
+              <w:left w:val="single" w:sz="4" w:space="0" w:color="000000"/>
+              <w:bottom w:val="single" w:sz="4" w:space="0" w:color="000000"/>
+              <w:right w:val="single" w:sz="4" w:space="0" w:color="000000"/>
+            </w:tcBorders>
+          </w:tcPr>
+          <w:p>
+            <w:pPr>
+              <w:pStyle w:val="Normal"/>
+              <w:spacing w:lineRule="auto" w:line="240" w:before="40" w:after="40"/>
+              <w:jc w:val="left"/>
+              <w:rPr>
+                <w:sz w:val="22"/>
+                <w:szCs w:val="22"/>
+              </w:rPr>
+            </w:pPr>
+            <w:r>
+              <w:rPr>
+                <w:b w:val="false"/>
+                <w:bCs w:val="false"/>
+                <w:i w:val="false"/>
+                <w:iCs w:val="false"/>
+                <w:sz w:val="22"/>
+                <w:szCs w:val="22"/>
+              </w:rPr>
+              <w:t>oui : 6 ; non : 9</w:t>
             </w:r>
           </w:p>
         </w:tc>
@@ -1600,67 +1600,67 @@
         <w:trPr/>
         <w:tc>
           <w:tcPr>
-            <w:tcW w:w="2919" w:type="dxa"/>
-            <w:tcBorders>
-              <w:top w:val="single" w:sz="4" w:space="0" w:color="000000"/>
-              <w:left w:val="single" w:sz="4" w:space="0" w:color="000000"/>
-              <w:bottom w:val="single" w:sz="4" w:space="0" w:color="000000"/>
-              <w:right w:val="single" w:sz="4" w:space="0" w:color="000000"/>
-            </w:tcBorders>
-          </w:tcPr>
-          <w:p>
-            <w:pPr>
-              <w:pStyle w:val="Normal"/>
-              <w:spacing w:lineRule="auto" w:line="240" w:before="40" w:after="40"/>
-              <w:jc w:val="left"/>
-              <w:rPr>
-                <w:sz w:val="22"/>
-                <w:szCs w:val="22"/>
-              </w:rPr>
-            </w:pPr>
-            <w:r>
-              <w:rPr>
-                <w:b w:val="false"/>
-                <w:bCs w:val="false"/>
-                <w:i w:val="false"/>
-                <w:iCs w:val="false"/>
-                <w:sz w:val="22"/>
-                <w:szCs w:val="22"/>
-              </w:rPr>
-              <w:t>Rupture de bandelettes de glycémie (trois derniers mois)</w:t>
-            </w:r>
-          </w:p>
-        </w:tc>
-        <w:tc>
-          <w:tcPr>
-            <w:tcW w:w="5867" w:type="dxa"/>
-            <w:tcBorders>
-              <w:top w:val="single" w:sz="4" w:space="0" w:color="000000"/>
-              <w:left w:val="single" w:sz="4" w:space="0" w:color="000000"/>
-              <w:bottom w:val="single" w:sz="4" w:space="0" w:color="000000"/>
-              <w:right w:val="single" w:sz="4" w:space="0" w:color="000000"/>
-            </w:tcBorders>
-          </w:tcPr>
-          <w:p>
-            <w:pPr>
-              <w:pStyle w:val="Normal"/>
-              <w:spacing w:lineRule="auto" w:line="240" w:before="40" w:after="40"/>
-              <w:jc w:val="left"/>
-              <w:rPr>
-                <w:sz w:val="22"/>
-                <w:szCs w:val="22"/>
-              </w:rPr>
-            </w:pPr>
-            <w:r>
-              <w:rPr>
-                <w:b w:val="false"/>
-                <w:bCs w:val="false"/>
-                <w:i w:val="false"/>
-                <w:iCs w:val="false"/>
-                <w:sz w:val="22"/>
-                <w:szCs w:val="22"/>
-              </w:rPr>
-              <w:t>oui : 6 ; non : 9</w:t>
+            <w:tcW w:w="2920" w:type="dxa"/>
+            <w:tcBorders>
+              <w:top w:val="single" w:sz="4" w:space="0" w:color="000000"/>
+              <w:left w:val="single" w:sz="4" w:space="0" w:color="000000"/>
+              <w:bottom w:val="single" w:sz="4" w:space="0" w:color="000000"/>
+              <w:right w:val="single" w:sz="4" w:space="0" w:color="000000"/>
+            </w:tcBorders>
+          </w:tcPr>
+          <w:p>
+            <w:pPr>
+              <w:pStyle w:val="Normal"/>
+              <w:spacing w:lineRule="auto" w:line="240" w:before="40" w:after="40"/>
+              <w:jc w:val="left"/>
+              <w:rPr>
+                <w:sz w:val="22"/>
+                <w:szCs w:val="22"/>
+              </w:rPr>
+            </w:pPr>
+            <w:r>
+              <w:rPr>
+                <w:b w:val="false"/>
+                <w:bCs w:val="false"/>
+                <w:i w:val="false"/>
+                <w:iCs w:val="false"/>
+                <w:sz w:val="22"/>
+                <w:szCs w:val="22"/>
+              </w:rPr>
+              <w:t>Glycémie de la première CPN (demandée en CPN, faite au laboratoire) le jour de l'observation</w:t>
+            </w:r>
+          </w:p>
+        </w:tc>
+        <w:tc>
+          <w:tcPr>
+            <w:tcW w:w="5866" w:type="dxa"/>
+            <w:tcBorders>
+              <w:top w:val="single" w:sz="4" w:space="0" w:color="000000"/>
+              <w:left w:val="single" w:sz="4" w:space="0" w:color="000000"/>
+              <w:bottom w:val="single" w:sz="4" w:space="0" w:color="000000"/>
+              <w:right w:val="single" w:sz="4" w:space="0" w:color="000000"/>
+            </w:tcBorders>
+          </w:tcPr>
+          <w:p>
+            <w:pPr>
+              <w:pStyle w:val="Normal"/>
+              <w:spacing w:lineRule="auto" w:line="240" w:before="40" w:after="40"/>
+              <w:jc w:val="left"/>
+              <w:rPr>
+                <w:sz w:val="22"/>
+                <w:szCs w:val="22"/>
+              </w:rPr>
+            </w:pPr>
+            <w:r>
+              <w:rPr>
+                <w:b w:val="false"/>
+                <w:bCs w:val="false"/>
+                <w:i w:val="false"/>
+                <w:iCs w:val="false"/>
+                <w:sz w:val="22"/>
+                <w:szCs w:val="22"/>
+              </w:rPr>
+              <w:t>faite à toutes : 8 ; non faite : rupture de bandelettes : 3 ; non faite : glucomètre en panne : 2 ; non faite : laborantin absent : 2</w:t>
             </w:r>
           </w:p>
         </w:tc>
@@ -1669,67 +1669,67 @@
         <w:trPr/>
         <w:tc>
           <w:tcPr>
-            <w:tcW w:w="2919" w:type="dxa"/>
-            <w:tcBorders>
-              <w:top w:val="single" w:sz="4" w:space="0" w:color="000000"/>
-              <w:left w:val="single" w:sz="4" w:space="0" w:color="000000"/>
-              <w:bottom w:val="single" w:sz="4" w:space="0" w:color="000000"/>
-              <w:right w:val="single" w:sz="4" w:space="0" w:color="000000"/>
-            </w:tcBorders>
-          </w:tcPr>
-          <w:p>
-            <w:pPr>
-              <w:pStyle w:val="Normal"/>
-              <w:spacing w:lineRule="auto" w:line="240" w:before="40" w:after="40"/>
-              <w:jc w:val="left"/>
-              <w:rPr>
-                <w:sz w:val="22"/>
-                <w:szCs w:val="22"/>
-              </w:rPr>
-            </w:pPr>
-            <w:r>
-              <w:rPr>
-                <w:b w:val="false"/>
-                <w:bCs w:val="false"/>
-                <w:i w:val="false"/>
-                <w:iCs w:val="false"/>
-                <w:sz w:val="22"/>
-                <w:szCs w:val="22"/>
-              </w:rPr>
-              <w:t>Test manqué noté pour être refait</w:t>
-            </w:r>
-          </w:p>
-        </w:tc>
-        <w:tc>
-          <w:tcPr>
-            <w:tcW w:w="5867" w:type="dxa"/>
-            <w:tcBorders>
-              <w:top w:val="single" w:sz="4" w:space="0" w:color="000000"/>
-              <w:left w:val="single" w:sz="4" w:space="0" w:color="000000"/>
-              <w:bottom w:val="single" w:sz="4" w:space="0" w:color="000000"/>
-              <w:right w:val="single" w:sz="4" w:space="0" w:color="000000"/>
-            </w:tcBorders>
-          </w:tcPr>
-          <w:p>
-            <w:pPr>
-              <w:pStyle w:val="Normal"/>
-              <w:spacing w:lineRule="auto" w:line="240" w:before="40" w:after="40"/>
-              <w:jc w:val="left"/>
-              <w:rPr>
-                <w:sz w:val="22"/>
-                <w:szCs w:val="22"/>
-              </w:rPr>
-            </w:pPr>
-            <w:r>
-              <w:rPr>
-                <w:b w:val="false"/>
-                <w:bCs w:val="false"/>
-                <w:i w:val="false"/>
-                <w:iCs w:val="false"/>
-                <w:sz w:val="22"/>
-                <w:szCs w:val="22"/>
-              </w:rPr>
-              <w:t>oui : 2 ; non : 13</w:t>
+            <w:tcW w:w="2920" w:type="dxa"/>
+            <w:tcBorders>
+              <w:top w:val="single" w:sz="4" w:space="0" w:color="000000"/>
+              <w:left w:val="single" w:sz="4" w:space="0" w:color="000000"/>
+              <w:bottom w:val="single" w:sz="4" w:space="0" w:color="000000"/>
+              <w:right w:val="single" w:sz="4" w:space="0" w:color="000000"/>
+            </w:tcBorders>
+          </w:tcPr>
+          <w:p>
+            <w:pPr>
+              <w:pStyle w:val="Normal"/>
+              <w:spacing w:lineRule="auto" w:line="240" w:before="40" w:after="40"/>
+              <w:jc w:val="left"/>
+              <w:rPr>
+                <w:sz w:val="22"/>
+                <w:szCs w:val="22"/>
+              </w:rPr>
+            </w:pPr>
+            <w:r>
+              <w:rPr>
+                <w:b w:val="false"/>
+                <w:bCs w:val="false"/>
+                <w:i w:val="false"/>
+                <w:iCs w:val="false"/>
+                <w:sz w:val="22"/>
+                <w:szCs w:val="22"/>
+              </w:rPr>
+              <w:t>Rupture de bandelettes de glycémie (trois derniers mois)</w:t>
+            </w:r>
+          </w:p>
+        </w:tc>
+        <w:tc>
+          <w:tcPr>
+            <w:tcW w:w="5866" w:type="dxa"/>
+            <w:tcBorders>
+              <w:top w:val="single" w:sz="4" w:space="0" w:color="000000"/>
+              <w:left w:val="single" w:sz="4" w:space="0" w:color="000000"/>
+              <w:bottom w:val="single" w:sz="4" w:space="0" w:color="000000"/>
+              <w:right w:val="single" w:sz="4" w:space="0" w:color="000000"/>
+            </w:tcBorders>
+          </w:tcPr>
+          <w:p>
+            <w:pPr>
+              <w:pStyle w:val="Normal"/>
+              <w:spacing w:lineRule="auto" w:line="240" w:before="40" w:after="40"/>
+              <w:jc w:val="left"/>
+              <w:rPr>
+                <w:sz w:val="22"/>
+                <w:szCs w:val="22"/>
+              </w:rPr>
+            </w:pPr>
+            <w:r>
+              <w:rPr>
+                <w:b w:val="false"/>
+                <w:bCs w:val="false"/>
+                <w:i w:val="false"/>
+                <w:iCs w:val="false"/>
+                <w:sz w:val="22"/>
+                <w:szCs w:val="22"/>
+              </w:rPr>
+              <w:t>oui : 6 ; non : 9</w:t>
             </w:r>
           </w:p>
         </w:tc>
@@ -1738,67 +1738,67 @@
         <w:trPr/>
         <w:tc>
           <w:tcPr>
-            <w:tcW w:w="2919" w:type="dxa"/>
-            <w:tcBorders>
-              <w:top w:val="single" w:sz="4" w:space="0" w:color="000000"/>
-              <w:left w:val="single" w:sz="4" w:space="0" w:color="000000"/>
-              <w:bottom w:val="single" w:sz="4" w:space="0" w:color="000000"/>
-              <w:right w:val="single" w:sz="4" w:space="0" w:color="000000"/>
-            </w:tcBorders>
-          </w:tcPr>
-          <w:p>
-            <w:pPr>
-              <w:pStyle w:val="Normal"/>
-              <w:spacing w:lineRule="auto" w:line="240" w:before="40" w:after="40"/>
-              <w:jc w:val="left"/>
-              <w:rPr>
-                <w:sz w:val="22"/>
-                <w:szCs w:val="22"/>
-              </w:rPr>
-            </w:pPr>
-            <w:r>
-              <w:rPr>
-                <w:b w:val="false"/>
-                <w:bCs w:val="false"/>
-                <w:i w:val="false"/>
-                <w:iCs w:val="false"/>
-                <w:sz w:val="22"/>
-                <w:szCs w:val="22"/>
-              </w:rPr>
-              <w:t>Glycémie refaite systématiquement à 24-28 semaines</w:t>
-            </w:r>
-          </w:p>
-        </w:tc>
-        <w:tc>
-          <w:tcPr>
-            <w:tcW w:w="5867" w:type="dxa"/>
-            <w:tcBorders>
-              <w:top w:val="single" w:sz="4" w:space="0" w:color="000000"/>
-              <w:left w:val="single" w:sz="4" w:space="0" w:color="000000"/>
-              <w:bottom w:val="single" w:sz="4" w:space="0" w:color="000000"/>
-              <w:right w:val="single" w:sz="4" w:space="0" w:color="000000"/>
-            </w:tcBorders>
-          </w:tcPr>
-          <w:p>
-            <w:pPr>
-              <w:pStyle w:val="Normal"/>
-              <w:spacing w:lineRule="auto" w:line="240" w:before="40" w:after="40"/>
-              <w:jc w:val="left"/>
-              <w:rPr>
-                <w:sz w:val="22"/>
-                <w:szCs w:val="22"/>
-              </w:rPr>
-            </w:pPr>
-            <w:r>
-              <w:rPr>
-                <w:b w:val="false"/>
-                <w:bCs w:val="false"/>
-                <w:i w:val="false"/>
-                <w:iCs w:val="false"/>
-                <w:sz w:val="22"/>
-                <w:szCs w:val="22"/>
-              </w:rPr>
-              <w:t>oui : 0 ; non (sur facteurs de risque au mieux) : 15</w:t>
+            <w:tcW w:w="2920" w:type="dxa"/>
+            <w:tcBorders>
+              <w:top w:val="single" w:sz="4" w:space="0" w:color="000000"/>
+              <w:left w:val="single" w:sz="4" w:space="0" w:color="000000"/>
+              <w:bottom w:val="single" w:sz="4" w:space="0" w:color="000000"/>
+              <w:right w:val="single" w:sz="4" w:space="0" w:color="000000"/>
+            </w:tcBorders>
+          </w:tcPr>
+          <w:p>
+            <w:pPr>
+              <w:pStyle w:val="Normal"/>
+              <w:spacing w:lineRule="auto" w:line="240" w:before="40" w:after="40"/>
+              <w:jc w:val="left"/>
+              <w:rPr>
+                <w:sz w:val="22"/>
+                <w:szCs w:val="22"/>
+              </w:rPr>
+            </w:pPr>
+            <w:r>
+              <w:rPr>
+                <w:b w:val="false"/>
+                <w:bCs w:val="false"/>
+                <w:i w:val="false"/>
+                <w:iCs w:val="false"/>
+                <w:sz w:val="22"/>
+                <w:szCs w:val="22"/>
+              </w:rPr>
+              <w:t>Test manqué noté pour être refait</w:t>
+            </w:r>
+          </w:p>
+        </w:tc>
+        <w:tc>
+          <w:tcPr>
+            <w:tcW w:w="5866" w:type="dxa"/>
+            <w:tcBorders>
+              <w:top w:val="single" w:sz="4" w:space="0" w:color="000000"/>
+              <w:left w:val="single" w:sz="4" w:space="0" w:color="000000"/>
+              <w:bottom w:val="single" w:sz="4" w:space="0" w:color="000000"/>
+              <w:right w:val="single" w:sz="4" w:space="0" w:color="000000"/>
+            </w:tcBorders>
+          </w:tcPr>
+          <w:p>
+            <w:pPr>
+              <w:pStyle w:val="Normal"/>
+              <w:spacing w:lineRule="auto" w:line="240" w:before="40" w:after="40"/>
+              <w:jc w:val="left"/>
+              <w:rPr>
+                <w:sz w:val="22"/>
+                <w:szCs w:val="22"/>
+              </w:rPr>
+            </w:pPr>
+            <w:r>
+              <w:rPr>
+                <w:b w:val="false"/>
+                <w:bCs w:val="false"/>
+                <w:i w:val="false"/>
+                <w:iCs w:val="false"/>
+                <w:sz w:val="22"/>
+                <w:szCs w:val="22"/>
+              </w:rPr>
+              <w:t>oui : 2 ; non : 13</w:t>
             </w:r>
           </w:p>
         </w:tc>
@@ -1807,7 +1807,76 @@
         <w:trPr/>
         <w:tc>
           <w:tcPr>
-            <w:tcW w:w="2919" w:type="dxa"/>
+            <w:tcW w:w="2920" w:type="dxa"/>
+            <w:tcBorders>
+              <w:top w:val="single" w:sz="4" w:space="0" w:color="000000"/>
+              <w:left w:val="single" w:sz="4" w:space="0" w:color="000000"/>
+              <w:bottom w:val="single" w:sz="4" w:space="0" w:color="000000"/>
+              <w:right w:val="single" w:sz="4" w:space="0" w:color="000000"/>
+            </w:tcBorders>
+          </w:tcPr>
+          <w:p>
+            <w:pPr>
+              <w:pStyle w:val="Normal"/>
+              <w:spacing w:lineRule="auto" w:line="240" w:before="40" w:after="40"/>
+              <w:jc w:val="left"/>
+              <w:rPr>
+                <w:sz w:val="22"/>
+                <w:szCs w:val="22"/>
+              </w:rPr>
+            </w:pPr>
+            <w:r>
+              <w:rPr>
+                <w:b w:val="false"/>
+                <w:bCs w:val="false"/>
+                <w:i w:val="false"/>
+                <w:iCs w:val="false"/>
+                <w:sz w:val="22"/>
+                <w:szCs w:val="22"/>
+              </w:rPr>
+              <w:t>Glycémie refaite systématiquement à 24-28 semaines</w:t>
+            </w:r>
+          </w:p>
+        </w:tc>
+        <w:tc>
+          <w:tcPr>
+            <w:tcW w:w="5866" w:type="dxa"/>
+            <w:tcBorders>
+              <w:top w:val="single" w:sz="4" w:space="0" w:color="000000"/>
+              <w:left w:val="single" w:sz="4" w:space="0" w:color="000000"/>
+              <w:bottom w:val="single" w:sz="4" w:space="0" w:color="000000"/>
+              <w:right w:val="single" w:sz="4" w:space="0" w:color="000000"/>
+            </w:tcBorders>
+          </w:tcPr>
+          <w:p>
+            <w:pPr>
+              <w:pStyle w:val="Normal"/>
+              <w:spacing w:lineRule="auto" w:line="240" w:before="40" w:after="40"/>
+              <w:jc w:val="left"/>
+              <w:rPr>
+                <w:sz w:val="22"/>
+                <w:szCs w:val="22"/>
+              </w:rPr>
+            </w:pPr>
+            <w:r>
+              <w:rPr>
+                <w:b w:val="false"/>
+                <w:bCs w:val="false"/>
+                <w:i w:val="false"/>
+                <w:iCs w:val="false"/>
+                <w:sz w:val="22"/>
+                <w:szCs w:val="22"/>
+              </w:rPr>
+              <w:t>oui : 0 ; non (sur facteurs de risque au mieux) : 15</w:t>
+            </w:r>
+          </w:p>
+        </w:tc>
+      </w:tr>
+      <w:tr>
+        <w:trPr/>
+        <w:tc>
+          <w:tcPr>
+            <w:tcW w:w="2920" w:type="dxa"/>
             <w:tcBorders>
               <w:top w:val="single" w:sz="4" w:space="0" w:color="000000"/>
               <w:left w:val="single" w:sz="4" w:space="0" w:color="000000"/>
@@ -1841,7 +1910,7 @@
         </w:tc>
         <w:tc>
           <w:tcPr>
-            <w:tcW w:w="5867" w:type="dxa"/>
+            <w:tcW w:w="5866" w:type="dxa"/>
             <w:tcBorders>
               <w:top w:val="single" w:sz="4" w:space="0" w:color="000000"/>
               <w:left w:val="single" w:sz="4" w:space="0" w:color="000000"/>
@@ -1897,7 +1966,7 @@
     <w:p>
       <w:pPr>
         <w:pStyle w:val="Normal"/>
-        <w:spacing w:before="0" w:after="140"/>
+        <w:spacing w:before="0" w:after="80"/>
         <w:jc w:val="both"/>
         <w:rPr/>
       </w:pPr>
@@ -1906,7 +1975,7 @@
           <w:i w:val="false"/>
           <w:iCs w:val="false"/>
         </w:rPr>
-        <w:t>Le tensiomètre et le glucomètre étaient présents en salle de CPN dans les 15 centres : la glycémie de la première CPN y est la règle pour toutes les femmes. Le jour de l'observation, elle était faite dans 8 centres ; dans les 7 autres, elle ne l'était pas, faute de bandelettes valides (3), d'un appareil en état (2) ou d'un prestataire formé présent (2). Au cours des trois mois précédents, 6 centres avaient connu une rupture de bandelettes. Seuls 2 centres notaient le test manqué pour le refaire au rendez-vous suivant, et aucun (0) ne refaisait la glycémie de façon systématique entre 24 et 28 semaines.</w:t>
+        <w:t>Le tensiomètre était présent en salle de CPN dans les 15 centres. La glycémie de la première CPN y est demandée pour toutes les femmes et faite par le laboratoire, dont le glucomètre était en état dans 12 centres et en panne dans 2 ; dans le centre dont le laboratoire n'était pas encore ouvert, l'équipe de CPN la faisait elle-même. Six services de CPN disposaient en outre d'un glucomètre pour les urgences ; les autres appellent le laborantin ou envoient la femme au laboratoire. Le jour de l'observation, la glycémie était faite dans 8 centres ; dans les 7 autres, elle ne l'était pas, faute de bandelettes valides (3), d'un appareil en état (2) ou du laborantin (2). Au cours des trois mois précédents, 6 centres avaient connu une rupture de bandelettes. Seuls 2 centres notaient le test manqué pour le refaire au rendez-vous suivant, et aucun (0) ne refaisait la glycémie de façon systématique entre 24 et 28 semaines.</w:t>
       </w:r>
     </w:p>
     <w:p>
@@ -1934,7 +2003,7 @@
     <w:p>
       <w:pPr>
         <w:pStyle w:val="Normal"/>
-        <w:spacing w:before="0" w:after="140"/>
+        <w:spacing w:before="0" w:after="80"/>
         <w:jc w:val="both"/>
         <w:rPr/>
       </w:pPr>
@@ -1944,6 +2013,47 @@
           <w:iCs w:val="false"/>
         </w:rPr>
         <w:t>Tous les participants (20) reconnaissent ce dépistage comme relevant du mandat de la CPN, souvent le seul moment de la vie adulte où une femme en bonne santé rencontre régulièrement un soignant. Cette légitimité se dissocie pourtant de la pratique : la tension est un geste intégré, « comme le poids » ; la glycémie, là où elle manque durablement, sort du champ de pensée, ce que 4 participants décrivent comme un effet de l'impuissance.</w:t>
+      </w:r>
+    </w:p>
+    <w:p>
+      <w:pPr>
+        <w:pStyle w:val="Heading3"/>
+        <w:spacing w:before="180" w:after="100"/>
+        <w:rPr/>
+      </w:pPr>
+      <w:r>
+        <w:rPr/>
+        <w:t>5.2.2. Thème 1 — Un test pour toutes, sauf les jours où il manque quelque chose</w:t>
+      </w:r>
+    </w:p>
+    <w:p>
+      <w:pPr>
+        <w:pStyle w:val="Normal"/>
+        <w:spacing w:before="0" w:after="80"/>
+        <w:jc w:val="both"/>
+        <w:rPr/>
+      </w:pPr>
+      <w:r>
+        <w:rPr>
+          <w:i w:val="false"/>
+          <w:iCs w:val="false"/>
+        </w:rPr>
+        <w:t>Définition. La tension est mesurée à chaque visite ; la glycémie est demandée par la CPN pour toutes au premier contact et faite au laboratoire, mais elle saute les jours de rupture de bandelettes, de panne du glucomètre ou d'absence du laborantin, et quand le laboratoire ferme avant le passage de la femme. La femme reçue ces jours-là n'est presque jamais rattrapée, et le test, même quand il est fait, n'est pas refait entre 24 et 28 semaines.</w:t>
+      </w:r>
+    </w:p>
+    <w:p>
+      <w:pPr>
+        <w:pStyle w:val="Normal"/>
+        <w:spacing w:before="0" w:after="80"/>
+        <w:jc w:val="both"/>
+        <w:rPr/>
+      </w:pPr>
+      <w:r>
+        <w:rPr>
+          <w:i w:val="false"/>
+          <w:iCs w:val="false"/>
+        </w:rPr>
+        <w:t>Tous les participants (20) décrivent la glycémie de la première CPN comme une règle pour toutes ; 15 décrivent des jours, des semaines ou des mois où elle ne se fait pas. Trois causes reviennent : la rupture ou la péremption des bandelettes du laboratoire, partagées avec la consultation des maladies chroniques (6 participants évoquent cette concurrence) ; la panne d'un appareil que personne ne répare (5) ; et l'absence d'un laborantin souvent seul, ou la fermeture du laboratoire l'après-midi. Le relais en CPN dépend d'un glucomètre propre au service, réservé aux urgences, et d'une personne formée à son usage : 7 participants décrivent cette glycémie d'urgence, faite en CPN ou par le laborantin appelé dans la salle.</w:t>
       </w:r>
     </w:p>
     <w:p>
@@ -1964,7 +2074,7 @@
           <w:sz w:val="24"/>
           <w:szCs w:val="24"/>
         </w:rPr>
-        <w:t>« La tension, je peux seulement la trouver et l'envoyer ailleurs. Le sucre, je ne peux même pas le trouver. Plus on est impuissant, moins on y pense — et ça, c'est grave. »</w:t>
+        <w:t>« Mais le laborantin est seul et il part à quatorze heures. Celle qui arrive tard, ou qui attend trop longtemps chez nous, trouve le laboratoire fermé ; la case du sucre reste vide, et personne ne la rappelle. »</w:t>
       </w:r>
     </w:p>
     <w:p>
@@ -1983,24 +2093,13 @@
           <w:sz w:val="24"/>
           <w:szCs w:val="24"/>
         </w:rPr>
-        <w:t>(P06, sage-femme — traduit du kinyarwanda)</w:t>
-      </w:r>
-    </w:p>
-    <w:p>
-      <w:pPr>
-        <w:pStyle w:val="Heading3"/>
-        <w:spacing w:before="180" w:after="100"/>
-        <w:rPr/>
-      </w:pPr>
-      <w:r>
-        <w:rPr/>
-        <w:t>5.2.2. Thème 1 — Un test pour toutes, sauf les jours où il manque quelque chose</w:t>
-      </w:r>
-    </w:p>
-    <w:p>
-      <w:pPr>
-        <w:pStyle w:val="Normal"/>
-        <w:spacing w:before="0" w:after="140"/>
+        <w:t>(P20, infirmier — traduit du kinyarwanda)</w:t>
+      </w:r>
+    </w:p>
+    <w:p>
+      <w:pPr>
+        <w:pStyle w:val="Normal"/>
+        <w:spacing w:before="0" w:after="80"/>
         <w:jc w:val="both"/>
         <w:rPr/>
       </w:pPr>
@@ -2009,22 +2108,7 @@
           <w:i w:val="false"/>
           <w:iCs w:val="false"/>
         </w:rPr>
-        <w:t>Définition. La tension est mesurée à chaque visite ; la glycémie est faite à toutes au premier contact, en salle de CPN, mais elle saute les jours de rupture de bandelettes, de panne du glucomètre ou d'absence d'un prestataire formé à son usage. La femme reçue ces jours-là n'est presque jamais rattrapée, et le test, même quand il est fait, n'est pas refait entre 24 et 28 semaines.</w:t>
-      </w:r>
-    </w:p>
-    <w:p>
-      <w:pPr>
-        <w:pStyle w:val="Normal"/>
-        <w:spacing w:before="0" w:after="140"/>
-        <w:jc w:val="both"/>
-        <w:rPr/>
-      </w:pPr>
-      <w:r>
-        <w:rPr>
-          <w:i w:val="false"/>
-          <w:iCs w:val="false"/>
-        </w:rPr>
-        <w:t>Tous les participants (20) décrivent la glycémie de la première CPN comme une règle pour toutes ; 16 décrivent des jours, des semaines ou des mois où elle ne se fait pas. Trois causes reviennent : la rupture ou la péremption des bandelettes, dont la CPN partage le stock avec la consultation des maladies chroniques (6 participants évoquent cette concurrence) ; la panne d'un appareil que personne ne répare (5) ; et l'absence, certains jours, du seul prestataire qui sait se servir du glucomètre, ses collègues n'ayant jamais été formés à son usage. Même la tension connaît des omissions faute d'appareil disponible (9 participants), et le savoir glycémique s'érode quand il n'est pas pratiqué (3).</w:t>
+        <w:t>Douze participants parlent du devenir de la femme manquée : la case vide du registre n'est relue par personne, et les femmes reçues pendant une rupture ne sont pas rappelées quand les bandelettes reviennent ; 2 centres seulement inscrivent « glycémie à refaire » sur le carnet. L'accès au test dépend ainsi du jour et de l'heure où la femme se présente.</w:t>
       </w:r>
     </w:p>
     <w:p>
@@ -2045,7 +2129,7 @@
           <w:sz w:val="24"/>
           <w:szCs w:val="24"/>
         </w:rPr>
-        <w:t>« Le sucre, c'est pour toutes à la première visite, c'est sur la fiche, et le glucomètre est là, sur la table. Mais c'est ma collègue qui s'en sert ; moi, on ne m'a jamais formé à cet appareil. Quand elle est en congé, la case du sucre reste vide, et personne ne rappelle ces femmes. »</w:t>
+        <w:t>« Toutes les femmes venues pour leur première visite pendant ce temps-là sont reparties sans le test, et personne ne les a rappelées quand les bandelettes sont revenues : on n'a pas de liste, et à la visite suivante on ne pense pas à regarder si la case est vide. »</w:t>
       </w:r>
     </w:p>
     <w:p>
@@ -2064,13 +2148,13 @@
           <w:sz w:val="24"/>
           <w:szCs w:val="24"/>
         </w:rPr>
-        <w:t>(P20, infirmier — traduit du kinyarwanda)</w:t>
-      </w:r>
-    </w:p>
-    <w:p>
-      <w:pPr>
-        <w:pStyle w:val="Normal"/>
-        <w:spacing w:before="0" w:after="140"/>
+        <w:t>(P01, infirmier — traduit du kinyarwanda)</w:t>
+      </w:r>
+    </w:p>
+    <w:p>
+      <w:pPr>
+        <w:pStyle w:val="Normal"/>
+        <w:spacing w:before="0" w:after="80"/>
         <w:jc w:val="both"/>
         <w:rPr/>
       </w:pPr>
@@ -2079,7 +2163,48 @@
           <w:i w:val="false"/>
           <w:iCs w:val="false"/>
         </w:rPr>
-        <w:t>Onze participants parlent du devenir de la femme manquée : la case vide du registre n'est relue par personne, et les femmes reçues pendant une rupture ne sont pas rappelées quand les bandelettes reviennent ; 2 centres seulement inscrivent « glycémie à refaire » sur le carnet. L'accès au test dépend ainsi du jour où la femme se présente et de la personne qui la reçoit.</w:t>
+        <w:t>Là où tout est en place, le test reste unique : 6 participants décrivent une glycémie qui n'est refaite qu'en présence d'un signe d'appel ou d'un facteur de risque — surpoids, antécédent de gros bébé, diabète dans la famille, sucre dans les urines, âge —, et aucune épreuve de charge entre 24 et 28 semaines, la période où le diabète gestationnel apparaît. Hors de la CPN, les campagnes de dépistage des maladies non transmissibles mesurent la tension et la glycémie de toute personne qui se présente, femmes enceintes comprises, sans que le résultat revienne à la CPN (2 participants).</w:t>
+      </w:r>
+    </w:p>
+    <w:p>
+      <w:pPr>
+        <w:pStyle w:val="Heading3"/>
+        <w:spacing w:before="180" w:after="100"/>
+        <w:rPr/>
+      </w:pPr>
+      <w:r>
+        <w:rPr/>
+        <w:t>5.2.3. Thème 2 — Expliquer moins à celles qui savent le moins</w:t>
+      </w:r>
+    </w:p>
+    <w:p>
+      <w:pPr>
+        <w:pStyle w:val="Normal"/>
+        <w:spacing w:before="0" w:after="80"/>
+        <w:jc w:val="both"/>
+        <w:rPr/>
+      </w:pPr>
+      <w:r>
+        <w:rPr>
+          <w:i w:val="false"/>
+          <w:iCs w:val="false"/>
+        </w:rPr>
+        <w:t>Définition. L'explication qui suit la mesure varie selon l'heure, la charge de travail et l'idée que le soignant se fait de la femme, à l'inverse des besoins. Ce sont les participants eux-mêmes qui le décrivent ; le thème ne désigne pas une faute individuelle.</w:t>
+      </w:r>
+    </w:p>
+    <w:p>
+      <w:pPr>
+        <w:pStyle w:val="Normal"/>
+        <w:spacing w:before="0" w:after="80"/>
+        <w:jc w:val="both"/>
+        <w:rPr/>
+      </w:pPr>
+      <w:r>
+        <w:rPr>
+          <w:i w:val="false"/>
+          <w:iCs w:val="false"/>
+        </w:rPr>
+        <w:t>Dix-sept participants décrivent cette modulation, selon l'instruction supposée, l'heure d'arrivée et l'assurance de la femme ; plusieurs formulent eux-mêmes le paradoxe, parfois en le découvrant au cours de l'entretien.</w:t>
       </w:r>
     </w:p>
     <w:p>
@@ -2100,7 +2225,7 @@
           <w:sz w:val="24"/>
           <w:szCs w:val="24"/>
         </w:rPr>
-        <w:t>« Toutes les femmes venues pour leur première visite pendant ce temps-là sont reparties sans le test, et personne ne les a rappelées quand les bandelettes sont revenues : on n'a pas de liste, et à la visite suivante on ne pense pas à regarder si la case est vide. »</w:t>
+        <w:t>« Si vous venez à sept heures trente, vous aurez une infirmière qui vous explique. Si vous venez à onze heures, vous aurez la même infirmière mais elle vous dira trois mots. C'est le même service et ce n'est pas le même service. »</w:t>
       </w:r>
     </w:p>
     <w:p>
@@ -2119,13 +2244,13 @@
           <w:sz w:val="24"/>
           <w:szCs w:val="24"/>
         </w:rPr>
-        <w:t>(P01, infirmier — traduit du kinyarwanda)</w:t>
-      </w:r>
-    </w:p>
-    <w:p>
-      <w:pPr>
-        <w:pStyle w:val="Normal"/>
-        <w:spacing w:before="0" w:after="140"/>
+        <w:t>(P04, infirmière — traduit du kinyarwanda)</w:t>
+      </w:r>
+    </w:p>
+    <w:p>
+      <w:pPr>
+        <w:pStyle w:val="Normal"/>
+        <w:spacing w:before="0" w:after="80"/>
         <w:jc w:val="both"/>
         <w:rPr/>
       </w:pPr>
@@ -2134,24 +2259,13 @@
           <w:i w:val="false"/>
           <w:iCs w:val="false"/>
         </w:rPr>
-        <w:t>Là où tout est en place, le test reste unique : 6 participants décrivent une glycémie qui n'est refaite qu'en présence d'un signe d'appel ou d'un facteur de risque — surpoids, antécédent de gros bébé, diabète dans la famille, sucre dans les urines, âge —, et aucune épreuve de charge entre 24 et 28 semaines, la période où le diabète gestationnel apparaît. Hors de la CPN, les campagnes de dépistage des maladies non transmissibles mesurent la tension et la glycémie de toute personne qui se présente, femmes enceintes comprises, sans que le résultat revienne à la CPN (2 participants).</w:t>
-      </w:r>
-    </w:p>
-    <w:p>
-      <w:pPr>
-        <w:pStyle w:val="Heading3"/>
-        <w:spacing w:before="180" w:after="100"/>
-        <w:rPr/>
-      </w:pPr>
-      <w:r>
-        <w:rPr/>
-        <w:t>5.2.3. Thème 2 — Expliquer moins à celles qui savent le moins</w:t>
-      </w:r>
-    </w:p>
-    <w:p>
-      <w:pPr>
-        <w:pStyle w:val="Normal"/>
-        <w:spacing w:before="0" w:after="140"/>
+        <w:t>Cinq participants affirment au contraire donner la même explication à toutes. Le risque au-delà de la grossesse n'est évoqué que par 7 participants, certains le taisant faute de service vers lequel orienter la femme. Des contre-pratiques existent : faire reformuler la femme (4), utiliser un support visuel commun (2), refuser de classer les femmes par avance. Enfin, 2 infirmiers ou infirmières laissent l'explication à une collègue sage-femme.</w:t>
+      </w:r>
+    </w:p>
+    <w:p>
+      <w:pPr>
+        <w:pStyle w:val="Normal"/>
+        <w:spacing w:before="0" w:after="80"/>
         <w:jc w:val="both"/>
         <w:rPr/>
       </w:pPr>
@@ -2160,22 +2274,7 @@
           <w:i w:val="false"/>
           <w:iCs w:val="false"/>
         </w:rPr>
-        <w:t>Définition. L'explication qui suit la mesure varie selon l'heure, la charge de travail et l'idée que le soignant se fait de la femme, à l'inverse des besoins. Ce sont les participants eux-mêmes qui le décrivent ; le thème ne désigne pas une faute individuelle.</w:t>
-      </w:r>
-    </w:p>
-    <w:p>
-      <w:pPr>
-        <w:pStyle w:val="Normal"/>
-        <w:spacing w:before="0" w:after="140"/>
-        <w:jc w:val="both"/>
-        <w:rPr/>
-      </w:pPr>
-      <w:r>
-        <w:rPr>
-          <w:i w:val="false"/>
-          <w:iCs w:val="false"/>
-        </w:rPr>
-        <w:t>Dix-sept participants décrivent cette modulation, selon l'instruction supposée, l'heure d'arrivée et l'assurance de la femme ; plusieurs formulent eux-mêmes le paradoxe, parfois en le découvrant au cours de l'entretien.</w:t>
+        <w:t>Un moment échappe à cette modulation : la séance d'éducation collective, tenue deux à trois matins par semaine avant les consultations, observée le jour de la visite dans 11 centres sur 15. Neuf participants la décrivent : la même information pour toutes les présentes, où la tension n'apparaît qu'à travers les signes de danger (thème observé dans 5 centres) et le sucre presque jamais ; elle commence avant l'arrivée des femmes des collines éloignées, et 4 participants notent qu'elle tient parfois lieu de restitution du résultat.</w:t>
       </w:r>
     </w:p>
     <w:p>
@@ -2196,7 +2295,7 @@
           <w:sz w:val="24"/>
           <w:szCs w:val="24"/>
         </w:rPr>
-        <w:t>« Si vous venez à sept heures trente, vous aurez une infirmière qui vous explique. Si vous venez à onze heures, vous aurez la même infirmière mais elle vous dira trois mots. C'est le même service et ce n'est pas le même service. »</w:t>
+        <w:t>« Les femmes des collines du fond arrivent à dix heures, parfois onze heures, après deux heures de marche. Elles ont raté la séance. Et ce sont justement celles qui en auraient le plus besoin. »</w:t>
       </w:r>
     </w:p>
     <w:p>
@@ -2215,13 +2314,35 @@
           <w:sz w:val="24"/>
           <w:szCs w:val="24"/>
         </w:rPr>
-        <w:t>(P04, infirmière — traduit du kinyarwanda)</w:t>
-      </w:r>
-    </w:p>
-    <w:p>
-      <w:pPr>
-        <w:pStyle w:val="Normal"/>
-        <w:spacing w:before="0" w:after="140"/>
+        <w:t>(P03, sage-femme — traduit du kinyarwanda)</w:t>
+      </w:r>
+    </w:p>
+    <w:p>
+      <w:pPr>
+        <w:pStyle w:val="Heading2"/>
+        <w:spacing w:before="220" w:after="120"/>
+        <w:rPr/>
+      </w:pPr>
+      <w:r>
+        <w:rPr/>
+        <w:t>5.3. Conditions perçues du dépistage (objectif spécifique 2)</w:t>
+      </w:r>
+    </w:p>
+    <w:p>
+      <w:pPr>
+        <w:pStyle w:val="Heading3"/>
+        <w:spacing w:before="180" w:after="100"/>
+        <w:rPr/>
+      </w:pPr>
+      <w:r>
+        <w:rPr/>
+        <w:t>5.3.1. Conditions individuelles et organisationnelles</w:t>
+      </w:r>
+    </w:p>
+    <w:p>
+      <w:pPr>
+        <w:pStyle w:val="Normal"/>
+        <w:spacing w:before="0" w:after="80"/>
         <w:jc w:val="both"/>
         <w:rPr/>
       </w:pPr>
@@ -2230,7 +2351,33 @@
           <w:i w:val="false"/>
           <w:iCs w:val="false"/>
         </w:rPr>
-        <w:t>Cinq participants affirment au contraire donner la même explication à toutes. Le risque au-delà de la grossesse n'est évoqué que par 7 participants, certains le taisant faute de service vers lequel orienter la femme. Des contre-pratiques existent : faire reformuler la femme (4), utiliser un support visuel commun (2), refuser de classer les femmes par avance. Enfin, 2 infirmiers ou infirmières laissent l'explication à une collègue sage-femme.</w:t>
+        <w:t>Vingt participants sur 20 décrivent une préparation initiale absente ou insuffisante au dépistage du diabète gestationnel ; la formation continue, décisive quand elle a eu lieu, reste ponctuelle et nominative, et le savoir part avec la personne formée. La charge de travail (20 participants), la concurrence entre programmes (6) et l'absence de maintenance des appareils (5) limitent le dépistage ; un poste de constantes tenu par une personne dédiée est le facilitateur le plus cité.</w:t>
+      </w:r>
+    </w:p>
+    <w:p>
+      <w:pPr>
+        <w:pStyle w:val="Heading3"/>
+        <w:spacing w:before="180" w:after="100"/>
+        <w:rPr/>
+      </w:pPr>
+      <w:r>
+        <w:rPr/>
+        <w:t>5.3.2. Thème 4 — Ce qui est compté existe</w:t>
+      </w:r>
+    </w:p>
+    <w:p>
+      <w:pPr>
+        <w:pStyle w:val="Normal"/>
+        <w:spacing w:before="0" w:after="80"/>
+        <w:jc w:val="both"/>
+        <w:rPr/>
+      </w:pPr>
+      <w:r>
+        <w:rPr>
+          <w:i w:val="false"/>
+          <w:iCs w:val="false"/>
+        </w:rPr>
+        <w:t>Définition. Intrants, maintenance et attention de l'encadrement suivent les indicateurs ; le dépistage n'en fait pas partie. La supervision décrite porte sur la fréquentation et la complétude des registres ; aucun participant n'a eu à déclarer une tension élevée dépistée ou une glycémie réalisée, et plusieurs relient cette absence à la rupture des intrants.</w:t>
       </w:r>
     </w:p>
     <w:p>
@@ -2251,7 +2398,7 @@
           <w:sz w:val="24"/>
           <w:szCs w:val="24"/>
         </w:rPr>
-        <w:t>« Avec l'affiche, j'explique pareil à toutes, c'est ça l'avantage : l'image est la même pour celle qui sait lire et pour celle qui ne sait pas. »</w:t>
+        <w:t>« Le fer, on l'a toujours. La moustiquaire, on l'a toujours. Parce qu'ils sont dans les indicateurs. Les bandelettes de glycémie ne sont dans aucun indicateur, donc elles arrivent en dernier ou pas du tout. »</w:t>
       </w:r>
     </w:p>
     <w:p>
@@ -2270,13 +2417,24 @@
           <w:sz w:val="24"/>
           <w:szCs w:val="24"/>
         </w:rPr>
-        <w:t>(P15, sage-femme — traduit du kinyarwanda)</w:t>
-      </w:r>
-    </w:p>
-    <w:p>
-      <w:pPr>
-        <w:pStyle w:val="Normal"/>
-        <w:spacing w:before="0" w:after="140"/>
+        <w:t>(P07, sage-femme)</w:t>
+      </w:r>
+    </w:p>
+    <w:p>
+      <w:pPr>
+        <w:pStyle w:val="Heading3"/>
+        <w:spacing w:before="180" w:after="100"/>
+        <w:rPr/>
+      </w:pPr>
+      <w:r>
+        <w:rPr/>
+        <w:t>5.3.3. Thème 5 — Ce que change la dotation, et ce qu'elle ne change pas</w:t>
+      </w:r>
+    </w:p>
+    <w:p>
+      <w:pPr>
+        <w:pStyle w:val="Normal"/>
+        <w:spacing w:before="0" w:after="80"/>
         <w:jc w:val="both"/>
         <w:rPr/>
       </w:pPr>
@@ -2285,7 +2443,48 @@
           <w:i w:val="false"/>
           <w:iCs w:val="false"/>
         </w:rPr>
-        <w:t>Un moment échappe à cette modulation : la séance d'éducation collective, tenue deux à trois matins par semaine avant les consultations, observée le jour de la visite dans 11 centres sur 15. Neuf participants la décrivent : la même information générale pour toutes les présentes, sur la nutrition, les signes de danger, le planning familial ou la mutuelle ; la tension n'y apparaît qu'à travers les signes de danger (thème observé dans 5 centres) et le sucre presque jamais. Elle commence avant l'arrivée des femmes des collines éloignées. Quatre participants discutent de son usage : pour les uns, elle « prépare le terrain » sans remplacer la restitution du résultat ; pour d'autres, les jours d'affluence, elle en tient lieu.</w:t>
+        <w:t>Définition. Des bandelettes en continu, un appareil entretenu et des prestataires formés rendent le test de la première CPN régulier et permettent de rattraper la femme manquée ; ils ne règlent ni le contrôle au troisième trimestre ni l'explication, et ils sont répartis au bénéfice des centres déjà les mieux placés. Six participants estiment que le lieu d'exercice décide de ce que reçoivent les femmes.</w:t>
+      </w:r>
+    </w:p>
+    <w:p>
+      <w:pPr>
+        <w:pStyle w:val="Heading3"/>
+        <w:spacing w:before="180" w:after="100"/>
+        <w:rPr/>
+      </w:pPr>
+      <w:r>
+        <w:rPr/>
+        <w:t>5.3.4. Thème 3 — Trouver sans pouvoir suivre</w:t>
+      </w:r>
+    </w:p>
+    <w:p>
+      <w:pPr>
+        <w:pStyle w:val="Normal"/>
+        <w:spacing w:before="0" w:after="80"/>
+        <w:jc w:val="both"/>
+        <w:rPr/>
+      </w:pPr>
+      <w:r>
+        <w:rPr>
+          <w:i w:val="false"/>
+          <w:iCs w:val="false"/>
+        </w:rPr>
+        <w:t>Définition. La détection ne devient une prise en charge que si la référence aboutit et si l'information revient. Devant une tension élevée, la conduite est la même partout (reprise, protéines, référence) ; la suite diverge : dans les centres éloignés, la référence dépend d'un véhicule, de l'argent de la famille et de la personne qui décide (9 participants) ; 15 participants rapportent l'absence de tout retour écrit de l'hôpital ; 4 décrivent des femmes dépistées qui, après l'accouchement, ne relèvent plus d'aucun service. La venue du conjoint attendue à la première CPN retarde des femmes à quatre ou cinq mois, et la glycémie avec elle (2 participantes) ; les aides de l'ubudehe fidélisent les plus pauvres, et la difficulté se déplace juste au-dessus du seuil (2 participants).</w:t>
+      </w:r>
+    </w:p>
+    <w:p>
+      <w:pPr>
+        <w:pStyle w:val="Normal"/>
+        <w:spacing w:before="0" w:after="80"/>
+        <w:jc w:val="both"/>
+        <w:rPr/>
+      </w:pPr>
+      <w:r>
+        <w:rPr>
+          <w:i w:val="false"/>
+          <w:iCs w:val="false"/>
+        </w:rPr>
+        <w:t>Après le diagnostic, le suivi lui-même suit les moyens du ménage. Cinq participants rapportent que des femmes de ménages aisés s'achètent un tensiomètre ou un glucomètre et se surveillent à domicile, puis reviennent avec leurs chiffres ; les femmes des ménages modestes, souvent les plus éloignées du centre, n'ont que le rendez-vous.</w:t>
       </w:r>
     </w:p>
     <w:p>
@@ -2306,7 +2505,7 @@
           <w:sz w:val="24"/>
           <w:szCs w:val="24"/>
         </w:rPr>
-        <w:t>« Les femmes des collines du fond arrivent à dix heures, parfois onze heures, après deux heures de marche. Elles ont raté la séance. Et ce sont justement celles qui en auraient le plus besoin. »</w:t>
+        <w:t>« Mais ce sont des femmes de fonctionnaires ou de commerçants ; la femme qui cultive ne le pourra jamais, et c'est elle qui habite le plus loin. »</w:t>
       </w:r>
     </w:p>
     <w:p>
@@ -2325,18 +2524,7 @@
           <w:sz w:val="24"/>
           <w:szCs w:val="24"/>
         </w:rPr>
-        <w:t>(P03, sage-femme — traduit du kinyarwanda)</w:t>
-      </w:r>
-    </w:p>
-    <w:p>
-      <w:pPr>
-        <w:pStyle w:val="Heading2"/>
-        <w:spacing w:before="220" w:after="120"/>
-        <w:rPr/>
-      </w:pPr>
-      <w:r>
-        <w:rPr/>
-        <w:t>5.3. Conditions perçues du dépistage (objectif spécifique 2)</w:t>
+        <w:t>(P11, sage-femme)</w:t>
       </w:r>
     </w:p>
     <w:p>
@@ -2347,13 +2535,13 @@
       </w:pPr>
       <w:r>
         <w:rPr/>
-        <w:t>5.3.1. Conditions individuelles et organisationnelles</w:t>
-      </w:r>
-    </w:p>
-    <w:p>
-      <w:pPr>
-        <w:pStyle w:val="Normal"/>
-        <w:spacing w:before="0" w:after="140"/>
+        <w:t>5.3.5. Conditions sociales perçues</w:t>
+      </w:r>
+    </w:p>
+    <w:p>
+      <w:pPr>
+        <w:pStyle w:val="Normal"/>
+        <w:spacing w:before="0" w:after="80"/>
         <w:jc w:val="both"/>
         <w:rPr/>
       </w:pPr>
@@ -2362,7 +2550,7 @@
           <w:i w:val="false"/>
           <w:iCs w:val="false"/>
         </w:rPr>
-        <w:t>Vingt participants sur 20 décrivent une préparation initiale absente ou insuffisante au dépistage du diabète gestationnel ; la formation continue, décisive quand elle a eu lieu, reste ponctuelle et nominative, et le savoir part avec la personne formée. La charge de travail (20 participants), la concurrence entre programmes (6) et l'absence de maintenance des appareils (5) limitent le dépistage ; un poste de constantes tenu par une personne dédiée est le facilitateur le plus cité.</w:t>
+        <w:t>Les conditions sociales perçues sont dominées par la distance (18), le coût et la mutuelle (18) et l'instruction (18). Le recours tardif et le non-retour (20) sont attribués aux femmes par 2 participants, tandis que 9 désignent aussi le service : attente prolongée, visite sans résultat, rupture de matériel. Le recours aux guérisseurs (2) est décrit sans mépris, comme une ressource de proximité.</w:t>
       </w:r>
     </w:p>
     <w:p>
@@ -2373,13 +2561,13 @@
       </w:pPr>
       <w:r>
         <w:rPr/>
-        <w:t>5.3.2. Thème 4 — Ce qui est compté existe</w:t>
-      </w:r>
-    </w:p>
-    <w:p>
-      <w:pPr>
-        <w:pStyle w:val="Normal"/>
-        <w:spacing w:before="0" w:after="140"/>
+        <w:t>5.3.6. Thème 6 — Le registre comme écran</w:t>
+      </w:r>
+    </w:p>
+    <w:p>
+      <w:pPr>
+        <w:pStyle w:val="Normal"/>
+        <w:spacing w:before="0" w:after="80"/>
         <w:jc w:val="both"/>
         <w:rPr/>
       </w:pPr>
@@ -2388,7 +2576,7 @@
           <w:i w:val="false"/>
           <w:iCs w:val="false"/>
         </w:rPr>
-        <w:t>Définition. Intrants, maintenance et attention de l'encadrement suivent les indicateurs ; le dépistage n'en fait pas partie. La supervision décrite porte sur la fréquentation et la complétude des registres ; aucun participant n'a eu à déclarer une tension élevée dépistée ou une glycémie réalisée, et plusieurs relient cette absence à la rupture des intrants.</w:t>
+        <w:t>Définition. Un contrôle portant sur la complétude des registres produit de la complétude, et peut rendre invisible l'inégalité qu'il devrait révéler. Ce thème décrit un effet de système, jamais une faute individuelle, et n'est associé à aucun centre ; il repose surtout sur un entretien, corroboré par l'observation d'un registre (section 5.5).</w:t>
       </w:r>
     </w:p>
     <w:p>
@@ -2409,7 +2597,7 @@
           <w:sz w:val="24"/>
           <w:szCs w:val="24"/>
         </w:rPr>
-        <w:t>« Le fer, on l'a toujours. La moustiquaire, on l'a toujours. Parce qu'ils sont dans les indicateurs. Les bandelettes de glycémie ne sont dans aucun indicateur, donc elles arrivent en dernier ou pas du tout. »</w:t>
+        <w:t>« Dans le registre, toutes les femmes ont une tension. Dans la réalité, certaines n'en ont pas eu. Le registre dit que tout est égal ; c'est faux. Une inégalité qu'on ne voit pas, personne ne la corrigera. »</w:t>
       </w:r>
     </w:p>
     <w:p>
@@ -2428,7 +2616,7 @@
           <w:sz w:val="24"/>
           <w:szCs w:val="24"/>
         </w:rPr>
-        <w:t>(P07, sage-femme)</w:t>
+        <w:t>(P19)</w:t>
       </w:r>
     </w:p>
     <w:p>
@@ -2439,13 +2627,13 @@
       </w:pPr>
       <w:r>
         <w:rPr/>
-        <w:t>5.3.3. Thème 5 — Ce que change la dotation, et ce qu'elle ne change pas</w:t>
-      </w:r>
-    </w:p>
-    <w:p>
-      <w:pPr>
-        <w:pStyle w:val="Normal"/>
-        <w:spacing w:before="0" w:after="140"/>
+        <w:t>5.3.7. Thème 7 — Le dépistage hors des murs</w:t>
+      </w:r>
+    </w:p>
+    <w:p>
+      <w:pPr>
+        <w:pStyle w:val="Normal"/>
+        <w:spacing w:before="0" w:after="80"/>
         <w:jc w:val="both"/>
         <w:rPr/>
       </w:pPr>
@@ -2454,64 +2642,24 @@
           <w:i w:val="false"/>
           <w:iCs w:val="false"/>
         </w:rPr>
-        <w:t>Définition. Des bandelettes en continu, un appareil entretenu et des prestataires formés rendent le test de la première CPN régulier et permettent de rattraper la femme manquée ; ils ne règlent ni le contrôle au troisième trimestre ni l'explication, et ils sont répartis au bénéfice des centres déjà les mieux placés. Même dans le centre le mieux pourvu, la glycémie n'est refaite qu'aux femmes à risque, faute d'une épreuve de charge praticable entre 24 et 28 semaines, et l'explication reste soumise au temps disponible. Six participants estiment que le lieu d'exercice décide de ce que reçoivent les femmes.</w:t>
-      </w:r>
-    </w:p>
-    <w:p>
-      <w:pPr>
-        <w:pStyle w:val="Normal"/>
-        <w:spacing w:lineRule="auto" w:line="240" w:before="60" w:after="40"/>
-        <w:ind w:left="567" w:right="567"/>
-        <w:jc w:val="both"/>
-        <w:rPr>
-          <w:sz w:val="24"/>
-          <w:szCs w:val="24"/>
-        </w:rPr>
-      </w:pPr>
-      <w:r>
-        <w:rPr>
-          <w:i/>
-          <w:iCs/>
-          <w:sz w:val="24"/>
-          <w:szCs w:val="24"/>
-        </w:rPr>
-        <w:t>« Le protocole parle d'une épreuve à ce moment-là, mais ici personne ne la fait : il faudrait que la femme vienne à jeun et reste deux heures. »</w:t>
-      </w:r>
-    </w:p>
-    <w:p>
-      <w:pPr>
-        <w:pStyle w:val="Normal"/>
-        <w:spacing w:lineRule="auto" w:line="240" w:before="0" w:after="160"/>
-        <w:ind w:left="567" w:right="567"/>
-        <w:jc w:val="right"/>
-        <w:rPr>
-          <w:sz w:val="24"/>
-          <w:szCs w:val="24"/>
-        </w:rPr>
-      </w:pPr>
-      <w:r>
-        <w:rPr>
-          <w:sz w:val="24"/>
-          <w:szCs w:val="24"/>
-        </w:rPr>
-        <w:t>(P11, sage-femme)</w:t>
-      </w:r>
-    </w:p>
-    <w:p>
-      <w:pPr>
-        <w:pStyle w:val="Heading3"/>
-        <w:spacing w:before="180" w:after="100"/>
-        <w:rPr/>
-      </w:pPr>
-      <w:r>
-        <w:rPr/>
-        <w:t>5.3.4. Thème 3 — Trouver sans pouvoir suivre</w:t>
-      </w:r>
-    </w:p>
-    <w:p>
-      <w:pPr>
-        <w:pStyle w:val="Normal"/>
-        <w:spacing w:before="0" w:after="140"/>
+        <w:t>Définition. Relais communautaires et initiatives locales prolongent le dépistage là où le système ne prévoit rien ; ils reposent sur une personne. Deux participantes de centres ruraux s'appuient sur l'animatrice de santé maternelle (ASM) du village pour vérifier qu'une femme référée s'est rendue à l'hôpital , sans circuit formel de contre-référence. L'alerte que l'ASM envoie par téléphone organise l'urgence — convulsions, saignement — jusqu'à l'ambulance ; elle ne prévoit rien pour une femme référée pour une tension élevée qui ne se plaint de rien (2 participants).</w:t>
+      </w:r>
+    </w:p>
+    <w:p>
+      <w:pPr>
+        <w:pStyle w:val="Heading2"/>
+        <w:spacing w:before="220" w:after="120"/>
+        <w:rPr/>
+      </w:pPr>
+      <w:r>
+        <w:rPr/>
+        <w:t>5.4. Portée reconnue en équité et transformations proposées</w:t>
+      </w:r>
+    </w:p>
+    <w:p>
+      <w:pPr>
+        <w:pStyle w:val="Normal"/>
+        <w:spacing w:before="0" w:after="80"/>
         <w:jc w:val="both"/>
         <w:rPr/>
       </w:pPr>
@@ -2520,53 +2668,13 @@
           <w:i w:val="false"/>
           <w:iCs w:val="false"/>
         </w:rPr>
-        <w:t>Définition. La détection ne devient une prise en charge que si la référence aboutit et si l'information revient. Devant une tension élevée, la conduite décrite est la même partout : reprise après repos, recherche de protéines, référence. La suite diverge : dans les centres éloignés, la référence dépend d'un véhicule, de l'argent de la famille et de la personne qui décide (9 participants) ; 15 participants rapportent l'absence de tout retour écrit de l'hôpital ; 4 décrivent des femmes dépistées qui, après l'accouchement, ne relèvent plus d'aucun service. Deux dispositifs nationaux pèsent sur ce parcours. La venue du conjoint à la première CPN, liée au test VIH du couple, est comprise comme une condition d'accueil : des femmes attendent qu'il soit disponible et arrivent à quatre ou cinq mois, ce qui retarde aussi la glycémie (2 participantes). Les aides ciblées de l'ubudehe — mutuelle prise en charge, farine Shisha Kibondo — fidélisent les femmes des ménages les plus pauvres ; la difficulté se déplace vers celles qui sont juste au-dessus du seuil (2 participants).</w:t>
-      </w:r>
-    </w:p>
-    <w:p>
-      <w:pPr>
-        <w:pStyle w:val="Normal"/>
-        <w:spacing w:lineRule="auto" w:line="240" w:before="60" w:after="40"/>
-        <w:ind w:left="567" w:right="567"/>
-        <w:jc w:val="both"/>
-        <w:rPr>
-          <w:sz w:val="24"/>
-          <w:szCs w:val="24"/>
-        </w:rPr>
-      </w:pPr>
-      <w:r>
-        <w:rPr>
-          <w:i/>
-          <w:iCs/>
-          <w:sz w:val="24"/>
-          <w:szCs w:val="24"/>
-        </w:rPr>
-        <w:t>« Les plus difficiles, ce sont celles juste au-dessus : pas assez pauvres pour être aidées, pas assez riches pour payer la mutuelle à temps. Celles-là, on les perd. »</w:t>
-      </w:r>
-    </w:p>
-    <w:p>
-      <w:pPr>
-        <w:pStyle w:val="Normal"/>
-        <w:spacing w:lineRule="auto" w:line="240" w:before="0" w:after="160"/>
-        <w:ind w:left="567" w:right="567"/>
-        <w:jc w:val="right"/>
-        <w:rPr>
-          <w:sz w:val="24"/>
-          <w:szCs w:val="24"/>
-        </w:rPr>
-      </w:pPr>
-      <w:r>
-        <w:rPr>
-          <w:sz w:val="24"/>
-          <w:szCs w:val="24"/>
-        </w:rPr>
-        <w:t>(P06, sage-femme — traduit du kinyarwanda)</w:t>
-      </w:r>
-    </w:p>
-    <w:p>
-      <w:pPr>
-        <w:pStyle w:val="Normal"/>
-        <w:spacing w:before="0" w:after="140"/>
+        <w:t>Le mot « équité », jamais prononcé par l'enquêteur, apparaît spontanément dans 3 entretiens. Le jugement dominant est celui d'une inégalité inacceptable (16 participants), attribuée au système (13) mais aussi, pour 11 participants, à une part qui leur revient : l'explication. L'heure d'arrivée (8) et le lieu (6) sont des facteurs d'inégalité qui ne dépendent pas de la femme ; une minorité exprime une résignation (5) ou refuse de juger (2).</w:t>
+      </w:r>
+    </w:p>
+    <w:p>
+      <w:pPr>
+        <w:pStyle w:val="Normal"/>
+        <w:spacing w:before="0" w:after="80"/>
         <w:jc w:val="both"/>
         <w:rPr/>
       </w:pPr>
@@ -2575,104 +2683,24 @@
           <w:i w:val="false"/>
           <w:iCs w:val="false"/>
         </w:rPr>
-        <w:t>Après le diagnostic, le suivi lui-même suit les moyens du ménage. Cinq participants rapportent que des femmes de ménages aisés s'achètent un tensiomètre ou un glucomètre et se surveillent à domicile, puis reviennent avec leurs chiffres ; les femmes des ménages modestes, souvent les plus éloignées du centre, n'ont que le rendez-vous.</w:t>
-      </w:r>
-    </w:p>
-    <w:p>
-      <w:pPr>
-        <w:pStyle w:val="Normal"/>
-        <w:spacing w:lineRule="auto" w:line="240" w:before="60" w:after="40"/>
-        <w:ind w:left="567" w:right="567"/>
-        <w:jc w:val="both"/>
-        <w:rPr>
-          <w:sz w:val="24"/>
-          <w:szCs w:val="24"/>
-        </w:rPr>
-      </w:pPr>
-      <w:r>
-        <w:rPr>
-          <w:i/>
-          <w:iCs/>
-          <w:sz w:val="24"/>
-          <w:szCs w:val="24"/>
-        </w:rPr>
-        <w:t>« Mais ce sont des femmes de fonctionnaires ou de commerçants ; la femme qui cultive ne le pourra jamais, et c'est elle qui habite le plus loin. »</w:t>
-      </w:r>
-    </w:p>
-    <w:p>
-      <w:pPr>
-        <w:pStyle w:val="Normal"/>
-        <w:spacing w:lineRule="auto" w:line="240" w:before="0" w:after="160"/>
-        <w:ind w:left="567" w:right="567"/>
-        <w:jc w:val="right"/>
-        <w:rPr>
-          <w:sz w:val="24"/>
-          <w:szCs w:val="24"/>
-        </w:rPr>
-      </w:pPr>
-      <w:r>
-        <w:rPr>
-          <w:sz w:val="24"/>
-          <w:szCs w:val="24"/>
-        </w:rPr>
-        <w:t>(P11, sage-femme)</w:t>
-      </w:r>
-    </w:p>
-    <w:p>
-      <w:pPr>
-        <w:pStyle w:val="Normal"/>
-        <w:spacing w:lineRule="auto" w:line="240" w:before="60" w:after="40"/>
-        <w:ind w:left="567" w:right="567"/>
-        <w:jc w:val="both"/>
-        <w:rPr>
-          <w:sz w:val="24"/>
-          <w:szCs w:val="24"/>
-        </w:rPr>
-      </w:pPr>
-      <w:r>
-        <w:rPr>
-          <w:i/>
-          <w:iCs/>
-          <w:sz w:val="24"/>
-          <w:szCs w:val="24"/>
-        </w:rPr>
-        <w:t>« Aujourd'hui je réfère dans le vide. Et tant que je réfère dans le vide, mon dépistage s'arrête à la détection : ce n'est pas un dépistage, c'est un signalement. »</w:t>
-      </w:r>
-    </w:p>
-    <w:p>
-      <w:pPr>
-        <w:pStyle w:val="Normal"/>
-        <w:spacing w:lineRule="auto" w:line="240" w:before="0" w:after="160"/>
-        <w:ind w:left="567" w:right="567"/>
-        <w:jc w:val="right"/>
-        <w:rPr>
-          <w:sz w:val="24"/>
-          <w:szCs w:val="24"/>
-        </w:rPr>
-      </w:pPr>
-      <w:r>
-        <w:rPr>
-          <w:sz w:val="24"/>
-          <w:szCs w:val="24"/>
-        </w:rPr>
-        <w:t>(P07, sage-femme)</w:t>
-      </w:r>
-    </w:p>
-    <w:p>
-      <w:pPr>
-        <w:pStyle w:val="Heading3"/>
-        <w:spacing w:before="180" w:after="100"/>
-        <w:rPr/>
-      </w:pPr>
-      <w:r>
-        <w:rPr/>
-        <w:t>5.3.5. Conditions sociales perçues</w:t>
-      </w:r>
-    </w:p>
-    <w:p>
-      <w:pPr>
-        <w:pStyle w:val="Normal"/>
-        <w:spacing w:before="0" w:after="140"/>
+        <w:t>Invités à désigner une priorité, les participants se partagent entre intrants, formation, personnel, référence et redevabilité. La proposition d'un indicateur (8 participants) vise le mécanisme du thème 4 plutôt que l'un de ses effets. D'autres proposent d'inscrire la tension et le sucre au programme des séances, ou de passer par l'umugoroba w'ababyeyi pour atteindre les maris (2).</w:t>
+      </w:r>
+    </w:p>
+    <w:p>
+      <w:pPr>
+        <w:pStyle w:val="Heading2"/>
+        <w:spacing w:before="220" w:after="120"/>
+        <w:rPr/>
+      </w:pPr>
+      <w:r>
+        <w:rPr/>
+        <w:t>5.5. Triangulation et synthèse</w:t>
+      </w:r>
+    </w:p>
+    <w:p>
+      <w:pPr>
+        <w:pStyle w:val="Normal"/>
+        <w:spacing w:before="0" w:after="80"/>
         <w:jc w:val="both"/>
         <w:rPr/>
       </w:pPr>
@@ -2681,64 +2709,13 @@
           <w:i w:val="false"/>
           <w:iCs w:val="false"/>
         </w:rPr>
-        <w:t>Les conditions sociales des femmes, telles que les perçoivent les participants, sont dominées par la distance (18), le coût et la mutuelle (18) et l'instruction (18). Le recours tardif et le non-retour (20) sont attribués aux femmes par 2 participants, tandis que 9 désignent aussi le service : attente prolongée, visite sans résultat, rupture de matériel. Le recours aux guérisseurs (2) est décrit sans mépris, comme une ressource de proximité.</w:t>
-      </w:r>
-    </w:p>
-    <w:p>
-      <w:pPr>
-        <w:pStyle w:val="Normal"/>
-        <w:spacing w:lineRule="auto" w:line="240" w:before="60" w:after="40"/>
-        <w:ind w:left="567" w:right="567"/>
-        <w:jc w:val="both"/>
-        <w:rPr>
-          <w:sz w:val="24"/>
-          <w:szCs w:val="24"/>
-        </w:rPr>
-      </w:pPr>
-      <w:r>
-        <w:rPr>
-          <w:i/>
-          <w:iCs/>
-          <w:sz w:val="24"/>
-          <w:szCs w:val="24"/>
-        </w:rPr>
-        <w:t>« Les différences qui comptent pour le dépistage, ce sont des situations, pas des catégories de femmes : avoir de l'argent pour le transport aujourd'hui, avoir quelqu'un pour garder les enfants, avoir le mari d'accord. »</w:t>
-      </w:r>
-    </w:p>
-    <w:p>
-      <w:pPr>
-        <w:pStyle w:val="Normal"/>
-        <w:spacing w:lineRule="auto" w:line="240" w:before="0" w:after="160"/>
-        <w:ind w:left="567" w:right="567"/>
-        <w:jc w:val="right"/>
-        <w:rPr>
-          <w:sz w:val="24"/>
-          <w:szCs w:val="24"/>
-        </w:rPr>
-      </w:pPr>
-      <w:r>
-        <w:rPr>
-          <w:sz w:val="24"/>
-          <w:szCs w:val="24"/>
-        </w:rPr>
-        <w:t>(P18, infirmière — traduit du kinyarwanda)</w:t>
-      </w:r>
-    </w:p>
-    <w:p>
-      <w:pPr>
-        <w:pStyle w:val="Heading3"/>
-        <w:spacing w:before="180" w:after="100"/>
-        <w:rPr/>
-      </w:pPr>
-      <w:r>
-        <w:rPr/>
-        <w:t>5.3.6. Thème 6 — Le registre comme écran</w:t>
-      </w:r>
-    </w:p>
-    <w:p>
-      <w:pPr>
-        <w:pStyle w:val="Normal"/>
-        <w:spacing w:before="0" w:after="140"/>
+        <w:t>Sur les 15 centres observés, 8 ont fait l'objet d'un constat de confrontation entre propos et observation : 6 concordances et 2 écarts. L'observation a confirmé le circuit de la glycémie de la première CPN — bon de la CPN, test au laboratoire — là où il fonctionne, montré ses interruptions et le rattrapage là où il existe, et corroboré l'effet de registre du thème 6 et le contenu des séances d'éducation ; les écarts portent sur une mesure déclarée systématique et sur une explication déclarée individualisée. Les données de routine du district situent la part des premières CPN ayant reçu une glycémie entre 38 % et 95 % selon les centres, plus bas là où ruptures, pannes ou absences du laborantin se sont accumulées ; elles montrent aussi un premier contact plus tardif dans les secteurs les plus pauvres.</w:t>
+      </w:r>
+    </w:p>
+    <w:p>
+      <w:pPr>
+        <w:pStyle w:val="Normal"/>
+        <w:spacing w:before="0" w:after="80"/>
         <w:jc w:val="both"/>
         <w:rPr/>
       </w:pPr>
@@ -2747,99 +2724,7 @@
           <w:i w:val="false"/>
           <w:iCs w:val="false"/>
         </w:rPr>
-        <w:t>Définition. Un contrôle portant sur la complétude des registres produit de la complétude, et peut rendre invisible l'inégalité qu'il devrait révéler. Ce thème décrit un effet de système, jamais une faute individuelle, et n'est associé à aucun centre ; il repose surtout sur un entretien, corroboré par l'observation d'un registre (section 5.5).</w:t>
-      </w:r>
-    </w:p>
-    <w:p>
-      <w:pPr>
-        <w:pStyle w:val="Normal"/>
-        <w:spacing w:lineRule="auto" w:line="240" w:before="60" w:after="40"/>
-        <w:ind w:left="567" w:right="567"/>
-        <w:jc w:val="both"/>
-        <w:rPr>
-          <w:sz w:val="24"/>
-          <w:szCs w:val="24"/>
-        </w:rPr>
-      </w:pPr>
-      <w:r>
-        <w:rPr>
-          <w:i/>
-          <w:iCs/>
-          <w:sz w:val="24"/>
-          <w:szCs w:val="24"/>
-        </w:rPr>
-        <w:t>« Dans le registre, toutes les femmes ont une tension. Dans la réalité, certaines n'en ont pas eu. Le registre dit que tout est égal ; c'est faux. Une inégalité qu'on ne voit pas, personne ne la corrigera. »</w:t>
-      </w:r>
-    </w:p>
-    <w:p>
-      <w:pPr>
-        <w:pStyle w:val="Normal"/>
-        <w:spacing w:lineRule="auto" w:line="240" w:before="0" w:after="160"/>
-        <w:ind w:left="567" w:right="567"/>
-        <w:jc w:val="right"/>
-        <w:rPr>
-          <w:sz w:val="24"/>
-          <w:szCs w:val="24"/>
-        </w:rPr>
-      </w:pPr>
-      <w:r>
-        <w:rPr>
-          <w:sz w:val="24"/>
-          <w:szCs w:val="24"/>
-        </w:rPr>
-        <w:t>(P19)</w:t>
-      </w:r>
-    </w:p>
-    <w:p>
-      <w:pPr>
-        <w:pStyle w:val="Heading3"/>
-        <w:spacing w:before="180" w:after="100"/>
-        <w:rPr/>
-      </w:pPr>
-      <w:r>
-        <w:rPr/>
-        <w:t>5.3.7. Thème 7 — Le dépistage hors des murs</w:t>
-      </w:r>
-    </w:p>
-    <w:p>
-      <w:pPr>
-        <w:pStyle w:val="Normal"/>
-        <w:spacing w:before="0" w:after="140"/>
-        <w:jc w:val="both"/>
-        <w:rPr/>
-      </w:pPr>
-      <w:r>
-        <w:rPr>
-          <w:i w:val="false"/>
-          <w:iCs w:val="false"/>
-        </w:rPr>
-        <w:t>Définition. Relais communautaires et initiatives locales prolongent le dépistage là où le système ne prévoit rien ; ils reposent sur une personne. Deux participantes de centres ruraux s'appuient sur l'animatrice de santé maternelle (ASM) du village pour vérifier qu'une femme référée s'est rendue à l'hôpital ; aucun circuit de contre-référence ne formalise ce retour d'information, et l'écart passe alors entre les villages dont l'ASM est active et les autres. L'alerte que l'ASM envoie par téléphone organise l'urgence — convulsions, saignement — jusqu'à l'ambulance ; elle ne prévoit rien pour une femme référée pour une tension élevée qui ne se plaint de rien (2 participants).</w:t>
-      </w:r>
-    </w:p>
-    <w:p>
-      <w:pPr>
-        <w:pStyle w:val="Heading2"/>
-        <w:spacing w:before="220" w:after="120"/>
-        <w:rPr/>
-      </w:pPr>
-      <w:r>
-        <w:rPr/>
-        <w:t>5.4. Portée reconnue en équité et transformations proposées</w:t>
-      </w:r>
-    </w:p>
-    <w:p>
-      <w:pPr>
-        <w:pStyle w:val="Normal"/>
-        <w:spacing w:before="0" w:after="140"/>
-        <w:jc w:val="both"/>
-        <w:rPr/>
-      </w:pPr>
-      <w:r>
-        <w:rPr>
-          <w:i w:val="false"/>
-          <w:iCs w:val="false"/>
-        </w:rPr>
-        <w:t>Le mot « équité » n'a jamais été prononcé par l'enquêteur ; il apparaît spontanément dans 3 entretiens. Le jugement dominant est celui d'une inégalité inacceptable (16 participants), attribuée au système (13) mais aussi, pour 11 participants, à une part qui leur revient : l'explication (tableau VI). L'heure d'arrivée (7) et le lieu (6) apparaissent comme des facteurs d'inégalité qui ne dépendent pas de la femme. Une minorité exprime une résignation (5) ou refuse de juger (2).</w:t>
+        <w:t>Le tableau VI rassemble les sept thèmes : un dépistage qui dépend moins de la volonté des professionnels que de conditions qu'ils ne maîtrisent pas — bandelettes, appareil, laborantin, temps, véhicule, indicateur, moyens du ménage —, mais aussi d'une part qui leur revient : l'explication.</w:t>
       </w:r>
     </w:p>
     <w:p>
@@ -2854,1499 +2739,7 @@
           <w:b/>
           <w:bCs/>
         </w:rPr>
-        <w:t>Tableau VI. Portée reconnue en équité : jugements et attributions</w:t>
-      </w:r>
-    </w:p>
-    <w:tbl>
-      <w:tblPr>
-        <w:tblW w:w="8787" w:type="dxa"/>
-        <w:jc w:val="left"/>
-        <w:tblInd w:w="0" w:type="dxa"/>
-        <w:tblLayout w:type="fixed"/>
-        <w:tblCellMar>
-          <w:top w:w="60" w:type="dxa"/>
-          <w:left w:w="100" w:type="dxa"/>
-          <w:bottom w:w="60" w:type="dxa"/>
-          <w:right w:w="100" w:type="dxa"/>
-        </w:tblCellMar>
-      </w:tblPr>
-      <w:tblGrid>
-        <w:gridCol w:w="4504"/>
-        <w:gridCol w:w="1459"/>
-        <w:gridCol w:w="1462"/>
-        <w:gridCol w:w="1361"/>
-      </w:tblGrid>
-      <w:tr>
-        <w:trPr>
-          <w:tblHeader w:val="true"/>
-        </w:trPr>
-        <w:tc>
-          <w:tcPr>
-            <w:tcW w:w="4504" w:type="dxa"/>
-            <w:tcBorders>
-              <w:top w:val="single" w:sz="4" w:space="0" w:color="000000"/>
-              <w:left w:val="single" w:sz="4" w:space="0" w:color="000000"/>
-              <w:bottom w:val="single" w:sz="4" w:space="0" w:color="000000"/>
-              <w:right w:val="single" w:sz="4" w:space="0" w:color="000000"/>
-            </w:tcBorders>
-            <w:shd w:color="auto" w:fill="E8EDF2" w:val="clear"/>
-          </w:tcPr>
-          <w:p>
-            <w:pPr>
-              <w:pStyle w:val="Normal"/>
-              <w:keepNext w:val="true"/>
-              <w:spacing w:lineRule="auto" w:line="240" w:before="40" w:after="40"/>
-              <w:jc w:val="left"/>
-              <w:rPr>
-                <w:sz w:val="22"/>
-                <w:szCs w:val="22"/>
-              </w:rPr>
-            </w:pPr>
-            <w:r>
-              <w:rPr>
-                <w:b/>
-                <w:bCs/>
-                <w:sz w:val="22"/>
-                <w:szCs w:val="22"/>
-              </w:rPr>
-              <w:t>Catégorie (codes de la famille 8)</w:t>
-            </w:r>
-          </w:p>
-        </w:tc>
-        <w:tc>
-          <w:tcPr>
-            <w:tcW w:w="1459" w:type="dxa"/>
-            <w:tcBorders>
-              <w:top w:val="single" w:sz="4" w:space="0" w:color="000000"/>
-              <w:left w:val="single" w:sz="4" w:space="0" w:color="000000"/>
-              <w:bottom w:val="single" w:sz="4" w:space="0" w:color="000000"/>
-              <w:right w:val="single" w:sz="4" w:space="0" w:color="000000"/>
-            </w:tcBorders>
-            <w:shd w:color="auto" w:fill="E8EDF2" w:val="clear"/>
-          </w:tcPr>
-          <w:p>
-            <w:pPr>
-              <w:pStyle w:val="Normal"/>
-              <w:keepNext w:val="true"/>
-              <w:spacing w:lineRule="auto" w:line="240" w:before="40" w:after="40"/>
-              <w:jc w:val="left"/>
-              <w:rPr>
-                <w:sz w:val="22"/>
-                <w:szCs w:val="22"/>
-              </w:rPr>
-            </w:pPr>
-            <w:r>
-              <w:rPr>
-                <w:b/>
-                <w:bCs/>
-                <w:sz w:val="22"/>
-                <w:szCs w:val="22"/>
-              </w:rPr>
-              <w:t>Infirmiers (n = 10)</w:t>
-            </w:r>
-          </w:p>
-        </w:tc>
-        <w:tc>
-          <w:tcPr>
-            <w:tcW w:w="1462" w:type="dxa"/>
-            <w:tcBorders>
-              <w:top w:val="single" w:sz="4" w:space="0" w:color="000000"/>
-              <w:left w:val="single" w:sz="4" w:space="0" w:color="000000"/>
-              <w:bottom w:val="single" w:sz="4" w:space="0" w:color="000000"/>
-              <w:right w:val="single" w:sz="4" w:space="0" w:color="000000"/>
-            </w:tcBorders>
-            <w:shd w:color="auto" w:fill="E8EDF2" w:val="clear"/>
-          </w:tcPr>
-          <w:p>
-            <w:pPr>
-              <w:pStyle w:val="Normal"/>
-              <w:keepNext w:val="true"/>
-              <w:spacing w:lineRule="auto" w:line="240" w:before="40" w:after="40"/>
-              <w:jc w:val="left"/>
-              <w:rPr>
-                <w:sz w:val="22"/>
-                <w:szCs w:val="22"/>
-              </w:rPr>
-            </w:pPr>
-            <w:r>
-              <w:rPr>
-                <w:b/>
-                <w:bCs/>
-                <w:sz w:val="22"/>
-                <w:szCs w:val="22"/>
-              </w:rPr>
-              <w:t>Sages-femmes (n = 10)</w:t>
-            </w:r>
-          </w:p>
-        </w:tc>
-        <w:tc>
-          <w:tcPr>
-            <w:tcW w:w="1361" w:type="dxa"/>
-            <w:tcBorders>
-              <w:top w:val="single" w:sz="4" w:space="0" w:color="000000"/>
-              <w:left w:val="single" w:sz="4" w:space="0" w:color="000000"/>
-              <w:bottom w:val="single" w:sz="4" w:space="0" w:color="000000"/>
-              <w:right w:val="single" w:sz="4" w:space="0" w:color="000000"/>
-            </w:tcBorders>
-            <w:shd w:color="auto" w:fill="E8EDF2" w:val="clear"/>
-          </w:tcPr>
-          <w:p>
-            <w:pPr>
-              <w:pStyle w:val="Normal"/>
-              <w:keepNext w:val="true"/>
-              <w:spacing w:lineRule="auto" w:line="240" w:before="40" w:after="40"/>
-              <w:jc w:val="left"/>
-              <w:rPr>
-                <w:sz w:val="22"/>
-                <w:szCs w:val="22"/>
-              </w:rPr>
-            </w:pPr>
-            <w:r>
-              <w:rPr>
-                <w:b/>
-                <w:bCs/>
-                <w:sz w:val="22"/>
-                <w:szCs w:val="22"/>
-              </w:rPr>
-              <w:t>Total (n = 20)</w:t>
-            </w:r>
-          </w:p>
-        </w:tc>
-      </w:tr>
-      <w:tr>
-        <w:trPr/>
-        <w:tc>
-          <w:tcPr>
-            <w:tcW w:w="8786" w:type="dxa"/>
-            <w:gridSpan w:val="4"/>
-            <w:tcBorders>
-              <w:top w:val="single" w:sz="4" w:space="0" w:color="000000"/>
-              <w:left w:val="single" w:sz="4" w:space="0" w:color="000000"/>
-              <w:bottom w:val="single" w:sz="4" w:space="0" w:color="000000"/>
-              <w:right w:val="single" w:sz="4" w:space="0" w:color="000000"/>
-            </w:tcBorders>
-            <w:shd w:color="auto" w:fill="F4F6F8" w:val="clear"/>
-          </w:tcPr>
-          <w:p>
-            <w:pPr>
-              <w:pStyle w:val="Normal"/>
-              <w:keepNext w:val="true"/>
-              <w:spacing w:lineRule="auto" w:line="240" w:before="40" w:after="40"/>
-              <w:jc w:val="left"/>
-              <w:rPr>
-                <w:sz w:val="22"/>
-                <w:szCs w:val="22"/>
-              </w:rPr>
-            </w:pPr>
-            <w:r>
-              <w:rPr>
-                <w:b/>
-                <w:bCs/>
-                <w:i/>
-                <w:iCs/>
-                <w:sz w:val="22"/>
-                <w:szCs w:val="22"/>
-              </w:rPr>
-              <w:t>Jugement porté sur les différences décrites</w:t>
-            </w:r>
-          </w:p>
-        </w:tc>
-      </w:tr>
-      <w:tr>
-        <w:trPr/>
-        <w:tc>
-          <w:tcPr>
-            <w:tcW w:w="4504" w:type="dxa"/>
-            <w:tcBorders>
-              <w:top w:val="single" w:sz="4" w:space="0" w:color="000000"/>
-              <w:left w:val="single" w:sz="4" w:space="0" w:color="000000"/>
-              <w:bottom w:val="single" w:sz="4" w:space="0" w:color="000000"/>
-              <w:right w:val="single" w:sz="4" w:space="0" w:color="000000"/>
-            </w:tcBorders>
-          </w:tcPr>
-          <w:p>
-            <w:pPr>
-              <w:pStyle w:val="Normal"/>
-              <w:keepNext w:val="false"/>
-              <w:spacing w:lineRule="auto" w:line="240" w:before="40" w:after="40"/>
-              <w:jc w:val="left"/>
-              <w:rPr>
-                <w:sz w:val="22"/>
-                <w:szCs w:val="22"/>
-              </w:rPr>
-            </w:pPr>
-            <w:r>
-              <w:rPr>
-                <w:b w:val="false"/>
-                <w:bCs w:val="false"/>
-                <w:sz w:val="22"/>
-                <w:szCs w:val="22"/>
-              </w:rPr>
-              <w:t>Jugement : inacceptable</w:t>
-            </w:r>
-          </w:p>
-        </w:tc>
-        <w:tc>
-          <w:tcPr>
-            <w:tcW w:w="1459" w:type="dxa"/>
-            <w:tcBorders>
-              <w:top w:val="single" w:sz="4" w:space="0" w:color="000000"/>
-              <w:left w:val="single" w:sz="4" w:space="0" w:color="000000"/>
-              <w:bottom w:val="single" w:sz="4" w:space="0" w:color="000000"/>
-              <w:right w:val="single" w:sz="4" w:space="0" w:color="000000"/>
-            </w:tcBorders>
-          </w:tcPr>
-          <w:p>
-            <w:pPr>
-              <w:pStyle w:val="Normal"/>
-              <w:keepNext w:val="false"/>
-              <w:spacing w:lineRule="auto" w:line="240" w:before="40" w:after="40"/>
-              <w:jc w:val="center"/>
-              <w:rPr>
-                <w:sz w:val="22"/>
-                <w:szCs w:val="22"/>
-              </w:rPr>
-            </w:pPr>
-            <w:r>
-              <w:rPr>
-                <w:b w:val="false"/>
-                <w:bCs w:val="false"/>
-                <w:sz w:val="22"/>
-                <w:szCs w:val="22"/>
-              </w:rPr>
-              <w:t>6</w:t>
-            </w:r>
-          </w:p>
-        </w:tc>
-        <w:tc>
-          <w:tcPr>
-            <w:tcW w:w="1462" w:type="dxa"/>
-            <w:tcBorders>
-              <w:top w:val="single" w:sz="4" w:space="0" w:color="000000"/>
-              <w:left w:val="single" w:sz="4" w:space="0" w:color="000000"/>
-              <w:bottom w:val="single" w:sz="4" w:space="0" w:color="000000"/>
-              <w:right w:val="single" w:sz="4" w:space="0" w:color="000000"/>
-            </w:tcBorders>
-          </w:tcPr>
-          <w:p>
-            <w:pPr>
-              <w:pStyle w:val="Normal"/>
-              <w:keepNext w:val="false"/>
-              <w:spacing w:lineRule="auto" w:line="240" w:before="40" w:after="40"/>
-              <w:jc w:val="center"/>
-              <w:rPr>
-                <w:sz w:val="22"/>
-                <w:szCs w:val="22"/>
-              </w:rPr>
-            </w:pPr>
-            <w:r>
-              <w:rPr>
-                <w:b w:val="false"/>
-                <w:bCs w:val="false"/>
-                <w:sz w:val="22"/>
-                <w:szCs w:val="22"/>
-              </w:rPr>
-              <w:t>10</w:t>
-            </w:r>
-          </w:p>
-        </w:tc>
-        <w:tc>
-          <w:tcPr>
-            <w:tcW w:w="1361" w:type="dxa"/>
-            <w:tcBorders>
-              <w:top w:val="single" w:sz="4" w:space="0" w:color="000000"/>
-              <w:left w:val="single" w:sz="4" w:space="0" w:color="000000"/>
-              <w:bottom w:val="single" w:sz="4" w:space="0" w:color="000000"/>
-              <w:right w:val="single" w:sz="4" w:space="0" w:color="000000"/>
-            </w:tcBorders>
-          </w:tcPr>
-          <w:p>
-            <w:pPr>
-              <w:pStyle w:val="Normal"/>
-              <w:keepNext w:val="false"/>
-              <w:spacing w:lineRule="auto" w:line="240" w:before="40" w:after="40"/>
-              <w:jc w:val="center"/>
-              <w:rPr>
-                <w:sz w:val="22"/>
-                <w:szCs w:val="22"/>
-              </w:rPr>
-            </w:pPr>
-            <w:r>
-              <w:rPr>
-                <w:b w:val="false"/>
-                <w:bCs w:val="false"/>
-                <w:sz w:val="22"/>
-                <w:szCs w:val="22"/>
-              </w:rPr>
-              <w:t>16</w:t>
-            </w:r>
-          </w:p>
-        </w:tc>
-      </w:tr>
-      <w:tr>
-        <w:trPr/>
-        <w:tc>
-          <w:tcPr>
-            <w:tcW w:w="4504" w:type="dxa"/>
-            <w:tcBorders>
-              <w:top w:val="single" w:sz="4" w:space="0" w:color="000000"/>
-              <w:left w:val="single" w:sz="4" w:space="0" w:color="000000"/>
-              <w:bottom w:val="single" w:sz="4" w:space="0" w:color="000000"/>
-              <w:right w:val="single" w:sz="4" w:space="0" w:color="000000"/>
-            </w:tcBorders>
-          </w:tcPr>
-          <w:p>
-            <w:pPr>
-              <w:pStyle w:val="Normal"/>
-              <w:keepNext w:val="false"/>
-              <w:spacing w:lineRule="auto" w:line="240" w:before="40" w:after="40"/>
-              <w:jc w:val="left"/>
-              <w:rPr>
-                <w:sz w:val="22"/>
-                <w:szCs w:val="22"/>
-              </w:rPr>
-            </w:pPr>
-            <w:r>
-              <w:rPr>
-                <w:b w:val="false"/>
-                <w:bCs w:val="false"/>
-                <w:sz w:val="22"/>
-                <w:szCs w:val="22"/>
-              </w:rPr>
-              <w:t>Jugement : normalisation ou résignation</w:t>
-            </w:r>
-          </w:p>
-        </w:tc>
-        <w:tc>
-          <w:tcPr>
-            <w:tcW w:w="1459" w:type="dxa"/>
-            <w:tcBorders>
-              <w:top w:val="single" w:sz="4" w:space="0" w:color="000000"/>
-              <w:left w:val="single" w:sz="4" w:space="0" w:color="000000"/>
-              <w:bottom w:val="single" w:sz="4" w:space="0" w:color="000000"/>
-              <w:right w:val="single" w:sz="4" w:space="0" w:color="000000"/>
-            </w:tcBorders>
-          </w:tcPr>
-          <w:p>
-            <w:pPr>
-              <w:pStyle w:val="Normal"/>
-              <w:keepNext w:val="false"/>
-              <w:spacing w:lineRule="auto" w:line="240" w:before="40" w:after="40"/>
-              <w:jc w:val="center"/>
-              <w:rPr>
-                <w:sz w:val="22"/>
-                <w:szCs w:val="22"/>
-              </w:rPr>
-            </w:pPr>
-            <w:r>
-              <w:rPr>
-                <w:b w:val="false"/>
-                <w:bCs w:val="false"/>
-                <w:sz w:val="22"/>
-                <w:szCs w:val="22"/>
-              </w:rPr>
-              <w:t>4</w:t>
-            </w:r>
-          </w:p>
-        </w:tc>
-        <w:tc>
-          <w:tcPr>
-            <w:tcW w:w="1462" w:type="dxa"/>
-            <w:tcBorders>
-              <w:top w:val="single" w:sz="4" w:space="0" w:color="000000"/>
-              <w:left w:val="single" w:sz="4" w:space="0" w:color="000000"/>
-              <w:bottom w:val="single" w:sz="4" w:space="0" w:color="000000"/>
-              <w:right w:val="single" w:sz="4" w:space="0" w:color="000000"/>
-            </w:tcBorders>
-          </w:tcPr>
-          <w:p>
-            <w:pPr>
-              <w:pStyle w:val="Normal"/>
-              <w:keepNext w:val="false"/>
-              <w:spacing w:lineRule="auto" w:line="240" w:before="40" w:after="40"/>
-              <w:jc w:val="center"/>
-              <w:rPr>
-                <w:sz w:val="22"/>
-                <w:szCs w:val="22"/>
-              </w:rPr>
-            </w:pPr>
-            <w:r>
-              <w:rPr>
-                <w:b w:val="false"/>
-                <w:bCs w:val="false"/>
-                <w:sz w:val="22"/>
-                <w:szCs w:val="22"/>
-              </w:rPr>
-              <w:t>1</w:t>
-            </w:r>
-          </w:p>
-        </w:tc>
-        <w:tc>
-          <w:tcPr>
-            <w:tcW w:w="1361" w:type="dxa"/>
-            <w:tcBorders>
-              <w:top w:val="single" w:sz="4" w:space="0" w:color="000000"/>
-              <w:left w:val="single" w:sz="4" w:space="0" w:color="000000"/>
-              <w:bottom w:val="single" w:sz="4" w:space="0" w:color="000000"/>
-              <w:right w:val="single" w:sz="4" w:space="0" w:color="000000"/>
-            </w:tcBorders>
-          </w:tcPr>
-          <w:p>
-            <w:pPr>
-              <w:pStyle w:val="Normal"/>
-              <w:keepNext w:val="false"/>
-              <w:spacing w:lineRule="auto" w:line="240" w:before="40" w:after="40"/>
-              <w:jc w:val="center"/>
-              <w:rPr>
-                <w:sz w:val="22"/>
-                <w:szCs w:val="22"/>
-              </w:rPr>
-            </w:pPr>
-            <w:r>
-              <w:rPr>
-                <w:b w:val="false"/>
-                <w:bCs w:val="false"/>
-                <w:sz w:val="22"/>
-                <w:szCs w:val="22"/>
-              </w:rPr>
-              <w:t>5</w:t>
-            </w:r>
-          </w:p>
-        </w:tc>
-      </w:tr>
-      <w:tr>
-        <w:trPr/>
-        <w:tc>
-          <w:tcPr>
-            <w:tcW w:w="4504" w:type="dxa"/>
-            <w:tcBorders>
-              <w:top w:val="single" w:sz="4" w:space="0" w:color="000000"/>
-              <w:left w:val="single" w:sz="4" w:space="0" w:color="000000"/>
-              <w:bottom w:val="single" w:sz="4" w:space="0" w:color="000000"/>
-              <w:right w:val="single" w:sz="4" w:space="0" w:color="000000"/>
-            </w:tcBorders>
-          </w:tcPr>
-          <w:p>
-            <w:pPr>
-              <w:pStyle w:val="Normal"/>
-              <w:keepNext w:val="false"/>
-              <w:spacing w:lineRule="auto" w:line="240" w:before="40" w:after="40"/>
-              <w:jc w:val="left"/>
-              <w:rPr>
-                <w:sz w:val="22"/>
-                <w:szCs w:val="22"/>
-              </w:rPr>
-            </w:pPr>
-            <w:r>
-              <w:rPr>
-                <w:b w:val="false"/>
-                <w:bCs w:val="false"/>
-                <w:sz w:val="22"/>
-                <w:szCs w:val="22"/>
-              </w:rPr>
-              <w:t>Refus de juger</w:t>
-            </w:r>
-          </w:p>
-        </w:tc>
-        <w:tc>
-          <w:tcPr>
-            <w:tcW w:w="1459" w:type="dxa"/>
-            <w:tcBorders>
-              <w:top w:val="single" w:sz="4" w:space="0" w:color="000000"/>
-              <w:left w:val="single" w:sz="4" w:space="0" w:color="000000"/>
-              <w:bottom w:val="single" w:sz="4" w:space="0" w:color="000000"/>
-              <w:right w:val="single" w:sz="4" w:space="0" w:color="000000"/>
-            </w:tcBorders>
-          </w:tcPr>
-          <w:p>
-            <w:pPr>
-              <w:pStyle w:val="Normal"/>
-              <w:keepNext w:val="false"/>
-              <w:spacing w:lineRule="auto" w:line="240" w:before="40" w:after="40"/>
-              <w:jc w:val="center"/>
-              <w:rPr>
-                <w:sz w:val="22"/>
-                <w:szCs w:val="22"/>
-              </w:rPr>
-            </w:pPr>
-            <w:r>
-              <w:rPr>
-                <w:b w:val="false"/>
-                <w:bCs w:val="false"/>
-                <w:sz w:val="22"/>
-                <w:szCs w:val="22"/>
-              </w:rPr>
-              <w:t>2</w:t>
-            </w:r>
-          </w:p>
-        </w:tc>
-        <w:tc>
-          <w:tcPr>
-            <w:tcW w:w="1462" w:type="dxa"/>
-            <w:tcBorders>
-              <w:top w:val="single" w:sz="4" w:space="0" w:color="000000"/>
-              <w:left w:val="single" w:sz="4" w:space="0" w:color="000000"/>
-              <w:bottom w:val="single" w:sz="4" w:space="0" w:color="000000"/>
-              <w:right w:val="single" w:sz="4" w:space="0" w:color="000000"/>
-            </w:tcBorders>
-          </w:tcPr>
-          <w:p>
-            <w:pPr>
-              <w:pStyle w:val="Normal"/>
-              <w:keepNext w:val="false"/>
-              <w:spacing w:lineRule="auto" w:line="240" w:before="40" w:after="40"/>
-              <w:jc w:val="center"/>
-              <w:rPr>
-                <w:sz w:val="22"/>
-                <w:szCs w:val="22"/>
-              </w:rPr>
-            </w:pPr>
-            <w:r>
-              <w:rPr>
-                <w:b w:val="false"/>
-                <w:bCs w:val="false"/>
-                <w:sz w:val="22"/>
-                <w:szCs w:val="22"/>
-              </w:rPr>
-              <w:t>0</w:t>
-            </w:r>
-          </w:p>
-        </w:tc>
-        <w:tc>
-          <w:tcPr>
-            <w:tcW w:w="1361" w:type="dxa"/>
-            <w:tcBorders>
-              <w:top w:val="single" w:sz="4" w:space="0" w:color="000000"/>
-              <w:left w:val="single" w:sz="4" w:space="0" w:color="000000"/>
-              <w:bottom w:val="single" w:sz="4" w:space="0" w:color="000000"/>
-              <w:right w:val="single" w:sz="4" w:space="0" w:color="000000"/>
-            </w:tcBorders>
-          </w:tcPr>
-          <w:p>
-            <w:pPr>
-              <w:pStyle w:val="Normal"/>
-              <w:keepNext w:val="false"/>
-              <w:spacing w:lineRule="auto" w:line="240" w:before="40" w:after="40"/>
-              <w:jc w:val="center"/>
-              <w:rPr>
-                <w:sz w:val="22"/>
-                <w:szCs w:val="22"/>
-              </w:rPr>
-            </w:pPr>
-            <w:r>
-              <w:rPr>
-                <w:b w:val="false"/>
-                <w:bCs w:val="false"/>
-                <w:sz w:val="22"/>
-                <w:szCs w:val="22"/>
-              </w:rPr>
-              <w:t>2</w:t>
-            </w:r>
-          </w:p>
-        </w:tc>
-      </w:tr>
-      <w:tr>
-        <w:trPr/>
-        <w:tc>
-          <w:tcPr>
-            <w:tcW w:w="8786" w:type="dxa"/>
-            <w:gridSpan w:val="4"/>
-            <w:tcBorders>
-              <w:top w:val="single" w:sz="4" w:space="0" w:color="000000"/>
-              <w:left w:val="single" w:sz="4" w:space="0" w:color="000000"/>
-              <w:bottom w:val="single" w:sz="4" w:space="0" w:color="000000"/>
-              <w:right w:val="single" w:sz="4" w:space="0" w:color="000000"/>
-            </w:tcBorders>
-            <w:shd w:color="auto" w:fill="F4F6F8" w:val="clear"/>
-          </w:tcPr>
-          <w:p>
-            <w:pPr>
-              <w:pStyle w:val="Normal"/>
-              <w:keepNext w:val="true"/>
-              <w:spacing w:lineRule="auto" w:line="240" w:before="40" w:after="40"/>
-              <w:jc w:val="left"/>
-              <w:rPr>
-                <w:sz w:val="22"/>
-                <w:szCs w:val="22"/>
-              </w:rPr>
-            </w:pPr>
-            <w:r>
-              <w:rPr>
-                <w:b/>
-                <w:bCs/>
-                <w:i/>
-                <w:iCs/>
-                <w:sz w:val="22"/>
-                <w:szCs w:val="22"/>
-              </w:rPr>
-              <w:t>Attribution de la responsabilité</w:t>
-            </w:r>
-          </w:p>
-        </w:tc>
-      </w:tr>
-      <w:tr>
-        <w:trPr/>
-        <w:tc>
-          <w:tcPr>
-            <w:tcW w:w="4504" w:type="dxa"/>
-            <w:tcBorders>
-              <w:top w:val="single" w:sz="4" w:space="0" w:color="000000"/>
-              <w:left w:val="single" w:sz="4" w:space="0" w:color="000000"/>
-              <w:bottom w:val="single" w:sz="4" w:space="0" w:color="000000"/>
-              <w:right w:val="single" w:sz="4" w:space="0" w:color="000000"/>
-            </w:tcBorders>
-          </w:tcPr>
-          <w:p>
-            <w:pPr>
-              <w:pStyle w:val="Normal"/>
-              <w:keepNext w:val="false"/>
-              <w:spacing w:lineRule="auto" w:line="240" w:before="40" w:after="40"/>
-              <w:jc w:val="left"/>
-              <w:rPr>
-                <w:sz w:val="22"/>
-                <w:szCs w:val="22"/>
-              </w:rPr>
-            </w:pPr>
-            <w:r>
-              <w:rPr>
-                <w:b w:val="false"/>
-                <w:bCs w:val="false"/>
-                <w:sz w:val="22"/>
-                <w:szCs w:val="22"/>
-              </w:rPr>
-              <w:t>Responsabilité attribuée au système</w:t>
-            </w:r>
-          </w:p>
-        </w:tc>
-        <w:tc>
-          <w:tcPr>
-            <w:tcW w:w="1459" w:type="dxa"/>
-            <w:tcBorders>
-              <w:top w:val="single" w:sz="4" w:space="0" w:color="000000"/>
-              <w:left w:val="single" w:sz="4" w:space="0" w:color="000000"/>
-              <w:bottom w:val="single" w:sz="4" w:space="0" w:color="000000"/>
-              <w:right w:val="single" w:sz="4" w:space="0" w:color="000000"/>
-            </w:tcBorders>
-          </w:tcPr>
-          <w:p>
-            <w:pPr>
-              <w:pStyle w:val="Normal"/>
-              <w:keepNext w:val="false"/>
-              <w:spacing w:lineRule="auto" w:line="240" w:before="40" w:after="40"/>
-              <w:jc w:val="center"/>
-              <w:rPr>
-                <w:sz w:val="22"/>
-                <w:szCs w:val="22"/>
-              </w:rPr>
-            </w:pPr>
-            <w:r>
-              <w:rPr>
-                <w:b w:val="false"/>
-                <w:bCs w:val="false"/>
-                <w:sz w:val="22"/>
-                <w:szCs w:val="22"/>
-              </w:rPr>
-              <w:t>7</w:t>
-            </w:r>
-          </w:p>
-        </w:tc>
-        <w:tc>
-          <w:tcPr>
-            <w:tcW w:w="1462" w:type="dxa"/>
-            <w:tcBorders>
-              <w:top w:val="single" w:sz="4" w:space="0" w:color="000000"/>
-              <w:left w:val="single" w:sz="4" w:space="0" w:color="000000"/>
-              <w:bottom w:val="single" w:sz="4" w:space="0" w:color="000000"/>
-              <w:right w:val="single" w:sz="4" w:space="0" w:color="000000"/>
-            </w:tcBorders>
-          </w:tcPr>
-          <w:p>
-            <w:pPr>
-              <w:pStyle w:val="Normal"/>
-              <w:keepNext w:val="false"/>
-              <w:spacing w:lineRule="auto" w:line="240" w:before="40" w:after="40"/>
-              <w:jc w:val="center"/>
-              <w:rPr>
-                <w:sz w:val="22"/>
-                <w:szCs w:val="22"/>
-              </w:rPr>
-            </w:pPr>
-            <w:r>
-              <w:rPr>
-                <w:b w:val="false"/>
-                <w:bCs w:val="false"/>
-                <w:sz w:val="22"/>
-                <w:szCs w:val="22"/>
-              </w:rPr>
-              <w:t>6</w:t>
-            </w:r>
-          </w:p>
-        </w:tc>
-        <w:tc>
-          <w:tcPr>
-            <w:tcW w:w="1361" w:type="dxa"/>
-            <w:tcBorders>
-              <w:top w:val="single" w:sz="4" w:space="0" w:color="000000"/>
-              <w:left w:val="single" w:sz="4" w:space="0" w:color="000000"/>
-              <w:bottom w:val="single" w:sz="4" w:space="0" w:color="000000"/>
-              <w:right w:val="single" w:sz="4" w:space="0" w:color="000000"/>
-            </w:tcBorders>
-          </w:tcPr>
-          <w:p>
-            <w:pPr>
-              <w:pStyle w:val="Normal"/>
-              <w:keepNext w:val="false"/>
-              <w:spacing w:lineRule="auto" w:line="240" w:before="40" w:after="40"/>
-              <w:jc w:val="center"/>
-              <w:rPr>
-                <w:sz w:val="22"/>
-                <w:szCs w:val="22"/>
-              </w:rPr>
-            </w:pPr>
-            <w:r>
-              <w:rPr>
-                <w:b w:val="false"/>
-                <w:bCs w:val="false"/>
-                <w:sz w:val="22"/>
-                <w:szCs w:val="22"/>
-              </w:rPr>
-              <w:t>13</w:t>
-            </w:r>
-          </w:p>
-        </w:tc>
-      </w:tr>
-      <w:tr>
-        <w:trPr/>
-        <w:tc>
-          <w:tcPr>
-            <w:tcW w:w="4504" w:type="dxa"/>
-            <w:tcBorders>
-              <w:top w:val="single" w:sz="4" w:space="0" w:color="000000"/>
-              <w:left w:val="single" w:sz="4" w:space="0" w:color="000000"/>
-              <w:bottom w:val="single" w:sz="4" w:space="0" w:color="000000"/>
-              <w:right w:val="single" w:sz="4" w:space="0" w:color="000000"/>
-            </w:tcBorders>
-          </w:tcPr>
-          <w:p>
-            <w:pPr>
-              <w:pStyle w:val="Normal"/>
-              <w:keepNext w:val="false"/>
-              <w:spacing w:lineRule="auto" w:line="240" w:before="40" w:after="40"/>
-              <w:jc w:val="left"/>
-              <w:rPr>
-                <w:sz w:val="22"/>
-                <w:szCs w:val="22"/>
-              </w:rPr>
-            </w:pPr>
-            <w:r>
-              <w:rPr>
-                <w:b w:val="false"/>
-                <w:bCs w:val="false"/>
-                <w:sz w:val="22"/>
-                <w:szCs w:val="22"/>
-              </w:rPr>
-              <w:t>Responsabilité reconnue comme sienne</w:t>
-            </w:r>
-          </w:p>
-        </w:tc>
-        <w:tc>
-          <w:tcPr>
-            <w:tcW w:w="1459" w:type="dxa"/>
-            <w:tcBorders>
-              <w:top w:val="single" w:sz="4" w:space="0" w:color="000000"/>
-              <w:left w:val="single" w:sz="4" w:space="0" w:color="000000"/>
-              <w:bottom w:val="single" w:sz="4" w:space="0" w:color="000000"/>
-              <w:right w:val="single" w:sz="4" w:space="0" w:color="000000"/>
-            </w:tcBorders>
-          </w:tcPr>
-          <w:p>
-            <w:pPr>
-              <w:pStyle w:val="Normal"/>
-              <w:keepNext w:val="false"/>
-              <w:spacing w:lineRule="auto" w:line="240" w:before="40" w:after="40"/>
-              <w:jc w:val="center"/>
-              <w:rPr>
-                <w:sz w:val="22"/>
-                <w:szCs w:val="22"/>
-              </w:rPr>
-            </w:pPr>
-            <w:r>
-              <w:rPr>
-                <w:b w:val="false"/>
-                <w:bCs w:val="false"/>
-                <w:sz w:val="22"/>
-                <w:szCs w:val="22"/>
-              </w:rPr>
-              <w:t>6</w:t>
-            </w:r>
-          </w:p>
-        </w:tc>
-        <w:tc>
-          <w:tcPr>
-            <w:tcW w:w="1462" w:type="dxa"/>
-            <w:tcBorders>
-              <w:top w:val="single" w:sz="4" w:space="0" w:color="000000"/>
-              <w:left w:val="single" w:sz="4" w:space="0" w:color="000000"/>
-              <w:bottom w:val="single" w:sz="4" w:space="0" w:color="000000"/>
-              <w:right w:val="single" w:sz="4" w:space="0" w:color="000000"/>
-            </w:tcBorders>
-          </w:tcPr>
-          <w:p>
-            <w:pPr>
-              <w:pStyle w:val="Normal"/>
-              <w:keepNext w:val="false"/>
-              <w:spacing w:lineRule="auto" w:line="240" w:before="40" w:after="40"/>
-              <w:jc w:val="center"/>
-              <w:rPr>
-                <w:sz w:val="22"/>
-                <w:szCs w:val="22"/>
-              </w:rPr>
-            </w:pPr>
-            <w:r>
-              <w:rPr>
-                <w:b w:val="false"/>
-                <w:bCs w:val="false"/>
-                <w:sz w:val="22"/>
-                <w:szCs w:val="22"/>
-              </w:rPr>
-              <w:t>5</w:t>
-            </w:r>
-          </w:p>
-        </w:tc>
-        <w:tc>
-          <w:tcPr>
-            <w:tcW w:w="1361" w:type="dxa"/>
-            <w:tcBorders>
-              <w:top w:val="single" w:sz="4" w:space="0" w:color="000000"/>
-              <w:left w:val="single" w:sz="4" w:space="0" w:color="000000"/>
-              <w:bottom w:val="single" w:sz="4" w:space="0" w:color="000000"/>
-              <w:right w:val="single" w:sz="4" w:space="0" w:color="000000"/>
-            </w:tcBorders>
-          </w:tcPr>
-          <w:p>
-            <w:pPr>
-              <w:pStyle w:val="Normal"/>
-              <w:keepNext w:val="false"/>
-              <w:spacing w:lineRule="auto" w:line="240" w:before="40" w:after="40"/>
-              <w:jc w:val="center"/>
-              <w:rPr>
-                <w:sz w:val="22"/>
-                <w:szCs w:val="22"/>
-              </w:rPr>
-            </w:pPr>
-            <w:r>
-              <w:rPr>
-                <w:b w:val="false"/>
-                <w:bCs w:val="false"/>
-                <w:sz w:val="22"/>
-                <w:szCs w:val="22"/>
-              </w:rPr>
-              <w:t>11</w:t>
-            </w:r>
-          </w:p>
-        </w:tc>
-      </w:tr>
-      <w:tr>
-        <w:trPr/>
-        <w:tc>
-          <w:tcPr>
-            <w:tcW w:w="8786" w:type="dxa"/>
-            <w:gridSpan w:val="4"/>
-            <w:tcBorders>
-              <w:top w:val="single" w:sz="4" w:space="0" w:color="000000"/>
-              <w:left w:val="single" w:sz="4" w:space="0" w:color="000000"/>
-              <w:bottom w:val="single" w:sz="4" w:space="0" w:color="000000"/>
-              <w:right w:val="single" w:sz="4" w:space="0" w:color="000000"/>
-            </w:tcBorders>
-            <w:shd w:color="auto" w:fill="F4F6F8" w:val="clear"/>
-          </w:tcPr>
-          <w:p>
-            <w:pPr>
-              <w:pStyle w:val="Normal"/>
-              <w:keepNext w:val="true"/>
-              <w:spacing w:lineRule="auto" w:line="240" w:before="40" w:after="40"/>
-              <w:jc w:val="left"/>
-              <w:rPr>
-                <w:sz w:val="22"/>
-                <w:szCs w:val="22"/>
-              </w:rPr>
-            </w:pPr>
-            <w:r>
-              <w:rPr>
-                <w:b/>
-                <w:bCs/>
-                <w:i/>
-                <w:iCs/>
-                <w:sz w:val="22"/>
-                <w:szCs w:val="22"/>
-              </w:rPr>
-              <w:t>Facteurs d'inégalité nés du codage inductif</w:t>
-            </w:r>
-          </w:p>
-        </w:tc>
-      </w:tr>
-      <w:tr>
-        <w:trPr/>
-        <w:tc>
-          <w:tcPr>
-            <w:tcW w:w="4504" w:type="dxa"/>
-            <w:tcBorders>
-              <w:top w:val="single" w:sz="4" w:space="0" w:color="000000"/>
-              <w:left w:val="single" w:sz="4" w:space="0" w:color="000000"/>
-              <w:bottom w:val="single" w:sz="4" w:space="0" w:color="000000"/>
-              <w:right w:val="single" w:sz="4" w:space="0" w:color="000000"/>
-            </w:tcBorders>
-          </w:tcPr>
-          <w:p>
-            <w:pPr>
-              <w:pStyle w:val="Normal"/>
-              <w:keepNext w:val="false"/>
-              <w:spacing w:lineRule="auto" w:line="240" w:before="40" w:after="40"/>
-              <w:jc w:val="left"/>
-              <w:rPr>
-                <w:sz w:val="22"/>
-                <w:szCs w:val="22"/>
-              </w:rPr>
-            </w:pPr>
-            <w:r>
-              <w:rPr>
-                <w:b w:val="false"/>
-                <w:bCs w:val="false"/>
-                <w:sz w:val="22"/>
-                <w:szCs w:val="22"/>
-              </w:rPr>
-              <w:t>L'heure d'arrivée comme facteur d'inégalité</w:t>
-            </w:r>
-          </w:p>
-        </w:tc>
-        <w:tc>
-          <w:tcPr>
-            <w:tcW w:w="1459" w:type="dxa"/>
-            <w:tcBorders>
-              <w:top w:val="single" w:sz="4" w:space="0" w:color="000000"/>
-              <w:left w:val="single" w:sz="4" w:space="0" w:color="000000"/>
-              <w:bottom w:val="single" w:sz="4" w:space="0" w:color="000000"/>
-              <w:right w:val="single" w:sz="4" w:space="0" w:color="000000"/>
-            </w:tcBorders>
-          </w:tcPr>
-          <w:p>
-            <w:pPr>
-              <w:pStyle w:val="Normal"/>
-              <w:keepNext w:val="false"/>
-              <w:spacing w:lineRule="auto" w:line="240" w:before="40" w:after="40"/>
-              <w:jc w:val="center"/>
-              <w:rPr>
-                <w:sz w:val="22"/>
-                <w:szCs w:val="22"/>
-              </w:rPr>
-            </w:pPr>
-            <w:r>
-              <w:rPr>
-                <w:b w:val="false"/>
-                <w:bCs w:val="false"/>
-                <w:sz w:val="22"/>
-                <w:szCs w:val="22"/>
-              </w:rPr>
-              <w:t>3</w:t>
-            </w:r>
-          </w:p>
-        </w:tc>
-        <w:tc>
-          <w:tcPr>
-            <w:tcW w:w="1462" w:type="dxa"/>
-            <w:tcBorders>
-              <w:top w:val="single" w:sz="4" w:space="0" w:color="000000"/>
-              <w:left w:val="single" w:sz="4" w:space="0" w:color="000000"/>
-              <w:bottom w:val="single" w:sz="4" w:space="0" w:color="000000"/>
-              <w:right w:val="single" w:sz="4" w:space="0" w:color="000000"/>
-            </w:tcBorders>
-          </w:tcPr>
-          <w:p>
-            <w:pPr>
-              <w:pStyle w:val="Normal"/>
-              <w:keepNext w:val="false"/>
-              <w:spacing w:lineRule="auto" w:line="240" w:before="40" w:after="40"/>
-              <w:jc w:val="center"/>
-              <w:rPr>
-                <w:sz w:val="22"/>
-                <w:szCs w:val="22"/>
-              </w:rPr>
-            </w:pPr>
-            <w:r>
-              <w:rPr>
-                <w:b w:val="false"/>
-                <w:bCs w:val="false"/>
-                <w:sz w:val="22"/>
-                <w:szCs w:val="22"/>
-              </w:rPr>
-              <w:t>4</w:t>
-            </w:r>
-          </w:p>
-        </w:tc>
-        <w:tc>
-          <w:tcPr>
-            <w:tcW w:w="1361" w:type="dxa"/>
-            <w:tcBorders>
-              <w:top w:val="single" w:sz="4" w:space="0" w:color="000000"/>
-              <w:left w:val="single" w:sz="4" w:space="0" w:color="000000"/>
-              <w:bottom w:val="single" w:sz="4" w:space="0" w:color="000000"/>
-              <w:right w:val="single" w:sz="4" w:space="0" w:color="000000"/>
-            </w:tcBorders>
-          </w:tcPr>
-          <w:p>
-            <w:pPr>
-              <w:pStyle w:val="Normal"/>
-              <w:keepNext w:val="false"/>
-              <w:spacing w:lineRule="auto" w:line="240" w:before="40" w:after="40"/>
-              <w:jc w:val="center"/>
-              <w:rPr>
-                <w:sz w:val="22"/>
-                <w:szCs w:val="22"/>
-              </w:rPr>
-            </w:pPr>
-            <w:r>
-              <w:rPr>
-                <w:b w:val="false"/>
-                <w:bCs w:val="false"/>
-                <w:sz w:val="22"/>
-                <w:szCs w:val="22"/>
-              </w:rPr>
-              <w:t>7</w:t>
-            </w:r>
-          </w:p>
-        </w:tc>
-      </w:tr>
-      <w:tr>
-        <w:trPr/>
-        <w:tc>
-          <w:tcPr>
-            <w:tcW w:w="4504" w:type="dxa"/>
-            <w:tcBorders>
-              <w:top w:val="single" w:sz="4" w:space="0" w:color="000000"/>
-              <w:left w:val="single" w:sz="4" w:space="0" w:color="000000"/>
-              <w:bottom w:val="single" w:sz="4" w:space="0" w:color="000000"/>
-              <w:right w:val="single" w:sz="4" w:space="0" w:color="000000"/>
-            </w:tcBorders>
-          </w:tcPr>
-          <w:p>
-            <w:pPr>
-              <w:pStyle w:val="Normal"/>
-              <w:keepNext w:val="false"/>
-              <w:spacing w:lineRule="auto" w:line="240" w:before="40" w:after="40"/>
-              <w:jc w:val="left"/>
-              <w:rPr>
-                <w:sz w:val="22"/>
-                <w:szCs w:val="22"/>
-              </w:rPr>
-            </w:pPr>
-            <w:r>
-              <w:rPr>
-                <w:b w:val="false"/>
-                <w:bCs w:val="false"/>
-                <w:sz w:val="22"/>
-                <w:szCs w:val="22"/>
-              </w:rPr>
-              <w:t>Le lieu décide de ce qu'on reçoit</w:t>
-            </w:r>
-          </w:p>
-        </w:tc>
-        <w:tc>
-          <w:tcPr>
-            <w:tcW w:w="1459" w:type="dxa"/>
-            <w:tcBorders>
-              <w:top w:val="single" w:sz="4" w:space="0" w:color="000000"/>
-              <w:left w:val="single" w:sz="4" w:space="0" w:color="000000"/>
-              <w:bottom w:val="single" w:sz="4" w:space="0" w:color="000000"/>
-              <w:right w:val="single" w:sz="4" w:space="0" w:color="000000"/>
-            </w:tcBorders>
-          </w:tcPr>
-          <w:p>
-            <w:pPr>
-              <w:pStyle w:val="Normal"/>
-              <w:keepNext w:val="false"/>
-              <w:spacing w:lineRule="auto" w:line="240" w:before="40" w:after="40"/>
-              <w:jc w:val="center"/>
-              <w:rPr>
-                <w:sz w:val="22"/>
-                <w:szCs w:val="22"/>
-              </w:rPr>
-            </w:pPr>
-            <w:r>
-              <w:rPr>
-                <w:b w:val="false"/>
-                <w:bCs w:val="false"/>
-                <w:sz w:val="22"/>
-                <w:szCs w:val="22"/>
-              </w:rPr>
-              <w:t>2</w:t>
-            </w:r>
-          </w:p>
-        </w:tc>
-        <w:tc>
-          <w:tcPr>
-            <w:tcW w:w="1462" w:type="dxa"/>
-            <w:tcBorders>
-              <w:top w:val="single" w:sz="4" w:space="0" w:color="000000"/>
-              <w:left w:val="single" w:sz="4" w:space="0" w:color="000000"/>
-              <w:bottom w:val="single" w:sz="4" w:space="0" w:color="000000"/>
-              <w:right w:val="single" w:sz="4" w:space="0" w:color="000000"/>
-            </w:tcBorders>
-          </w:tcPr>
-          <w:p>
-            <w:pPr>
-              <w:pStyle w:val="Normal"/>
-              <w:keepNext w:val="false"/>
-              <w:spacing w:lineRule="auto" w:line="240" w:before="40" w:after="40"/>
-              <w:jc w:val="center"/>
-              <w:rPr>
-                <w:sz w:val="22"/>
-                <w:szCs w:val="22"/>
-              </w:rPr>
-            </w:pPr>
-            <w:r>
-              <w:rPr>
-                <w:b w:val="false"/>
-                <w:bCs w:val="false"/>
-                <w:sz w:val="22"/>
-                <w:szCs w:val="22"/>
-              </w:rPr>
-              <w:t>4</w:t>
-            </w:r>
-          </w:p>
-        </w:tc>
-        <w:tc>
-          <w:tcPr>
-            <w:tcW w:w="1361" w:type="dxa"/>
-            <w:tcBorders>
-              <w:top w:val="single" w:sz="4" w:space="0" w:color="000000"/>
-              <w:left w:val="single" w:sz="4" w:space="0" w:color="000000"/>
-              <w:bottom w:val="single" w:sz="4" w:space="0" w:color="000000"/>
-              <w:right w:val="single" w:sz="4" w:space="0" w:color="000000"/>
-            </w:tcBorders>
-          </w:tcPr>
-          <w:p>
-            <w:pPr>
-              <w:pStyle w:val="Normal"/>
-              <w:keepNext w:val="false"/>
-              <w:spacing w:lineRule="auto" w:line="240" w:before="40" w:after="40"/>
-              <w:jc w:val="center"/>
-              <w:rPr>
-                <w:sz w:val="22"/>
-                <w:szCs w:val="22"/>
-              </w:rPr>
-            </w:pPr>
-            <w:r>
-              <w:rPr>
-                <w:b w:val="false"/>
-                <w:bCs w:val="false"/>
-                <w:sz w:val="22"/>
-                <w:szCs w:val="22"/>
-              </w:rPr>
-              <w:t>6</w:t>
-            </w:r>
-          </w:p>
-        </w:tc>
-      </w:tr>
-      <w:tr>
-        <w:trPr/>
-        <w:tc>
-          <w:tcPr>
-            <w:tcW w:w="4504" w:type="dxa"/>
-            <w:tcBorders>
-              <w:top w:val="single" w:sz="4" w:space="0" w:color="000000"/>
-              <w:left w:val="single" w:sz="4" w:space="0" w:color="000000"/>
-              <w:bottom w:val="single" w:sz="4" w:space="0" w:color="000000"/>
-              <w:right w:val="single" w:sz="4" w:space="0" w:color="000000"/>
-            </w:tcBorders>
-          </w:tcPr>
-          <w:p>
-            <w:pPr>
-              <w:pStyle w:val="Normal"/>
-              <w:keepNext w:val="true"/>
-              <w:spacing w:lineRule="auto" w:line="240" w:before="40" w:after="40"/>
-              <w:jc w:val="left"/>
-              <w:rPr>
-                <w:sz w:val="22"/>
-                <w:szCs w:val="22"/>
-              </w:rPr>
-            </w:pPr>
-            <w:r>
-              <w:rPr>
-                <w:b w:val="false"/>
-                <w:bCs w:val="false"/>
-                <w:sz w:val="22"/>
-                <w:szCs w:val="22"/>
-              </w:rPr>
-              <w:t>Refus de catégoriser les femmes</w:t>
-            </w:r>
-          </w:p>
-        </w:tc>
-        <w:tc>
-          <w:tcPr>
-            <w:tcW w:w="1459" w:type="dxa"/>
-            <w:tcBorders>
-              <w:top w:val="single" w:sz="4" w:space="0" w:color="000000"/>
-              <w:left w:val="single" w:sz="4" w:space="0" w:color="000000"/>
-              <w:bottom w:val="single" w:sz="4" w:space="0" w:color="000000"/>
-              <w:right w:val="single" w:sz="4" w:space="0" w:color="000000"/>
-            </w:tcBorders>
-          </w:tcPr>
-          <w:p>
-            <w:pPr>
-              <w:pStyle w:val="Normal"/>
-              <w:keepNext w:val="true"/>
-              <w:spacing w:lineRule="auto" w:line="240" w:before="40" w:after="40"/>
-              <w:jc w:val="center"/>
-              <w:rPr>
-                <w:sz w:val="22"/>
-                <w:szCs w:val="22"/>
-              </w:rPr>
-            </w:pPr>
-            <w:r>
-              <w:rPr>
-                <w:b w:val="false"/>
-                <w:bCs w:val="false"/>
-                <w:sz w:val="22"/>
-                <w:szCs w:val="22"/>
-              </w:rPr>
-              <w:t>1</w:t>
-            </w:r>
-          </w:p>
-        </w:tc>
-        <w:tc>
-          <w:tcPr>
-            <w:tcW w:w="1462" w:type="dxa"/>
-            <w:tcBorders>
-              <w:top w:val="single" w:sz="4" w:space="0" w:color="000000"/>
-              <w:left w:val="single" w:sz="4" w:space="0" w:color="000000"/>
-              <w:bottom w:val="single" w:sz="4" w:space="0" w:color="000000"/>
-              <w:right w:val="single" w:sz="4" w:space="0" w:color="000000"/>
-            </w:tcBorders>
-          </w:tcPr>
-          <w:p>
-            <w:pPr>
-              <w:pStyle w:val="Normal"/>
-              <w:keepNext w:val="true"/>
-              <w:spacing w:lineRule="auto" w:line="240" w:before="40" w:after="40"/>
-              <w:jc w:val="center"/>
-              <w:rPr>
-                <w:sz w:val="22"/>
-                <w:szCs w:val="22"/>
-              </w:rPr>
-            </w:pPr>
-            <w:r>
-              <w:rPr>
-                <w:b w:val="false"/>
-                <w:bCs w:val="false"/>
-                <w:sz w:val="22"/>
-                <w:szCs w:val="22"/>
-              </w:rPr>
-              <w:t>0</w:t>
-            </w:r>
-          </w:p>
-        </w:tc>
-        <w:tc>
-          <w:tcPr>
-            <w:tcW w:w="1361" w:type="dxa"/>
-            <w:tcBorders>
-              <w:top w:val="single" w:sz="4" w:space="0" w:color="000000"/>
-              <w:left w:val="single" w:sz="4" w:space="0" w:color="000000"/>
-              <w:bottom w:val="single" w:sz="4" w:space="0" w:color="000000"/>
-              <w:right w:val="single" w:sz="4" w:space="0" w:color="000000"/>
-            </w:tcBorders>
-          </w:tcPr>
-          <w:p>
-            <w:pPr>
-              <w:pStyle w:val="Normal"/>
-              <w:keepNext w:val="true"/>
-              <w:spacing w:lineRule="auto" w:line="240" w:before="40" w:after="40"/>
-              <w:jc w:val="center"/>
-              <w:rPr>
-                <w:sz w:val="22"/>
-                <w:szCs w:val="22"/>
-              </w:rPr>
-            </w:pPr>
-            <w:r>
-              <w:rPr>
-                <w:b w:val="false"/>
-                <w:bCs w:val="false"/>
-                <w:sz w:val="22"/>
-                <w:szCs w:val="22"/>
-              </w:rPr>
-              <w:t>1</w:t>
-            </w:r>
-          </w:p>
-        </w:tc>
-      </w:tr>
-    </w:tbl>
-    <w:p>
-      <w:pPr>
-        <w:pStyle w:val="Normal"/>
-        <w:spacing w:before="60" w:after="200"/>
-        <w:rPr>
-          <w:sz w:val="22"/>
-          <w:szCs w:val="22"/>
-        </w:rPr>
-      </w:pPr>
-      <w:r>
-        <w:rPr>
-          <w:i/>
-          <w:iCs/>
-          <w:sz w:val="22"/>
-          <w:szCs w:val="22"/>
-        </w:rPr>
-        <w:t>Source : codage des entretiens (Q19 et recoupements Q11 à Q14) ; un participant peut relever de plusieurs lignes.</w:t>
-      </w:r>
-    </w:p>
-    <w:p>
-      <w:pPr>
-        <w:pStyle w:val="Normal"/>
-        <w:spacing w:lineRule="auto" w:line="240" w:before="60" w:after="40"/>
-        <w:ind w:left="567" w:right="567"/>
-        <w:jc w:val="both"/>
-        <w:rPr>
-          <w:sz w:val="24"/>
-          <w:szCs w:val="24"/>
-        </w:rPr>
-      </w:pPr>
-      <w:r>
-        <w:rPr>
-          <w:i/>
-          <w:iCs/>
-          <w:sz w:val="24"/>
-          <w:szCs w:val="24"/>
-        </w:rPr>
-        <w:t>« Et il y a l'inégalité qui vient de moi — le temps que je donne, les mots que je choisis selon la personne que j'ai devant moi : celle-là, elle est à moi, et c'est la seule sur laquelle j'ai prise. »</w:t>
-      </w:r>
-    </w:p>
-    <w:p>
-      <w:pPr>
-        <w:pStyle w:val="Normal"/>
-        <w:spacing w:lineRule="auto" w:line="240" w:before="0" w:after="160"/>
-        <w:ind w:left="567" w:right="567"/>
-        <w:jc w:val="right"/>
-        <w:rPr>
-          <w:sz w:val="24"/>
-          <w:szCs w:val="24"/>
-        </w:rPr>
-      </w:pPr>
-      <w:r>
-        <w:rPr>
-          <w:sz w:val="24"/>
-          <w:szCs w:val="24"/>
-        </w:rPr>
-        <w:t>(P07, sage-femme)</w:t>
-      </w:r>
-    </w:p>
-    <w:p>
-      <w:pPr>
-        <w:pStyle w:val="Normal"/>
-        <w:spacing w:before="0" w:after="140"/>
-        <w:jc w:val="both"/>
-        <w:rPr/>
-      </w:pPr>
-      <w:r>
-        <w:rPr>
-          <w:i w:val="false"/>
-          <w:iCs w:val="false"/>
-        </w:rPr>
-        <w:t>Invités à désigner une seule priorité, les participants se partagent entre intrants, formation, personnel, référence et redevabilité, souvent en l'argumentant contre une autre option. La proposition d'un indicateur (8 participants) vise le mécanisme du thème 4 plutôt que l'un de ses effets. D'autres proposent d'inscrire la tension et le sucre au programme des séances d'éducation, ou de passer par l'umugoroba w'ababyeyi, le forum villageois des parents, pour atteindre les maris et les familles (2).</w:t>
-      </w:r>
-    </w:p>
-    <w:p>
-      <w:pPr>
-        <w:pStyle w:val="Normal"/>
-        <w:spacing w:lineRule="auto" w:line="240" w:before="60" w:after="40"/>
-        <w:ind w:left="567" w:right="567"/>
-        <w:jc w:val="both"/>
-        <w:rPr>
-          <w:sz w:val="24"/>
-          <w:szCs w:val="24"/>
-        </w:rPr>
-      </w:pPr>
-      <w:r>
-        <w:rPr>
-          <w:i/>
-          <w:iCs/>
-          <w:sz w:val="24"/>
-          <w:szCs w:val="24"/>
-        </w:rPr>
-        <w:t>« Une seule ligne dans le rapport mensuel : nombre de femmes dont la tension a été mesurée, nombre de tensions élevées trouvées, nombre référées. »</w:t>
-      </w:r>
-    </w:p>
-    <w:p>
-      <w:pPr>
-        <w:pStyle w:val="Normal"/>
-        <w:spacing w:lineRule="auto" w:line="240" w:before="0" w:after="160"/>
-        <w:ind w:left="567" w:right="567"/>
-        <w:jc w:val="right"/>
-        <w:rPr>
-          <w:sz w:val="24"/>
-          <w:szCs w:val="24"/>
-        </w:rPr>
-      </w:pPr>
-      <w:r>
-        <w:rPr>
-          <w:sz w:val="24"/>
-          <w:szCs w:val="24"/>
-        </w:rPr>
-        <w:t>(P09, infirmière — traduit du kinyarwanda)</w:t>
-      </w:r>
-    </w:p>
-    <w:p>
-      <w:pPr>
-        <w:pStyle w:val="Heading2"/>
-        <w:spacing w:before="220" w:after="120"/>
-        <w:rPr/>
-      </w:pPr>
-      <w:r>
-        <w:rPr/>
-        <w:t>5.5. Triangulation et synthèse</w:t>
-      </w:r>
-    </w:p>
-    <w:p>
-      <w:pPr>
-        <w:pStyle w:val="Normal"/>
-        <w:spacing w:before="0" w:after="140"/>
-        <w:jc w:val="both"/>
-        <w:rPr/>
-      </w:pPr>
-      <w:r>
-        <w:rPr>
-          <w:i w:val="false"/>
-          <w:iCs w:val="false"/>
-        </w:rPr>
-        <w:t>Sur les 15 centres observés, 8 ont fait l'objet d'un constat de confrontation entre propos et observation : 6 concordances et 2 écarts. L'observation a confirmé la glycémie de la première CPN là où elle se fait, montré ses interruptions et le rattrapage là où il existe, et corroboré l'effet de registre du thème 6 et le contenu des séances d'éducation ; les écarts, consignés sans être imputés à une intention, portent sur une mesure déclarée systématique et sur une explication déclarée individualisée. Les données de routine du district situent la part des premières CPN ayant reçu une glycémie entre 38 % et 95 % selon les centres, plus bas là où ruptures, pannes ou manque de personnel formé se sont accumulés ; elles montrent aussi un premier contact plus tardif dans les secteurs les plus pauvres.</w:t>
-      </w:r>
-    </w:p>
-    <w:p>
-      <w:pPr>
-        <w:pStyle w:val="Normal"/>
-        <w:spacing w:before="0" w:after="140"/>
-        <w:jc w:val="both"/>
-        <w:rPr/>
-      </w:pPr>
-      <w:r>
-        <w:rPr>
-          <w:i w:val="false"/>
-          <w:iCs w:val="false"/>
-        </w:rPr>
-        <w:t>Le tableau VII rassemble les sept thèmes. Ils décrivent un dépistage dont la réalisation dépend moins de la volonté des professionnels que de conditions qu'ils ne maîtrisent pas — les bandelettes, l'appareil et la formation dont dépend la glycémie, le temps, le véhicule, l'indicateur, les moyens du ménage après le diagnostic —, mais aussi d'une part qui leur revient : l'explication.</w:t>
-      </w:r>
-    </w:p>
-    <w:p>
-      <w:pPr>
-        <w:pStyle w:val="Normal"/>
-        <w:keepNext w:val="true"/>
-        <w:spacing w:before="200" w:after="80"/>
-        <w:rPr/>
-      </w:pPr>
-      <w:r>
-        <w:rPr>
-          <w:b/>
-          <w:bCs/>
-        </w:rPr>
-        <w:t>Tableau VII. Synthèse des thèmes</w:t>
+        <w:t>Tableau VI. Synthèse des thèmes</w:t>
       </w:r>
     </w:p>
     <w:tbl>
@@ -4571,7 +2964,7 @@
                 <w:sz w:val="22"/>
                 <w:szCs w:val="22"/>
               </w:rPr>
-              <w:t>La tension est mesurée à chaque visite ; la glycémie est faite à toutes au premier contact, mais saute les jours de rupture, de panne ou d'absence d'un prestataire formé, sans rattrapage, et n'est pas refaite à 24-28 semaines.</w:t>
+              <w:t>Glycémie demandée pour toutes à la première CPN, faite au laboratoire ; sautée les jours de rupture, de panne ou sans laborantin, rarement rattrapée, non refaite à 24-28 semaines.</w:t>
             </w:r>
           </w:p>
         </w:tc>
@@ -4673,7 +3066,7 @@
                 <w:sz w:val="22"/>
                 <w:szCs w:val="22"/>
               </w:rPr>
-              <w:t>L'explication varie avec l'heure, la charge et l'idée que l'on se fait de la femme, à l'inverse des besoins ; la séance collective, égale pour les présentes, ne restitue aucun résultat.</w:t>
+              <w:t>L'explication varie à l'inverse des besoins ; la séance collective, égale pour les présentes, ne restitue aucun résultat.</w:t>
             </w:r>
           </w:p>
         </w:tc>
@@ -4775,7 +3168,7 @@
                 <w:sz w:val="22"/>
                 <w:szCs w:val="22"/>
               </w:rPr>
-              <w:t>La détection ne devient prise en charge que si la référence aboutit et si l'information revient ; l'attente du conjoint et l'effet de seuil de l'ubudehe pèsent sur le parcours ; après le diagnostic, l'autosurveillance à domicile reste réservée aux ménages aisés.</w:t>
+              <w:t>La détection ne devient prise en charge que si la référence aboutit et si l'information revient ; l'autosurveillance après le diagnostic reste réservée aux ménages aisés.</w:t>
             </w:r>
           </w:p>
         </w:tc>
@@ -4979,7 +3372,7 @@
                 <w:sz w:val="22"/>
                 <w:szCs w:val="22"/>
               </w:rPr>
-              <w:t>Bandelettes, appareil et formation rendent le test initial régulier, mais ne règlent ni le contrôle tardif ni l'explication.</w:t>
+              <w:t>Les intrants rendent le test initial régulier, pas le contrôle tardif ni l'explication.</w:t>
             </w:r>
           </w:p>
         </w:tc>
@@ -5186,7 +3579,7 @@
                 <w:sz w:val="22"/>
                 <w:szCs w:val="22"/>
               </w:rPr>
-              <w:t>Relais communautaires et initiatives locales prolongent le dépistage ; l'alerte des ASM organise l'urgence, pas le contrôle.</w:t>
+              <w:t>Les relais communautaires prolongent le dépistage ; l'alerte des ASM organise l'urgence, pas le contrôle.</w:t>
             </w:r>
           </w:p>
         </w:tc>
@@ -5220,7 +3613,7 @@
       <w:pgNumType w:start="1" w:fmt="decimal"/>
       <w:formProt w:val="false"/>
       <w:textDirection w:val="lrTb"/>
-      <w:docGrid w:type="default" w:linePitch="360" w:charSpace="0"/>
+      <w:docGrid w:type="default" w:linePitch="360" w:charSpace="4294959103"/>
     </w:sectPr>
   </w:body>
 </w:document>
@@ -5272,7 +3665,7 @@
     </w:r>
     <w:r>
       <w:rPr/>
-      <w:t>12</w:t>
+      <w:t>10</w:t>
     </w:r>
     <w:r>
       <w:rPr/>
@@ -5304,7 +3697,6 @@
     <w:qFormat/>
     <w:pPr>
       <w:widowControl/>
-      <w:suppressAutoHyphens w:val="true"/>
       <w:bidi w:val="0"/>
       <w:spacing w:lineRule="auto" w:line="360" w:before="0" w:after="120"/>
       <w:jc w:val="both"/>
@@ -5635,7 +4027,7 @@
     <w:basedOn w:val="Normal"/>
     <w:qFormat/>
     <w:pPr>
-      <w:spacing w:lineRule="auto" w:line="360" w:before="0" w:after="60"/>
+      <w:spacing w:lineRule="auto" w:line="240" w:before="0" w:after="60"/>
       <w:ind w:hanging="567" w:left="567"/>
       <w:jc w:val="left"/>
     </w:pPr>

--- a/memoire-ngoma/livrables/Chapitre_5_Resultats_pour_validation.docx
+++ b/memoire-ngoma/livrables/Chapitre_5_Resultats_pour_validation.docx
@@ -2038,7 +2038,7 @@
           <w:i w:val="false"/>
           <w:iCs w:val="false"/>
         </w:rPr>
-        <w:t>Définition. La tension est mesurée à chaque visite ; la glycémie est demandée par la CPN pour toutes au premier contact et faite au laboratoire, mais elle saute les jours de rupture de bandelettes, de panne du glucomètre ou d'absence du laborantin, et quand le laboratoire ferme avant le passage de la femme. La femme reçue ces jours-là n'est presque jamais rattrapée, et le test, même quand il est fait, n'est pas refait entre 24 et 28 semaines.</w:t>
+        <w:t>Définition. La tension est mesurée à chaque visite ; la glycémie est demandée par la CPN pour toutes au premier contact et faite au laboratoire, mais elle saute les jours de rupture de bandelettes, de panne du glucomètre ou d'absence du laborantin, et quand la femme se présente après l'heure des prélèvements. La femme reçue ces jours-là n'est presque jamais rattrapée, et le test, même quand il est fait, n'est pas refait entre 24 et 28 semaines.</w:t>
       </w:r>
     </w:p>
     <w:p>
@@ -2053,7 +2053,7 @@
           <w:i w:val="false"/>
           <w:iCs w:val="false"/>
         </w:rPr>
-        <w:t>Tous les participants (20) décrivent la glycémie de la première CPN comme une règle pour toutes ; 15 décrivent des jours, des semaines ou des mois où elle ne se fait pas. Trois causes reviennent : la rupture ou la péremption des bandelettes du laboratoire, partagées avec la consultation des maladies chroniques (6 participants évoquent cette concurrence) ; la panne d'un appareil que personne ne répare (5) ; et l'absence d'un laborantin souvent seul, ou la fermeture du laboratoire l'après-midi. Le relais en CPN dépend d'un glucomètre propre au service, réservé aux urgences, et d'une personne formée à son usage : 7 participants décrivent cette glycémie d'urgence, faite en CPN ou par le laborantin appelé dans la salle.</w:t>
+        <w:t>Tous les participants (20) décrivent la glycémie de la première CPN comme une règle pour toutes ; 15 décrivent des jours, des semaines ou des mois où elle ne se fait pas. Trois causes reviennent : la rupture ou la péremption des bandelettes du laboratoire, partagées avec la consultation des maladies chroniques (6 participants évoquent cette concurrence) ; la panne d'un appareil que personne ne répare (5) ; et l'absence d'un laborantin souvent seul, ou l'arrêt des prélèvements à midi. Le relais en CPN dépend d'un glucomètre propre au service, réservé aux urgences, et d'une personne formée à son usage : 7 participants décrivent cette glycémie d'urgence, faite en CPN ou par le laborantin appelé dans la salle.</w:t>
       </w:r>
     </w:p>
     <w:p>
@@ -2074,7 +2074,7 @@
           <w:sz w:val="24"/>
           <w:szCs w:val="24"/>
         </w:rPr>
-        <w:t>« Mais le laborantin est seul et il part à quatorze heures. Celle qui arrive tard, ou qui attend trop longtemps chez nous, trouve le laboratoire fermé ; la case du sucre reste vide, et personne ne la rappelle. »</w:t>
+        <w:t>« Mais le laboratoire ne prélève plus après midi. Celle qui arrive tard, ou qui attend trop longtemps chez nous, trouve un laboratoire qui ne reçoit plus personne pour les prélèvements ; la case du sucre reste vide, et personne ne la rappelle. »</w:t>
       </w:r>
     </w:p>
     <w:p>

--- a/memoire-ngoma/livrables/Chapitre_5_Resultats_pour_validation.docx
+++ b/memoire-ngoma/livrables/Chapitre_5_Resultats_pour_validation.docx
@@ -1522,7 +1522,7 @@
                 <w:sz w:val="22"/>
                 <w:szCs w:val="22"/>
               </w:rPr>
-              <w:t>en état : 12 ; en panne : 2 ; laboratoire non encore ouvert : 1</w:t>
+              <w:t>en état : 13 ; en panne : 2</w:t>
             </w:r>
           </w:p>
         </w:tc>
@@ -1975,7 +1975,7 @@
           <w:i w:val="false"/>
           <w:iCs w:val="false"/>
         </w:rPr>
-        <w:t>Le tensiomètre était présent en salle de CPN dans les 15 centres. La glycémie de la première CPN y est demandée pour toutes les femmes et faite par le laboratoire, dont le glucomètre était en état dans 12 centres et en panne dans 2 ; dans le centre dont le laboratoire n'était pas encore ouvert, l'équipe de CPN la faisait elle-même. Six services de CPN disposaient en outre d'un glucomètre pour les urgences ; les autres appellent le laborantin ou envoient la femme au laboratoire. Le jour de l'observation, la glycémie était faite dans 8 centres ; dans les 7 autres, elle ne l'était pas, faute de bandelettes valides (3), d'un appareil en état (2) ou du laborantin (2). Au cours des trois mois précédents, 6 centres avaient connu une rupture de bandelettes. Seuls 2 centres notaient le test manqué pour le refaire au rendez-vous suivant, et aucun (0) ne refaisait la glycémie de façon systématique entre 24 et 28 semaines.</w:t>
+        <w:t>Le tensiomètre était présent en salle de CPN dans les 15 centres. La glycémie de la première CPN y est demandée pour toutes les femmes et faite par le laboratoire, dont le glucomètre était en état dans 13 centres et en panne dans 2. Six services de CPN disposaient en outre d'un glucomètre pour les urgences ; les autres appellent le laborantin ou envoient la femme au laboratoire. Le jour de l'observation, la glycémie était faite dans 8 centres ; dans les 7 autres, elle ne l'était pas, faute de bandelettes valides (3), d'un appareil en état (2) ou du laborantin (2). Au cours des trois mois précédents, 6 centres avaient connu une rupture de bandelettes. Seuls 2 centres notaient le test manqué pour le refaire au rendez-vous suivant, et aucun (0) ne refaisait la glycémie de façon systématique entre 24 et 28 semaines.</w:t>
       </w:r>
     </w:p>
     <w:p>
@@ -2053,7 +2053,7 @@
           <w:i w:val="false"/>
           <w:iCs w:val="false"/>
         </w:rPr>
-        <w:t>Tous les participants (20) décrivent la glycémie de la première CPN comme une règle pour toutes ; 15 décrivent des jours, des semaines ou des mois où elle ne se fait pas. Trois causes reviennent : la rupture ou la péremption des bandelettes du laboratoire, partagées avec la consultation des maladies chroniques (6 participants évoquent cette concurrence) ; la panne d'un appareil que personne ne répare (5) ; et l'absence d'un laborantin souvent seul, ou l'arrêt des prélèvements à midi. Le relais en CPN dépend d'un glucomètre propre au service, réservé aux urgences, et d'une personne formée à son usage : 7 participants décrivent cette glycémie d'urgence, faite en CPN ou par le laborantin appelé dans la salle.</w:t>
+        <w:t>Tous les participants (20) décrivent la glycémie de la première CPN comme une règle pour toutes ; 15 décrivent des jours, des semaines ou des mois où elle ne se fait pas. Trois causes reviennent : la rupture ou la péremption des bandelettes du laboratoire, partagées avec la consultation des maladies chroniques (6 participants évoquent cette concurrence) ; la panne d'un appareil que personne ne répare (5) ; et l'absence d'un laborantin souvent seul, ou l'arrêt des prélèvements à midi. Le relais en CPN dépend d'un glucomètre propre au service, réservé aux urgences, et d'une personne formée à son usage : 8 participants décrivent cette glycémie d'urgence, faite en CPN ou par le laborantin appelé dans la salle.</w:t>
       </w:r>
     </w:p>
     <w:p>

--- a/memoire-ngoma/livrables/Chapitre_5_Resultats_pour_validation.docx
+++ b/memoire-ngoma/livrables/Chapitre_5_Resultats_pour_validation.docx
@@ -4027,7 +4027,7 @@
     <w:basedOn w:val="Normal"/>
     <w:qFormat/>
     <w:pPr>
-      <w:spacing w:lineRule="auto" w:line="240" w:before="0" w:after="60"/>
+      <w:spacing w:lineRule="auto" w:line="240" w:before="0" w:after="20"/>
       <w:ind w:hanging="567" w:left="567"/>
       <w:jc w:val="left"/>
     </w:pPr>

--- a/memoire-ngoma/livrables/Chapitre_5_Resultats_pour_validation.docx
+++ b/memoire-ngoma/livrables/Chapitre_5_Resultats_pour_validation.docx
@@ -3443,7 +3443,7 @@
           <w:sz w:val="22"/>
           <w:szCs w:val="22"/>
         </w:rPr>
-        <w:t xml:space="preserve">Source : mémo « Phase 5 — Définition et dénomination des thèmes » du projet QualiCode.</w:t>
+        <w:t xml:space="preserve">Source : mémo « Phase 5 — Définition et dénomination des thèmes » du projet NVivo.</w:t>
       </w:r>
     </w:p>
     <w:sectPr>
